--- a/Homework/homework3ljy.docx
+++ b/Homework/homework3ljy.docx
@@ -3,6 +3,9 @@
 <w:document xmlns:wpc="http://schemas.microsoft.com/office/word/2010/wordprocessingCanvas" xmlns:cx="http://schemas.microsoft.com/office/drawing/2014/chartex" xmlns:mc="http://schemas.openxmlformats.org/markup-compatibility/2006" xmlns:o="urn:schemas-microsoft-com:office:office" xmlns:r="http://schemas.openxmlformats.org/officeDocument/2006/relationships" xmlns:m="http://schemas.openxmlformats.org/officeDocument/2006/math" xmlns:v="urn:schemas-microsoft-com:vml" xmlns:wp14="http://schemas.microsoft.com/office/word/2010/wordprocessingDrawing" xmlns:wp="http://schemas.openxmlformats.org/drawingml/2006/wordprocessingDrawing" xmlns:w10="urn:schemas-microsoft-com:office:word" xmlns:w="http://schemas.openxmlformats.org/wordprocessingml/2006/main" xmlns:w14="http://schemas.microsoft.com/office/word/2010/wordml" xmlns:w15="http://schemas.microsoft.com/office/word/2012/wordml" xmlns:w16se="http://schemas.microsoft.com/office/word/2015/wordml/symex" xmlns:wpg="http://schemas.microsoft.com/office/word/2010/wordprocessingGroup" xmlns:wpi="http://schemas.microsoft.com/office/word/2010/wordprocessingInk" xmlns:wne="http://schemas.microsoft.com/office/word/2006/wordml" xmlns:wps="http://schemas.microsoft.com/office/word/2010/wordprocessingShape" mc:Ignorable="w14 w15 w16se wp14">
   <w:body>
     <w:p>
+      <w:pPr>
+        <w:pStyle w:val="3"/>
+      </w:pPr>
       <w:r>
         <w:t>P</w:t>
       </w:r>
@@ -14,11 +17,5428 @@
       </w:r>
       <w:r>
         <w:t>1:</w:t>
+      </w:r>
+    </w:p>
+    <w:p>
+      <w:r>
+        <w:rPr>
+          <w:rFonts w:hint="eastAsia"/>
+        </w:rPr>
+        <w:t>密码算术问题,</w:t>
+      </w:r>
+      <w:r>
+        <w:rPr>
+          <w:rFonts w:hint="eastAsia"/>
+        </w:rPr>
+        <w:t>每个字母代表不同的数字,</w:t>
+      </w:r>
+      <w:r>
+        <w:t xml:space="preserve"> </w:t>
+      </w:r>
+      <w:r>
+        <w:rPr>
+          <w:rFonts w:hint="eastAsia"/>
+        </w:rPr>
+        <w:t>六变量约束</w:t>
+      </w:r>
+      <w:proofErr w:type="spellStart"/>
+      <w:r>
+        <w:rPr>
+          <w:rFonts w:hint="eastAsia"/>
+        </w:rPr>
+        <w:t>Alldiff</w:t>
+      </w:r>
+      <w:proofErr w:type="spellEnd"/>
+      <w:r>
+        <w:t xml:space="preserve">, </w:t>
+      </w:r>
+    </w:p>
+    <w:p>
+      <w:r>
+        <w:rPr>
+          <w:rFonts w:hint="eastAsia"/>
+        </w:rPr>
+        <w:t>我们可以列出等式</w:t>
+      </w:r>
+    </w:p>
+    <w:p>
+      <w:r>
+        <w:rPr>
+          <w:rFonts w:hint="eastAsia"/>
+        </w:rPr>
+        <w:t>O</w:t>
+      </w:r>
+      <w:r>
+        <w:t>+</w:t>
+      </w:r>
+      <w:r>
+        <w:rPr>
+          <w:rFonts w:hint="eastAsia"/>
+        </w:rPr>
+        <w:t>O</w:t>
+      </w:r>
+      <w:r>
+        <w:t xml:space="preserve"> = R +10*X1</w:t>
+      </w:r>
+    </w:p>
+    <w:p>
+      <w:r>
+        <w:rPr>
+          <w:rFonts w:hint="eastAsia"/>
+        </w:rPr>
+        <w:t>X</w:t>
+      </w:r>
+      <w:r>
+        <w:t>1+W+W = U +10*X2</w:t>
+      </w:r>
+    </w:p>
+    <w:p>
+      <w:r>
+        <w:t>X2+T+T = O+10*X3</w:t>
+      </w:r>
+    </w:p>
+    <w:p>
+      <w:r>
+        <w:t>X3 = F</w:t>
+      </w:r>
+    </w:p>
+    <w:p>
+      <w:r>
+        <w:rPr>
+          <w:rFonts w:hint="eastAsia"/>
+        </w:rPr>
+        <w:t>其中X</w:t>
+      </w:r>
+      <w:r>
+        <w:t>1, X2,X3</w:t>
+      </w:r>
+      <w:r>
+        <w:rPr>
+          <w:rFonts w:hint="eastAsia"/>
+        </w:rPr>
+        <w:t>是每一列的进位</w:t>
+      </w:r>
+      <w:r>
+        <w:t xml:space="preserve">. </w:t>
+      </w:r>
+    </w:p>
+    <w:p>
+      <w:pPr>
+        <w:rPr>
+          <w:rFonts w:hint="eastAsia"/>
+        </w:rPr>
+      </w:pPr>
+      <w:r>
+        <w:rPr>
+          <w:rFonts w:hint="eastAsia"/>
+        </w:rPr>
+        <w:t>引入这三个辅助变量可以把</w:t>
+      </w:r>
+      <w:proofErr w:type="spellStart"/>
+      <w:r>
+        <w:rPr>
+          <w:rFonts w:hint="eastAsia"/>
+        </w:rPr>
+        <w:t>alldiff</w:t>
+      </w:r>
+      <w:proofErr w:type="spellEnd"/>
+      <w:r>
+        <w:t xml:space="preserve"> </w:t>
+      </w:r>
+      <w:r>
+        <w:rPr>
+          <w:rFonts w:hint="eastAsia"/>
+        </w:rPr>
+        <w:t>转化为二元约束.</w:t>
+      </w:r>
+      <w:r>
+        <w:t xml:space="preserve"> </w:t>
+      </w:r>
+    </w:p>
+    <w:p>
+      <w:pPr>
+        <w:rPr>
+          <w:rFonts w:hint="eastAsia"/>
+        </w:rPr>
+      </w:pPr>
+      <w:r>
+        <w:rPr>
+          <w:rFonts w:hint="eastAsia"/>
+        </w:rPr>
+        <w:t>回溯搜索</w:t>
+      </w:r>
+      <w:r>
+        <w:rPr>
+          <w:rFonts w:hint="eastAsia"/>
+        </w:rPr>
+        <w:t>每个节点会有</w:t>
+      </w:r>
+      <w:r>
+        <w:t>inference 推理。如果失败， 就不继续</w:t>
+      </w:r>
+      <w:proofErr w:type="spellStart"/>
+      <w:r>
+        <w:t>dfs</w:t>
+      </w:r>
+      <w:proofErr w:type="spellEnd"/>
+      <w:r>
+        <w:t>了。</w:t>
+      </w:r>
+      <w:r>
+        <w:rPr>
+          <w:rFonts w:hint="eastAsia"/>
+        </w:rPr>
+        <w:t>一种</w:t>
+      </w:r>
+      <w:r>
+        <w:rPr>
+          <w:rFonts w:hint="eastAsia"/>
+        </w:rPr>
+        <w:t>推理是</w:t>
+      </w:r>
+      <w:r>
+        <w:t>前向检验</w:t>
+      </w:r>
+      <w:r>
+        <w:t xml:space="preserve">  forward checking</w:t>
+      </w:r>
+      <w:r>
+        <w:rPr>
+          <w:rFonts w:hint="eastAsia"/>
+        </w:rPr>
+        <w:t>只要</w:t>
+      </w:r>
+      <w:r>
+        <w:t>x被赋值了， 考虑每个通过约束和x相连的未赋值变量y，从y的domain中删除与x取值矛盾的值。</w:t>
+      </w:r>
+    </w:p>
+    <w:p>
+      <w:r>
+        <w:t>least constraining value heuristic 最少约束值启发式， 给剩下变量赋值留下最大的灵活性。这是为了最快找到第一个解。</w:t>
+      </w:r>
+    </w:p>
+    <w:p>
+      <w:r>
+        <w:rPr>
+          <w:rFonts w:hint="eastAsia"/>
+        </w:rPr>
+        <w:t>MRV</w:t>
+      </w:r>
+      <w:r>
+        <w:t xml:space="preserve"> </w:t>
+      </w:r>
+      <w:r>
+        <w:rPr>
+          <w:rFonts w:hint="eastAsia"/>
+        </w:rPr>
+        <w:t>选择合法取值最少的变量，</w:t>
+      </w:r>
+      <w:r>
+        <w:t xml:space="preserve"> minimum－remaining－values heuristic －－－</w:t>
+      </w:r>
+      <w:proofErr w:type="spellStart"/>
+      <w:r>
+        <w:t>mrv</w:t>
+      </w:r>
+      <w:proofErr w:type="spellEnd"/>
+      <w:r>
+        <w:t xml:space="preserve"> 最少剩余值启发式。也叫 most constrained variable 或 fail first heuristic 失败优先， 选择最可能快速回溯的路径而不是很久之后失败的路径。</w:t>
+      </w:r>
+    </w:p>
+    <w:p/>
+    <w:p>
+      <w:pPr>
+        <w:rPr>
+          <w:rFonts w:hint="eastAsia"/>
+        </w:rPr>
+      </w:pPr>
+      <w:r>
+        <w:rPr>
+          <w:rFonts w:hint="eastAsia"/>
+        </w:rPr>
+        <w:t>所以</w:t>
+      </w:r>
+      <w:r>
+        <w:rPr>
+          <w:rFonts w:hint="eastAsia"/>
+        </w:rPr>
+        <w:t>根据MRV</w:t>
+      </w:r>
+      <w:r>
+        <w:rPr>
+          <w:rFonts w:hint="eastAsia"/>
+        </w:rPr>
+        <w:t>先取F</w:t>
+      </w:r>
+      <w:r>
+        <w:t xml:space="preserve">, </w:t>
+      </w:r>
+      <w:r>
+        <w:rPr>
+          <w:rFonts w:hint="eastAsia"/>
+        </w:rPr>
+        <w:t>F一定是1</w:t>
+      </w:r>
+      <w:r>
+        <w:t xml:space="preserve">, </w:t>
+      </w:r>
+      <w:r>
+        <w:rPr>
+          <w:rFonts w:hint="eastAsia"/>
+        </w:rPr>
+        <w:t>因为是进位.</w:t>
+      </w:r>
+    </w:p>
+    <w:p>
+      <w:r>
+        <w:rPr>
+          <w:rFonts w:hint="eastAsia"/>
+        </w:rPr>
+        <w:t>O</w:t>
+      </w:r>
+      <w:r>
+        <w:t>+</w:t>
+      </w:r>
+      <w:r>
+        <w:rPr>
+          <w:rFonts w:hint="eastAsia"/>
+        </w:rPr>
+        <w:t>O</w:t>
+      </w:r>
+      <w:r>
+        <w:t xml:space="preserve"> = R +10*X1</w:t>
+      </w:r>
+    </w:p>
+    <w:p>
+      <w:r>
+        <w:rPr>
+          <w:rFonts w:hint="eastAsia"/>
+        </w:rPr>
+        <w:t>X</w:t>
+      </w:r>
+      <w:r>
+        <w:t>1+W+W = U +10*X2</w:t>
+      </w:r>
+    </w:p>
+    <w:p>
+      <w:r>
+        <w:t>X2+T+T = O+10</w:t>
+      </w:r>
+    </w:p>
+    <w:p/>
+    <w:p>
+      <w:r>
+        <w:rPr>
+          <w:rFonts w:hint="eastAsia"/>
+        </w:rPr>
+        <w:t>O取</w:t>
+      </w:r>
+      <w:r>
+        <w:t>0</w:t>
+      </w:r>
+    </w:p>
+    <w:p>
+      <w:r>
+        <w:t xml:space="preserve">0= R </w:t>
+      </w:r>
+    </w:p>
+    <w:p>
+      <w:r>
+        <w:rPr>
+          <w:rFonts w:hint="eastAsia"/>
+        </w:rPr>
+        <w:t>X</w:t>
+      </w:r>
+      <w:r>
+        <w:t>1 = 0</w:t>
+      </w:r>
+    </w:p>
+    <w:p>
+      <w:r>
+        <w:t>W+W = U +10*X2</w:t>
+      </w:r>
+    </w:p>
+    <w:p>
+      <w:r>
+        <w:t>X2+T+T = 10</w:t>
+      </w:r>
+    </w:p>
+    <w:p>
+      <w:r>
+        <w:rPr>
+          <w:rFonts w:hint="eastAsia"/>
+        </w:rPr>
+        <w:t>继续W取0</w:t>
+      </w:r>
+    </w:p>
+    <w:p>
+      <w:r>
+        <w:rPr>
+          <w:rFonts w:hint="eastAsia"/>
+        </w:rPr>
+        <w:t>U取0</w:t>
+      </w:r>
+      <w:r>
+        <w:t xml:space="preserve"> </w:t>
+      </w:r>
+    </w:p>
+    <w:p>
+      <w:r>
+        <w:rPr>
+          <w:rFonts w:hint="eastAsia"/>
+        </w:rPr>
+        <w:t>T取5</w:t>
+      </w:r>
+    </w:p>
+    <w:p>
+      <w:r>
+        <w:t>X2 = 0</w:t>
+      </w:r>
+    </w:p>
+    <w:p>
+      <w:r>
+        <w:rPr>
+          <w:rFonts w:hint="eastAsia"/>
+        </w:rPr>
+        <w:t>得到解</w:t>
+      </w:r>
+      <w:r>
+        <w:rPr>
+          <w:rFonts w:hint="eastAsia"/>
+        </w:rPr>
+        <w:t>5</w:t>
+      </w:r>
+      <w:r>
+        <w:t>00+500 =</w:t>
+      </w:r>
+      <w:r>
+        <w:t xml:space="preserve">1000 </w:t>
+      </w:r>
+    </w:p>
+    <w:p/>
+    <w:p>
+      <w:pPr>
+        <w:pStyle w:val="3"/>
+        <w:rPr>
+          <w:rFonts w:hint="eastAsia"/>
+        </w:rPr>
+      </w:pPr>
+      <w:r>
+        <w:t>P</w:t>
+      </w:r>
+      <w:r>
+        <w:rPr>
+          <w:rFonts w:hint="eastAsia"/>
+        </w:rPr>
+        <w:t>roblem</w:t>
+      </w:r>
+      <w:r>
+        <w:t>2:</w:t>
+      </w:r>
+    </w:p>
+    <w:p>
+      <w:r>
+        <w:t>U</w:t>
+      </w:r>
+      <w:r>
+        <w:rPr>
+          <w:rFonts w:hint="eastAsia"/>
+        </w:rPr>
+        <w:t>se</w:t>
+      </w:r>
+      <w:r>
+        <w:t xml:space="preserve"> </w:t>
+      </w:r>
+      <w:r>
+        <w:rPr>
+          <w:rFonts w:hint="eastAsia"/>
+        </w:rPr>
+        <w:t>AC-</w:t>
+      </w:r>
+      <w:r>
+        <w:t>3</w:t>
+      </w:r>
+      <w:r>
+        <w:t xml:space="preserve"> </w:t>
+      </w:r>
+      <w:r>
+        <w:rPr>
+          <w:rFonts w:hint="eastAsia"/>
+        </w:rPr>
+        <w:t>algorithm</w:t>
+      </w:r>
+      <w:r>
+        <w:t xml:space="preserve"> </w:t>
+      </w:r>
+      <w:r>
+        <w:rPr>
+          <w:rFonts w:hint="eastAsia"/>
+        </w:rPr>
+        <w:t>to</w:t>
+      </w:r>
+      <w:r>
+        <w:t xml:space="preserve"> </w:t>
+      </w:r>
+      <w:r>
+        <w:rPr>
+          <w:rFonts w:hint="eastAsia"/>
+        </w:rPr>
+        <w:t>show</w:t>
+      </w:r>
+      <w:r>
+        <w:t xml:space="preserve"> </w:t>
+      </w:r>
+      <w:r>
+        <w:rPr>
+          <w:rFonts w:hint="eastAsia"/>
+        </w:rPr>
+        <w:t>that</w:t>
+      </w:r>
+      <w:r>
+        <w:t xml:space="preserve"> </w:t>
+      </w:r>
+      <w:r>
+        <w:rPr>
+          <w:rFonts w:hint="eastAsia"/>
+        </w:rPr>
+        <w:t>arc</w:t>
+      </w:r>
+      <w:r>
+        <w:t xml:space="preserve"> </w:t>
+      </w:r>
+      <w:r>
+        <w:rPr>
+          <w:rFonts w:hint="eastAsia"/>
+        </w:rPr>
+        <w:t>consistency</w:t>
+      </w:r>
+      <w:r>
+        <w:t xml:space="preserve"> </w:t>
+      </w:r>
+      <w:r>
+        <w:rPr>
+          <w:rFonts w:hint="eastAsia"/>
+        </w:rPr>
+        <w:t>can</w:t>
+      </w:r>
+      <w:r>
+        <w:t xml:space="preserve"> </w:t>
+      </w:r>
+      <w:r>
+        <w:rPr>
+          <w:rFonts w:hint="eastAsia"/>
+        </w:rPr>
+        <w:t>detect</w:t>
+      </w:r>
+      <w:r>
+        <w:t xml:space="preserve"> </w:t>
+      </w:r>
+      <w:r>
+        <w:rPr>
+          <w:rFonts w:hint="eastAsia"/>
+        </w:rPr>
+        <w:t>the</w:t>
+      </w:r>
+      <w:r>
+        <w:t xml:space="preserve"> </w:t>
+      </w:r>
+      <w:r>
+        <w:rPr>
+          <w:rFonts w:hint="eastAsia"/>
+        </w:rPr>
+        <w:t>inconsistency</w:t>
+      </w:r>
+      <w:r>
+        <w:t xml:space="preserve"> </w:t>
+      </w:r>
+      <w:r>
+        <w:rPr>
+          <w:rFonts w:hint="eastAsia"/>
+        </w:rPr>
+        <w:t>of</w:t>
+      </w:r>
+      <w:r>
+        <w:t xml:space="preserve"> </w:t>
+      </w:r>
+      <w:r>
+        <w:rPr>
+          <w:rFonts w:hint="eastAsia"/>
+        </w:rPr>
+        <w:t>the</w:t>
+      </w:r>
+      <w:r>
+        <w:t xml:space="preserve"> </w:t>
+      </w:r>
+      <w:r>
+        <w:rPr>
+          <w:rFonts w:hint="eastAsia"/>
+        </w:rPr>
+        <w:t>partial</w:t>
+      </w:r>
+      <w:r>
+        <w:t xml:space="preserve"> </w:t>
+      </w:r>
+      <w:r>
+        <w:rPr>
+          <w:rFonts w:hint="eastAsia"/>
+        </w:rPr>
+        <w:t>assignment</w:t>
+      </w:r>
+      <w:r>
+        <w:t xml:space="preserve"> {WA = </w:t>
+      </w:r>
+      <w:proofErr w:type="gramStart"/>
+      <w:r>
+        <w:rPr>
+          <w:rFonts w:hint="eastAsia"/>
+        </w:rPr>
+        <w:t>green</w:t>
+      </w:r>
+      <w:r>
+        <w:t xml:space="preserve"> ,</w:t>
+      </w:r>
+      <w:proofErr w:type="gramEnd"/>
+      <w:r>
+        <w:t xml:space="preserve"> </w:t>
+      </w:r>
+      <w:r>
+        <w:rPr>
+          <w:rFonts w:hint="eastAsia"/>
+        </w:rPr>
+        <w:t>V</w:t>
+      </w:r>
+      <w:r>
+        <w:t xml:space="preserve"> =</w:t>
+      </w:r>
+      <w:r>
+        <w:rPr>
+          <w:rFonts w:hint="eastAsia"/>
+        </w:rPr>
+        <w:t>red</w:t>
+      </w:r>
+      <w:r>
+        <w:t xml:space="preserve">} </w:t>
+      </w:r>
+      <w:r>
+        <w:rPr>
+          <w:rFonts w:hint="eastAsia"/>
+        </w:rPr>
+        <w:t>for</w:t>
+      </w:r>
+      <w:r>
+        <w:t xml:space="preserve"> </w:t>
+      </w:r>
+      <w:r>
+        <w:rPr>
+          <w:rFonts w:hint="eastAsia"/>
+        </w:rPr>
+        <w:t>the</w:t>
+      </w:r>
+      <w:r>
+        <w:t xml:space="preserve"> </w:t>
+      </w:r>
+      <w:r>
+        <w:rPr>
+          <w:rFonts w:hint="eastAsia"/>
+        </w:rPr>
+        <w:t>problem</w:t>
+      </w:r>
+      <w:r>
+        <w:t xml:space="preserve"> </w:t>
+      </w:r>
+      <w:r>
+        <w:rPr>
+          <w:rFonts w:hint="eastAsia"/>
+        </w:rPr>
+        <w:t>shown</w:t>
+      </w:r>
+      <w:r>
+        <w:t xml:space="preserve"> </w:t>
+      </w:r>
+    </w:p>
+    <w:p>
+      <w:r>
+        <w:t xml:space="preserve">  </w:t>
+      </w:r>
+      <w:proofErr w:type="gramStart"/>
+      <w:r>
+        <w:rPr>
+          <w:rFonts w:hint="eastAsia"/>
+        </w:rPr>
+        <w:t>弧</w:t>
+      </w:r>
+      <w:proofErr w:type="gramEnd"/>
+      <w:r>
+        <w:rPr>
+          <w:rFonts w:hint="eastAsia"/>
+        </w:rPr>
+        <w:t>一致性算法</w:t>
+      </w:r>
+      <w:r>
+        <w:t>,  arc consistency algorithm  ac3 可以比forward checking detects failure earlier。</w:t>
+      </w:r>
+    </w:p>
+    <w:p>
+      <w:r>
+        <w:rPr>
+          <w:rFonts w:hint="eastAsia"/>
+        </w:rPr>
+        <w:lastRenderedPageBreak/>
+        <w:t>如果有</w:t>
+      </w:r>
+      <w:r>
+        <w:t>inconsistency 发现就 返回false</w:t>
+      </w:r>
+    </w:p>
+    <w:p>
+      <w:r>
+        <w:rPr>
+          <w:rFonts w:hint="eastAsia"/>
+        </w:rPr>
+        <w:t>如下</w:t>
+      </w:r>
+      <w:proofErr w:type="gramStart"/>
+      <w:r>
+        <w:rPr>
+          <w:rFonts w:hint="eastAsia"/>
+        </w:rPr>
+        <w:t>图传播</w:t>
+      </w:r>
+      <w:proofErr w:type="gramEnd"/>
+      <w:r>
+        <w:rPr>
+          <w:rFonts w:hint="eastAsia"/>
+        </w:rPr>
+        <w:t>,</w:t>
+      </w:r>
+      <w:r>
+        <w:t xml:space="preserve"> </w:t>
+      </w:r>
+      <w:r>
+        <w:rPr>
+          <w:rFonts w:hint="eastAsia"/>
+        </w:rPr>
+        <w:t>发现Q和N</w:t>
+      </w:r>
+      <w:r>
+        <w:t>SW</w:t>
+      </w:r>
+      <w:r>
+        <w:rPr>
+          <w:rFonts w:hint="eastAsia"/>
+        </w:rPr>
+        <w:t>不相容,</w:t>
+      </w:r>
+      <w:r>
+        <w:t xml:space="preserve"> </w:t>
+      </w:r>
+      <w:r>
+        <w:rPr>
+          <w:rFonts w:hint="eastAsia"/>
+        </w:rPr>
+        <w:t>返回false</w:t>
+      </w:r>
+      <w:r>
+        <w:t>;</w:t>
+      </w:r>
+    </w:p>
+    <w:tbl>
+      <w:tblPr>
+        <w:tblStyle w:val="a3"/>
+        <w:tblW w:w="0" w:type="auto"/>
+        <w:tblLook w:val="04A0" w:firstRow="1" w:lastRow="0" w:firstColumn="1" w:lastColumn="0" w:noHBand="0" w:noVBand="1"/>
+      </w:tblPr>
+      <w:tblGrid>
+        <w:gridCol w:w="1515"/>
+        <w:gridCol w:w="968"/>
+        <w:gridCol w:w="968"/>
+        <w:gridCol w:w="969"/>
+        <w:gridCol w:w="969"/>
+        <w:gridCol w:w="969"/>
+        <w:gridCol w:w="969"/>
+        <w:gridCol w:w="969"/>
+      </w:tblGrid>
+      <w:tr>
+        <w:trPr>
+          <w:trHeight w:val="280"/>
+        </w:trPr>
+        <w:tc>
+          <w:tcPr>
+            <w:tcW w:w="1640" w:type="dxa"/>
+            <w:noWrap/>
+            <w:hideMark/>
+          </w:tcPr>
+          <w:p/>
+        </w:tc>
+        <w:tc>
+          <w:tcPr>
+            <w:tcW w:w="1040" w:type="dxa"/>
+            <w:noWrap/>
+            <w:hideMark/>
+          </w:tcPr>
+          <w:p>
+            <w:r>
+              <w:rPr>
+                <w:rFonts w:hint="eastAsia"/>
+              </w:rPr>
+              <w:t>WA</w:t>
+            </w:r>
+          </w:p>
+        </w:tc>
+        <w:tc>
+          <w:tcPr>
+            <w:tcW w:w="1040" w:type="dxa"/>
+            <w:noWrap/>
+            <w:hideMark/>
+          </w:tcPr>
+          <w:p>
+            <w:pPr>
+              <w:rPr>
+                <w:rFonts w:hint="eastAsia"/>
+              </w:rPr>
+            </w:pPr>
+            <w:r>
+              <w:rPr>
+                <w:rFonts w:hint="eastAsia"/>
+              </w:rPr>
+              <w:t>NT</w:t>
+            </w:r>
+          </w:p>
+        </w:tc>
+        <w:tc>
+          <w:tcPr>
+            <w:tcW w:w="1040" w:type="dxa"/>
+            <w:noWrap/>
+            <w:hideMark/>
+          </w:tcPr>
+          <w:p>
+            <w:pPr>
+              <w:rPr>
+                <w:rFonts w:hint="eastAsia"/>
+              </w:rPr>
+            </w:pPr>
+            <w:r>
+              <w:rPr>
+                <w:rFonts w:hint="eastAsia"/>
+              </w:rPr>
+              <w:t>Q</w:t>
+            </w:r>
+          </w:p>
+        </w:tc>
+        <w:tc>
+          <w:tcPr>
+            <w:tcW w:w="1040" w:type="dxa"/>
+            <w:noWrap/>
+            <w:hideMark/>
+          </w:tcPr>
+          <w:p>
+            <w:pPr>
+              <w:rPr>
+                <w:rFonts w:hint="eastAsia"/>
+              </w:rPr>
+            </w:pPr>
+            <w:r>
+              <w:rPr>
+                <w:rFonts w:hint="eastAsia"/>
+              </w:rPr>
+              <w:t>NSW</w:t>
+            </w:r>
+          </w:p>
+        </w:tc>
+        <w:tc>
+          <w:tcPr>
+            <w:tcW w:w="1040" w:type="dxa"/>
+            <w:noWrap/>
+            <w:hideMark/>
+          </w:tcPr>
+          <w:p>
+            <w:pPr>
+              <w:rPr>
+                <w:rFonts w:hint="eastAsia"/>
+              </w:rPr>
+            </w:pPr>
+            <w:r>
+              <w:rPr>
+                <w:rFonts w:hint="eastAsia"/>
+              </w:rPr>
+              <w:t>V</w:t>
+            </w:r>
+          </w:p>
+        </w:tc>
+        <w:tc>
+          <w:tcPr>
+            <w:tcW w:w="1040" w:type="dxa"/>
+            <w:noWrap/>
+            <w:hideMark/>
+          </w:tcPr>
+          <w:p>
+            <w:pPr>
+              <w:rPr>
+                <w:rFonts w:hint="eastAsia"/>
+              </w:rPr>
+            </w:pPr>
+            <w:r>
+              <w:rPr>
+                <w:rFonts w:hint="eastAsia"/>
+              </w:rPr>
+              <w:t>SA</w:t>
+            </w:r>
+          </w:p>
+        </w:tc>
+        <w:tc>
+          <w:tcPr>
+            <w:tcW w:w="1040" w:type="dxa"/>
+            <w:noWrap/>
+            <w:hideMark/>
+          </w:tcPr>
+          <w:p>
+            <w:pPr>
+              <w:rPr>
+                <w:rFonts w:hint="eastAsia"/>
+              </w:rPr>
+            </w:pPr>
+            <w:r>
+              <w:rPr>
+                <w:rFonts w:hint="eastAsia"/>
+              </w:rPr>
+              <w:t>T</w:t>
+            </w:r>
+          </w:p>
+        </w:tc>
+      </w:tr>
+      <w:tr>
+        <w:trPr>
+          <w:trHeight w:val="280"/>
+        </w:trPr>
+        <w:tc>
+          <w:tcPr>
+            <w:tcW w:w="1640" w:type="dxa"/>
+            <w:noWrap/>
+            <w:hideMark/>
+          </w:tcPr>
+          <w:p>
+            <w:pPr>
+              <w:rPr>
+                <w:rFonts w:hint="eastAsia"/>
+              </w:rPr>
+            </w:pPr>
+            <w:r>
+              <w:rPr>
+                <w:rFonts w:hint="eastAsia"/>
+              </w:rPr>
+              <w:t>初始域</w:t>
+            </w:r>
+          </w:p>
+        </w:tc>
+        <w:tc>
+          <w:tcPr>
+            <w:tcW w:w="1040" w:type="dxa"/>
+            <w:noWrap/>
+            <w:hideMark/>
+          </w:tcPr>
+          <w:p>
+            <w:pPr>
+              <w:rPr>
+                <w:rFonts w:hint="eastAsia"/>
+              </w:rPr>
+            </w:pPr>
+            <w:r>
+              <w:rPr>
+                <w:rFonts w:hint="eastAsia"/>
+              </w:rPr>
+              <w:t>RGB</w:t>
+            </w:r>
+          </w:p>
+        </w:tc>
+        <w:tc>
+          <w:tcPr>
+            <w:tcW w:w="1040" w:type="dxa"/>
+            <w:noWrap/>
+            <w:hideMark/>
+          </w:tcPr>
+          <w:p>
+            <w:pPr>
+              <w:rPr>
+                <w:rFonts w:hint="eastAsia"/>
+              </w:rPr>
+            </w:pPr>
+            <w:r>
+              <w:rPr>
+                <w:rFonts w:hint="eastAsia"/>
+              </w:rPr>
+              <w:t>RGB</w:t>
+            </w:r>
+          </w:p>
+        </w:tc>
+        <w:tc>
+          <w:tcPr>
+            <w:tcW w:w="1040" w:type="dxa"/>
+            <w:noWrap/>
+            <w:hideMark/>
+          </w:tcPr>
+          <w:p>
+            <w:pPr>
+              <w:rPr>
+                <w:rFonts w:hint="eastAsia"/>
+              </w:rPr>
+            </w:pPr>
+            <w:r>
+              <w:rPr>
+                <w:rFonts w:hint="eastAsia"/>
+              </w:rPr>
+              <w:t>RGB</w:t>
+            </w:r>
+          </w:p>
+        </w:tc>
+        <w:tc>
+          <w:tcPr>
+            <w:tcW w:w="1040" w:type="dxa"/>
+            <w:noWrap/>
+            <w:hideMark/>
+          </w:tcPr>
+          <w:p>
+            <w:pPr>
+              <w:rPr>
+                <w:rFonts w:hint="eastAsia"/>
+              </w:rPr>
+            </w:pPr>
+            <w:r>
+              <w:rPr>
+                <w:rFonts w:hint="eastAsia"/>
+              </w:rPr>
+              <w:t>RGB</w:t>
+            </w:r>
+          </w:p>
+        </w:tc>
+        <w:tc>
+          <w:tcPr>
+            <w:tcW w:w="1040" w:type="dxa"/>
+            <w:noWrap/>
+            <w:hideMark/>
+          </w:tcPr>
+          <w:p>
+            <w:pPr>
+              <w:rPr>
+                <w:rFonts w:hint="eastAsia"/>
+              </w:rPr>
+            </w:pPr>
+            <w:r>
+              <w:rPr>
+                <w:rFonts w:hint="eastAsia"/>
+              </w:rPr>
+              <w:t>RGB</w:t>
+            </w:r>
+          </w:p>
+        </w:tc>
+        <w:tc>
+          <w:tcPr>
+            <w:tcW w:w="1040" w:type="dxa"/>
+            <w:noWrap/>
+            <w:hideMark/>
+          </w:tcPr>
+          <w:p>
+            <w:pPr>
+              <w:rPr>
+                <w:rFonts w:hint="eastAsia"/>
+              </w:rPr>
+            </w:pPr>
+            <w:r>
+              <w:rPr>
+                <w:rFonts w:hint="eastAsia"/>
+              </w:rPr>
+              <w:t>RGB</w:t>
+            </w:r>
+          </w:p>
+        </w:tc>
+        <w:tc>
+          <w:tcPr>
+            <w:tcW w:w="1040" w:type="dxa"/>
+            <w:noWrap/>
+            <w:hideMark/>
+          </w:tcPr>
+          <w:p>
+            <w:pPr>
+              <w:rPr>
+                <w:rFonts w:hint="eastAsia"/>
+              </w:rPr>
+            </w:pPr>
+            <w:r>
+              <w:rPr>
+                <w:rFonts w:hint="eastAsia"/>
+              </w:rPr>
+              <w:t>RGB</w:t>
+            </w:r>
+          </w:p>
+        </w:tc>
+      </w:tr>
+      <w:tr>
+        <w:trPr>
+          <w:trHeight w:val="280"/>
+        </w:trPr>
+        <w:tc>
+          <w:tcPr>
+            <w:tcW w:w="1640" w:type="dxa"/>
+            <w:noWrap/>
+            <w:hideMark/>
+          </w:tcPr>
+          <w:p>
+            <w:pPr>
+              <w:rPr>
+                <w:rFonts w:hint="eastAsia"/>
+              </w:rPr>
+            </w:pPr>
+            <w:r>
+              <w:rPr>
+                <w:rFonts w:hint="eastAsia"/>
+              </w:rPr>
+              <w:t xml:space="preserve">after </w:t>
+            </w:r>
+            <w:proofErr w:type="spellStart"/>
+            <w:r>
+              <w:rPr>
+                <w:rFonts w:hint="eastAsia"/>
+              </w:rPr>
+              <w:t>wa</w:t>
+            </w:r>
+            <w:proofErr w:type="spellEnd"/>
+            <w:r>
+              <w:rPr>
+                <w:rFonts w:hint="eastAsia"/>
+              </w:rPr>
+              <w:t xml:space="preserve"> = green</w:t>
+            </w:r>
+          </w:p>
+        </w:tc>
+        <w:tc>
+          <w:tcPr>
+            <w:tcW w:w="1040" w:type="dxa"/>
+            <w:noWrap/>
+            <w:hideMark/>
+          </w:tcPr>
+          <w:p>
+            <w:pPr>
+              <w:rPr>
+                <w:rFonts w:hint="eastAsia"/>
+              </w:rPr>
+            </w:pPr>
+            <w:r>
+              <w:rPr>
+                <w:rFonts w:hint="eastAsia"/>
+              </w:rPr>
+              <w:t>G</w:t>
+            </w:r>
+          </w:p>
+        </w:tc>
+        <w:tc>
+          <w:tcPr>
+            <w:tcW w:w="1040" w:type="dxa"/>
+            <w:noWrap/>
+            <w:hideMark/>
+          </w:tcPr>
+          <w:p>
+            <w:pPr>
+              <w:rPr>
+                <w:rFonts w:hint="eastAsia"/>
+              </w:rPr>
+            </w:pPr>
+            <w:r>
+              <w:rPr>
+                <w:rFonts w:hint="eastAsia"/>
+              </w:rPr>
+              <w:t>RB</w:t>
+            </w:r>
+            <w:r>
+              <w:t>(NT</w:t>
+            </w:r>
+            <w:r>
+              <w:rPr>
+                <w:rFonts w:hint="eastAsia"/>
+              </w:rPr>
+              <w:t>被删除</w:t>
+            </w:r>
+            <w:r>
+              <w:rPr>
+                <w:rFonts w:hint="eastAsia"/>
+              </w:rPr>
+              <w:t>G</w:t>
+            </w:r>
+            <w:r>
+              <w:rPr>
+                <w:rFonts w:hint="eastAsia"/>
+              </w:rPr>
+              <w:t>,插入队列中准备检验</w:t>
+            </w:r>
+            <w:r>
+              <w:t>)</w:t>
+            </w:r>
+          </w:p>
+        </w:tc>
+        <w:tc>
+          <w:tcPr>
+            <w:tcW w:w="1040" w:type="dxa"/>
+            <w:noWrap/>
+            <w:hideMark/>
+          </w:tcPr>
+          <w:p>
+            <w:pPr>
+              <w:rPr>
+                <w:rFonts w:hint="eastAsia"/>
+              </w:rPr>
+            </w:pPr>
+            <w:r>
+              <w:rPr>
+                <w:rFonts w:hint="eastAsia"/>
+              </w:rPr>
+              <w:t>RGB</w:t>
+            </w:r>
+          </w:p>
+        </w:tc>
+        <w:tc>
+          <w:tcPr>
+            <w:tcW w:w="1040" w:type="dxa"/>
+            <w:noWrap/>
+            <w:hideMark/>
+          </w:tcPr>
+          <w:p>
+            <w:pPr>
+              <w:rPr>
+                <w:rFonts w:hint="eastAsia"/>
+              </w:rPr>
+            </w:pPr>
+            <w:r>
+              <w:rPr>
+                <w:rFonts w:hint="eastAsia"/>
+              </w:rPr>
+              <w:t>RGB</w:t>
+            </w:r>
+          </w:p>
+        </w:tc>
+        <w:tc>
+          <w:tcPr>
+            <w:tcW w:w="1040" w:type="dxa"/>
+            <w:noWrap/>
+            <w:hideMark/>
+          </w:tcPr>
+          <w:p>
+            <w:pPr>
+              <w:rPr>
+                <w:rFonts w:hint="eastAsia"/>
+              </w:rPr>
+            </w:pPr>
+            <w:r>
+              <w:rPr>
+                <w:rFonts w:hint="eastAsia"/>
+              </w:rPr>
+              <w:t>RGB</w:t>
+            </w:r>
+          </w:p>
+        </w:tc>
+        <w:tc>
+          <w:tcPr>
+            <w:tcW w:w="1040" w:type="dxa"/>
+            <w:noWrap/>
+            <w:hideMark/>
+          </w:tcPr>
+          <w:p>
+            <w:pPr>
+              <w:rPr>
+                <w:rFonts w:hint="eastAsia"/>
+              </w:rPr>
+            </w:pPr>
+            <w:r>
+              <w:rPr>
+                <w:rFonts w:hint="eastAsia"/>
+              </w:rPr>
+              <w:t>RB</w:t>
+            </w:r>
+            <w:r>
+              <w:t>(SA</w:t>
+            </w:r>
+            <w:r>
+              <w:rPr>
+                <w:rFonts w:hint="eastAsia"/>
+              </w:rPr>
+              <w:t>被删除</w:t>
+            </w:r>
+            <w:r>
+              <w:rPr>
+                <w:rFonts w:hint="eastAsia"/>
+              </w:rPr>
+              <w:t>G</w:t>
+            </w:r>
+            <w:r>
+              <w:rPr>
+                <w:rFonts w:hint="eastAsia"/>
+              </w:rPr>
+              <w:t>,插入队列中准备检验</w:t>
+            </w:r>
+            <w:r>
+              <w:t>)</w:t>
+            </w:r>
+          </w:p>
+        </w:tc>
+        <w:tc>
+          <w:tcPr>
+            <w:tcW w:w="1040" w:type="dxa"/>
+            <w:noWrap/>
+            <w:hideMark/>
+          </w:tcPr>
+          <w:p>
+            <w:pPr>
+              <w:rPr>
+                <w:rFonts w:hint="eastAsia"/>
+              </w:rPr>
+            </w:pPr>
+            <w:r>
+              <w:rPr>
+                <w:rFonts w:hint="eastAsia"/>
+              </w:rPr>
+              <w:t>RGB</w:t>
+            </w:r>
+          </w:p>
+        </w:tc>
+      </w:tr>
+      <w:tr>
+        <w:trPr>
+          <w:trHeight w:val="280"/>
+        </w:trPr>
+        <w:tc>
+          <w:tcPr>
+            <w:tcW w:w="1640" w:type="dxa"/>
+            <w:noWrap/>
+            <w:hideMark/>
+          </w:tcPr>
+          <w:p>
+            <w:pPr>
+              <w:rPr>
+                <w:rFonts w:hint="eastAsia"/>
+              </w:rPr>
+            </w:pPr>
+            <w:r>
+              <w:rPr>
+                <w:rFonts w:hint="eastAsia"/>
+              </w:rPr>
+              <w:t>after v = red</w:t>
+            </w:r>
+          </w:p>
+        </w:tc>
+        <w:tc>
+          <w:tcPr>
+            <w:tcW w:w="1040" w:type="dxa"/>
+            <w:noWrap/>
+            <w:hideMark/>
+          </w:tcPr>
+          <w:p>
+            <w:pPr>
+              <w:rPr>
+                <w:rFonts w:hint="eastAsia"/>
+              </w:rPr>
+            </w:pPr>
+            <w:r>
+              <w:rPr>
+                <w:rFonts w:hint="eastAsia"/>
+              </w:rPr>
+              <w:t>G</w:t>
+            </w:r>
+          </w:p>
+        </w:tc>
+        <w:tc>
+          <w:tcPr>
+            <w:tcW w:w="1040" w:type="dxa"/>
+            <w:noWrap/>
+            <w:hideMark/>
+          </w:tcPr>
+          <w:p>
+            <w:pPr>
+              <w:rPr>
+                <w:rFonts w:hint="eastAsia"/>
+              </w:rPr>
+            </w:pPr>
+            <w:r>
+              <w:rPr>
+                <w:rFonts w:hint="eastAsia"/>
+              </w:rPr>
+              <w:t>RB</w:t>
+            </w:r>
+          </w:p>
+        </w:tc>
+        <w:tc>
+          <w:tcPr>
+            <w:tcW w:w="1040" w:type="dxa"/>
+            <w:noWrap/>
+            <w:hideMark/>
+          </w:tcPr>
+          <w:p>
+            <w:pPr>
+              <w:rPr>
+                <w:rFonts w:hint="eastAsia"/>
+              </w:rPr>
+            </w:pPr>
+            <w:r>
+              <w:rPr>
+                <w:rFonts w:hint="eastAsia"/>
+              </w:rPr>
+              <w:t>RGB</w:t>
+            </w:r>
+          </w:p>
+        </w:tc>
+        <w:tc>
+          <w:tcPr>
+            <w:tcW w:w="1040" w:type="dxa"/>
+            <w:noWrap/>
+            <w:hideMark/>
+          </w:tcPr>
+          <w:p>
+            <w:pPr>
+              <w:rPr>
+                <w:rFonts w:hint="eastAsia"/>
+              </w:rPr>
+            </w:pPr>
+            <w:r>
+              <w:rPr>
+                <w:rFonts w:hint="eastAsia"/>
+              </w:rPr>
+              <w:t>GB</w:t>
+            </w:r>
+          </w:p>
+        </w:tc>
+        <w:tc>
+          <w:tcPr>
+            <w:tcW w:w="1040" w:type="dxa"/>
+            <w:noWrap/>
+            <w:hideMark/>
+          </w:tcPr>
+          <w:p>
+            <w:pPr>
+              <w:rPr>
+                <w:rFonts w:hint="eastAsia"/>
+              </w:rPr>
+            </w:pPr>
+            <w:r>
+              <w:rPr>
+                <w:rFonts w:hint="eastAsia"/>
+              </w:rPr>
+              <w:t>R</w:t>
+            </w:r>
+          </w:p>
+        </w:tc>
+        <w:tc>
+          <w:tcPr>
+            <w:tcW w:w="1040" w:type="dxa"/>
+            <w:noWrap/>
+            <w:hideMark/>
+          </w:tcPr>
+          <w:p>
+            <w:pPr>
+              <w:rPr>
+                <w:rFonts w:hint="eastAsia"/>
+              </w:rPr>
+            </w:pPr>
+            <w:r>
+              <w:rPr>
+                <w:rFonts w:hint="eastAsia"/>
+              </w:rPr>
+              <w:t>B</w:t>
+            </w:r>
+          </w:p>
+        </w:tc>
+        <w:tc>
+          <w:tcPr>
+            <w:tcW w:w="1040" w:type="dxa"/>
+            <w:noWrap/>
+            <w:hideMark/>
+          </w:tcPr>
+          <w:p>
+            <w:pPr>
+              <w:rPr>
+                <w:rFonts w:hint="eastAsia"/>
+              </w:rPr>
+            </w:pPr>
+            <w:r>
+              <w:rPr>
+                <w:rFonts w:hint="eastAsia"/>
+              </w:rPr>
+              <w:t>RGB</w:t>
+            </w:r>
+          </w:p>
+        </w:tc>
+      </w:tr>
+      <w:tr>
+        <w:trPr>
+          <w:trHeight w:val="280"/>
+        </w:trPr>
+        <w:tc>
+          <w:tcPr>
+            <w:tcW w:w="1640" w:type="dxa"/>
+            <w:noWrap/>
+            <w:hideMark/>
+          </w:tcPr>
+          <w:p>
+            <w:pPr>
+              <w:rPr>
+                <w:rFonts w:hint="eastAsia"/>
+              </w:rPr>
+            </w:pPr>
+            <w:r>
+              <w:rPr>
+                <w:rFonts w:hint="eastAsia"/>
+              </w:rPr>
+              <w:t>传播约束到SA</w:t>
+            </w:r>
+          </w:p>
+        </w:tc>
+        <w:tc>
+          <w:tcPr>
+            <w:tcW w:w="1040" w:type="dxa"/>
+            <w:noWrap/>
+            <w:hideMark/>
+          </w:tcPr>
+          <w:p>
+            <w:pPr>
+              <w:rPr>
+                <w:rFonts w:hint="eastAsia"/>
+              </w:rPr>
+            </w:pPr>
+            <w:r>
+              <w:rPr>
+                <w:rFonts w:hint="eastAsia"/>
+              </w:rPr>
+              <w:t>G</w:t>
+            </w:r>
+          </w:p>
+        </w:tc>
+        <w:tc>
+          <w:tcPr>
+            <w:tcW w:w="1040" w:type="dxa"/>
+            <w:noWrap/>
+            <w:hideMark/>
+          </w:tcPr>
+          <w:p>
+            <w:pPr>
+              <w:rPr>
+                <w:rFonts w:hint="eastAsia"/>
+              </w:rPr>
+            </w:pPr>
+            <w:r>
+              <w:rPr>
+                <w:rFonts w:hint="eastAsia"/>
+              </w:rPr>
+              <w:t>R</w:t>
+            </w:r>
+          </w:p>
+        </w:tc>
+        <w:tc>
+          <w:tcPr>
+            <w:tcW w:w="1040" w:type="dxa"/>
+            <w:noWrap/>
+            <w:hideMark/>
+          </w:tcPr>
+          <w:p>
+            <w:pPr>
+              <w:rPr>
+                <w:rFonts w:hint="eastAsia"/>
+              </w:rPr>
+            </w:pPr>
+            <w:r>
+              <w:rPr>
+                <w:rFonts w:hint="eastAsia"/>
+              </w:rPr>
+              <w:t>RG</w:t>
+            </w:r>
+          </w:p>
+        </w:tc>
+        <w:tc>
+          <w:tcPr>
+            <w:tcW w:w="1040" w:type="dxa"/>
+            <w:noWrap/>
+            <w:hideMark/>
+          </w:tcPr>
+          <w:p>
+            <w:pPr>
+              <w:rPr>
+                <w:rFonts w:hint="eastAsia"/>
+              </w:rPr>
+            </w:pPr>
+            <w:r>
+              <w:rPr>
+                <w:rFonts w:hint="eastAsia"/>
+              </w:rPr>
+              <w:t>G</w:t>
+            </w:r>
+          </w:p>
+        </w:tc>
+        <w:tc>
+          <w:tcPr>
+            <w:tcW w:w="1040" w:type="dxa"/>
+            <w:noWrap/>
+            <w:hideMark/>
+          </w:tcPr>
+          <w:p>
+            <w:pPr>
+              <w:rPr>
+                <w:rFonts w:hint="eastAsia"/>
+              </w:rPr>
+            </w:pPr>
+            <w:r>
+              <w:rPr>
+                <w:rFonts w:hint="eastAsia"/>
+              </w:rPr>
+              <w:t>R</w:t>
+            </w:r>
+          </w:p>
+        </w:tc>
+        <w:tc>
+          <w:tcPr>
+            <w:tcW w:w="1040" w:type="dxa"/>
+            <w:noWrap/>
+            <w:hideMark/>
+          </w:tcPr>
+          <w:p>
+            <w:pPr>
+              <w:rPr>
+                <w:rFonts w:hint="eastAsia"/>
+              </w:rPr>
+            </w:pPr>
+            <w:r>
+              <w:rPr>
+                <w:rFonts w:hint="eastAsia"/>
+              </w:rPr>
+              <w:t>B</w:t>
+            </w:r>
+          </w:p>
+        </w:tc>
+        <w:tc>
+          <w:tcPr>
+            <w:tcW w:w="1040" w:type="dxa"/>
+            <w:noWrap/>
+            <w:hideMark/>
+          </w:tcPr>
+          <w:p>
+            <w:pPr>
+              <w:rPr>
+                <w:rFonts w:hint="eastAsia"/>
+              </w:rPr>
+            </w:pPr>
+            <w:r>
+              <w:rPr>
+                <w:rFonts w:hint="eastAsia"/>
+              </w:rPr>
+              <w:t>RG</w:t>
+            </w:r>
+          </w:p>
+        </w:tc>
+      </w:tr>
+      <w:tr>
+        <w:trPr>
+          <w:trHeight w:val="280"/>
+        </w:trPr>
+        <w:tc>
+          <w:tcPr>
+            <w:tcW w:w="1640" w:type="dxa"/>
+            <w:noWrap/>
+            <w:hideMark/>
+          </w:tcPr>
+          <w:p>
+            <w:pPr>
+              <w:rPr>
+                <w:rFonts w:hint="eastAsia"/>
+              </w:rPr>
+            </w:pPr>
+            <w:r>
+              <w:rPr>
+                <w:rFonts w:hint="eastAsia"/>
+              </w:rPr>
+              <w:t>传播约束到NT</w:t>
+            </w:r>
+          </w:p>
+        </w:tc>
+        <w:tc>
+          <w:tcPr>
+            <w:tcW w:w="1040" w:type="dxa"/>
+            <w:noWrap/>
+            <w:hideMark/>
+          </w:tcPr>
+          <w:p>
+            <w:pPr>
+              <w:rPr>
+                <w:rFonts w:hint="eastAsia"/>
+              </w:rPr>
+            </w:pPr>
+            <w:r>
+              <w:rPr>
+                <w:rFonts w:hint="eastAsia"/>
+              </w:rPr>
+              <w:t>G</w:t>
+            </w:r>
+          </w:p>
+        </w:tc>
+        <w:tc>
+          <w:tcPr>
+            <w:tcW w:w="1040" w:type="dxa"/>
+            <w:noWrap/>
+            <w:hideMark/>
+          </w:tcPr>
+          <w:p>
+            <w:pPr>
+              <w:rPr>
+                <w:rFonts w:hint="eastAsia"/>
+              </w:rPr>
+            </w:pPr>
+            <w:r>
+              <w:rPr>
+                <w:rFonts w:hint="eastAsia"/>
+              </w:rPr>
+              <w:t>R</w:t>
+            </w:r>
+          </w:p>
+        </w:tc>
+        <w:tc>
+          <w:tcPr>
+            <w:tcW w:w="1040" w:type="dxa"/>
+            <w:noWrap/>
+            <w:hideMark/>
+          </w:tcPr>
+          <w:p>
+            <w:pPr>
+              <w:rPr>
+                <w:rFonts w:hint="eastAsia"/>
+              </w:rPr>
+            </w:pPr>
+            <w:r>
+              <w:rPr>
+                <w:rFonts w:hint="eastAsia"/>
+              </w:rPr>
+              <w:t>G(冲突!)</w:t>
+            </w:r>
+          </w:p>
+        </w:tc>
+        <w:tc>
+          <w:tcPr>
+            <w:tcW w:w="1040" w:type="dxa"/>
+            <w:noWrap/>
+            <w:hideMark/>
+          </w:tcPr>
+          <w:p>
+            <w:pPr>
+              <w:rPr>
+                <w:rFonts w:hint="eastAsia"/>
+              </w:rPr>
+            </w:pPr>
+            <w:r>
+              <w:rPr>
+                <w:rFonts w:hint="eastAsia"/>
+              </w:rPr>
+              <w:t>G</w:t>
+            </w:r>
+          </w:p>
+        </w:tc>
+        <w:tc>
+          <w:tcPr>
+            <w:tcW w:w="1040" w:type="dxa"/>
+            <w:noWrap/>
+            <w:hideMark/>
+          </w:tcPr>
+          <w:p>
+            <w:pPr>
+              <w:rPr>
+                <w:rFonts w:hint="eastAsia"/>
+              </w:rPr>
+            </w:pPr>
+            <w:r>
+              <w:rPr>
+                <w:rFonts w:hint="eastAsia"/>
+              </w:rPr>
+              <w:t>R</w:t>
+            </w:r>
+          </w:p>
+        </w:tc>
+        <w:tc>
+          <w:tcPr>
+            <w:tcW w:w="1040" w:type="dxa"/>
+            <w:noWrap/>
+            <w:hideMark/>
+          </w:tcPr>
+          <w:p>
+            <w:pPr>
+              <w:rPr>
+                <w:rFonts w:hint="eastAsia"/>
+              </w:rPr>
+            </w:pPr>
+            <w:r>
+              <w:rPr>
+                <w:rFonts w:hint="eastAsia"/>
+              </w:rPr>
+              <w:t>B</w:t>
+            </w:r>
+          </w:p>
+        </w:tc>
+        <w:tc>
+          <w:tcPr>
+            <w:tcW w:w="1040" w:type="dxa"/>
+            <w:noWrap/>
+            <w:hideMark/>
+          </w:tcPr>
+          <w:p>
+            <w:pPr>
+              <w:rPr>
+                <w:rFonts w:hint="eastAsia"/>
+              </w:rPr>
+            </w:pPr>
+            <w:r>
+              <w:rPr>
+                <w:rFonts w:hint="eastAsia"/>
+              </w:rPr>
+              <w:t>RG</w:t>
+            </w:r>
+          </w:p>
+        </w:tc>
+      </w:tr>
+    </w:tbl>
+    <w:p>
+      <w:pPr>
+        <w:rPr>
+          <w:rFonts w:hint="eastAsia"/>
+        </w:rPr>
+      </w:pPr>
+    </w:p>
+    <w:p>
+      <w:pPr>
+        <w:pStyle w:val="3"/>
+      </w:pPr>
+      <w:r>
+        <w:t>P</w:t>
+      </w:r>
+      <w:r>
+        <w:rPr>
+          <w:rFonts w:hint="eastAsia"/>
+        </w:rPr>
+        <w:t>roblem</w:t>
+      </w:r>
+      <w:r>
+        <w:t>3</w:t>
+      </w:r>
+    </w:p>
+    <w:p>
+      <w:pPr>
+        <w:rPr>
+          <w:rFonts w:hint="eastAsia"/>
+        </w:rPr>
+      </w:pPr>
+      <w:r>
+        <w:rPr>
+          <w:rFonts w:hint="eastAsia"/>
+        </w:rPr>
+        <w:t>a</w:t>
+      </w:r>
+      <w:r>
+        <w:t xml:space="preserve">. </w:t>
+      </w:r>
+      <w:r>
+        <w:rPr>
+          <w:rFonts w:hint="eastAsia"/>
+        </w:rPr>
+        <w:t>是对的,</w:t>
+      </w:r>
+      <w:r>
+        <w:t xml:space="preserve"> </w:t>
+      </w:r>
+      <w:r>
+        <w:rPr>
+          <w:rFonts w:hint="eastAsia"/>
+        </w:rPr>
+        <w:t>前提为假的任意蕴含都为真.</w:t>
+      </w:r>
+    </w:p>
+    <w:p>
+      <w:r>
+        <w:rPr>
+          <w:rFonts w:hint="eastAsia"/>
+        </w:rPr>
+        <w:t>b</w:t>
+      </w:r>
+      <w:r>
+        <w:t xml:space="preserve">. </w:t>
+      </w:r>
+      <w:r>
+        <w:rPr>
+          <w:rFonts w:hint="eastAsia"/>
+        </w:rPr>
+        <w:t>是错的.</w:t>
+      </w:r>
+      <w:r>
+        <w:t xml:space="preserve"> </w:t>
+      </w:r>
+    </w:p>
+    <w:p>
+      <w:r>
+        <w:t xml:space="preserve">C : </w:t>
+      </w:r>
+      <w:r>
+        <w:rPr>
+          <w:rFonts w:hint="eastAsia"/>
+        </w:rPr>
+        <w:t>对的,</w:t>
+      </w:r>
+      <w:r>
+        <w:t xml:space="preserve"> </w:t>
+      </w:r>
+      <w:r>
+        <w:rPr>
+          <w:rFonts w:hint="eastAsia"/>
+        </w:rPr>
+        <w:t>因为</w:t>
+      </w:r>
+      <w:r>
+        <w:t xml:space="preserve"> </w:t>
+      </w:r>
+      <w:r>
+        <w:rPr>
+          <w:rFonts w:hint="eastAsia"/>
+        </w:rPr>
+        <w:t>a合取b</w:t>
+      </w:r>
+      <w:r>
+        <w:t xml:space="preserve"> </w:t>
+      </w:r>
+      <w:r>
+        <w:rPr>
+          <w:rFonts w:hint="eastAsia"/>
+        </w:rPr>
+        <w:t>蕴含 a当且仅当b</w:t>
+      </w:r>
+      <w:r>
+        <w:t xml:space="preserve">   </w:t>
+      </w:r>
+      <w:r>
+        <w:t xml:space="preserve"> . </w:t>
+      </w:r>
+      <w:r>
+        <w:rPr>
+          <w:rFonts w:hint="eastAsia"/>
+        </w:rPr>
+        <w:t>因为a和b都为真,那么 推断a蕴含b而且b蕴含a是correct</w:t>
+      </w:r>
+    </w:p>
+    <w:p>
+      <w:r>
+        <w:t xml:space="preserve">D </w:t>
+      </w:r>
+      <w:r>
+        <w:t xml:space="preserve"> </w:t>
+      </w:r>
+      <w:r>
+        <w:rPr>
+          <w:rFonts w:hint="eastAsia"/>
+        </w:rPr>
+        <w:t>是错的.</w:t>
+      </w:r>
+      <w:r>
+        <w:t xml:space="preserve"> </w:t>
+      </w:r>
+      <w:r>
+        <w:rPr>
+          <w:rFonts w:hint="eastAsia"/>
+        </w:rPr>
+        <w:t>a</w:t>
+      </w:r>
+      <w:r>
+        <w:t xml:space="preserve"> </w:t>
+      </w:r>
+      <w:r>
+        <w:rPr>
+          <w:rFonts w:hint="eastAsia"/>
+        </w:rPr>
+        <w:t>蕴含b</w:t>
+      </w:r>
+      <w:r>
+        <w:t xml:space="preserve"> ,</w:t>
+      </w:r>
+      <w:r>
+        <w:rPr>
+          <w:rFonts w:hint="eastAsia"/>
+        </w:rPr>
+        <w:t>b蕴含a</w:t>
+      </w:r>
+      <w:r>
+        <w:t xml:space="preserve"> </w:t>
+      </w:r>
+      <w:r>
+        <w:rPr>
+          <w:rFonts w:hint="eastAsia"/>
+        </w:rPr>
+        <w:t>那么推断 a或b</w:t>
+      </w:r>
+      <w:r>
+        <w:t xml:space="preserve"> </w:t>
+      </w:r>
+      <w:r>
+        <w:rPr>
+          <w:rFonts w:hint="eastAsia"/>
+        </w:rPr>
+        <w:t>这是incorrect</w:t>
+      </w:r>
+      <w:r>
+        <w:t xml:space="preserve"> , </w:t>
+      </w:r>
+      <w:r>
+        <w:rPr>
+          <w:rFonts w:hint="eastAsia"/>
+        </w:rPr>
+        <w:t>因为 a和b全false</w:t>
+      </w:r>
+      <w:r>
+        <w:t xml:space="preserve">, </w:t>
+      </w:r>
+      <w:r>
+        <w:rPr>
+          <w:rFonts w:hint="eastAsia"/>
+        </w:rPr>
+        <w:t>ab双向蕴含是true</w:t>
+      </w:r>
+      <w:r>
+        <w:t xml:space="preserve">, </w:t>
+      </w:r>
+      <w:r>
+        <w:rPr>
+          <w:rFonts w:hint="eastAsia"/>
+        </w:rPr>
+        <w:t>但是a或b是incorrect</w:t>
+      </w:r>
+    </w:p>
+    <w:p>
+      <w:r>
+        <w:t xml:space="preserve">E : </w:t>
+      </w:r>
+      <w:r>
+        <w:rPr>
+          <w:rFonts w:hint="eastAsia"/>
+        </w:rPr>
+        <w:t>是对的,</w:t>
+      </w:r>
+      <w:r>
+        <w:t xml:space="preserve"> </w:t>
+      </w:r>
+      <w:r>
+        <w:t xml:space="preserve"> </w:t>
+      </w:r>
+      <w:r>
+        <w:rPr>
+          <w:rFonts w:hint="eastAsia"/>
+        </w:rPr>
+        <w:t>a</w:t>
+      </w:r>
+      <w:r>
+        <w:t xml:space="preserve"> </w:t>
+      </w:r>
+      <w:r>
+        <w:rPr>
+          <w:rFonts w:hint="eastAsia"/>
+        </w:rPr>
+        <w:t>蕴含b</w:t>
+      </w:r>
+      <w:r>
+        <w:t xml:space="preserve"> ,</w:t>
+      </w:r>
+      <w:r>
+        <w:rPr>
+          <w:rFonts w:hint="eastAsia"/>
+        </w:rPr>
+        <w:t>b蕴含a</w:t>
+      </w:r>
+      <w:r>
+        <w:t xml:space="preserve"> </w:t>
+      </w:r>
+      <w:r>
+        <w:rPr>
+          <w:rFonts w:hint="eastAsia"/>
+        </w:rPr>
+        <w:t xml:space="preserve">那么推断 </w:t>
+      </w:r>
+      <w:r>
+        <w:rPr>
+          <w:rFonts w:hint="eastAsia"/>
+        </w:rPr>
+        <w:t>非</w:t>
+      </w:r>
+      <w:r>
+        <w:rPr>
+          <w:rFonts w:hint="eastAsia"/>
+        </w:rPr>
+        <w:t>a或b</w:t>
+      </w:r>
+      <w:r>
+        <w:t xml:space="preserve"> </w:t>
+      </w:r>
+      <w:r>
+        <w:rPr>
+          <w:rFonts w:hint="eastAsia"/>
+        </w:rPr>
+        <w:t>这是correct</w:t>
+      </w:r>
+      <w:r>
+        <w:t xml:space="preserve"> , </w:t>
+      </w:r>
+      <w:r>
+        <w:rPr>
+          <w:rFonts w:hint="eastAsia"/>
+        </w:rPr>
+        <w:t>因为 a和b全false</w:t>
+      </w:r>
+      <w:r>
+        <w:t xml:space="preserve">, </w:t>
+      </w:r>
+      <w:r>
+        <w:rPr>
+          <w:rFonts w:hint="eastAsia"/>
+        </w:rPr>
+        <w:t>ab双向蕴含是true</w:t>
+      </w:r>
+      <w:r>
+        <w:t xml:space="preserve">, </w:t>
+      </w:r>
+      <w:r>
+        <w:rPr>
+          <w:rFonts w:hint="eastAsia"/>
+        </w:rPr>
+        <w:t>非</w:t>
+      </w:r>
+      <w:r>
+        <w:rPr>
+          <w:rFonts w:hint="eastAsia"/>
+        </w:rPr>
+        <w:t>a或b是correct</w:t>
+      </w:r>
+      <w:r>
+        <w:t xml:space="preserve">. </w:t>
+      </w:r>
+      <w:r>
+        <w:rPr>
+          <w:rFonts w:hint="eastAsia"/>
+        </w:rPr>
+        <w:t>或者a</w:t>
+      </w:r>
+      <w:r>
+        <w:t xml:space="preserve"> </w:t>
+      </w:r>
+      <w:r>
+        <w:rPr>
+          <w:rFonts w:hint="eastAsia"/>
+        </w:rPr>
+        <w:t>和b都true</w:t>
+      </w:r>
+      <w:r>
+        <w:t xml:space="preserve"> , </w:t>
+      </w:r>
+      <w:r>
+        <w:rPr>
+          <w:rFonts w:hint="eastAsia"/>
+        </w:rPr>
+        <w:t>ab双向蕴含是true</w:t>
+      </w:r>
+      <w:r>
+        <w:t xml:space="preserve">, </w:t>
+      </w:r>
+      <w:r>
+        <w:rPr>
+          <w:rFonts w:hint="eastAsia"/>
+        </w:rPr>
+        <w:t>非a或b是correct</w:t>
+      </w:r>
+      <w:r>
+        <w:t>.</w:t>
+      </w:r>
+    </w:p>
+    <w:p>
+      <w:proofErr w:type="gramStart"/>
+      <w:r>
+        <w:t>F .</w:t>
+      </w:r>
+      <w:proofErr w:type="gramEnd"/>
+      <w:r>
+        <w:t xml:space="preserve"> </w:t>
+      </w:r>
+      <w:r>
+        <w:rPr>
+          <w:rFonts w:hint="eastAsia"/>
+        </w:rPr>
+        <w:t>是对的,</w:t>
+      </w:r>
+      <w:r>
+        <w:t xml:space="preserve"> </w:t>
+      </w:r>
+      <w:r>
+        <w:t xml:space="preserve"> </w:t>
+      </w:r>
+      <w:r>
+        <w:rPr>
+          <w:rFonts w:hint="eastAsia"/>
+        </w:rPr>
+        <w:t>(</w:t>
+      </w:r>
+      <w:r>
+        <w:t xml:space="preserve">A </w:t>
+      </w:r>
+      <w:r>
+        <w:rPr>
+          <w:rFonts w:hint="eastAsia"/>
+        </w:rPr>
+        <w:t>and</w:t>
+      </w:r>
+      <w:r>
+        <w:t xml:space="preserve"> B)</w:t>
+      </w:r>
+      <w:proofErr w:type="gramStart"/>
+      <w:r>
+        <w:t>’</w:t>
+      </w:r>
+      <w:proofErr w:type="gramEnd"/>
+      <w:r>
+        <w:t xml:space="preserve"> </w:t>
+      </w:r>
+      <w:r>
+        <w:rPr>
+          <w:rFonts w:hint="eastAsia"/>
+        </w:rPr>
+        <w:t>or</w:t>
+      </w:r>
+      <w:r>
+        <w:t xml:space="preserve"> C  (</w:t>
+      </w:r>
+      <w:r>
+        <w:rPr>
+          <w:rFonts w:hint="eastAsia"/>
+        </w:rPr>
+        <w:t>a</w:t>
+      </w:r>
+      <w:proofErr w:type="gramStart"/>
+      <w:r>
+        <w:t>’</w:t>
+      </w:r>
+      <w:proofErr w:type="gramEnd"/>
+      <w:r>
+        <w:t xml:space="preserve"> or b </w:t>
+      </w:r>
+      <w:proofErr w:type="gramStart"/>
+      <w:r>
+        <w:t>‘</w:t>
+      </w:r>
+      <w:proofErr w:type="gramEnd"/>
+      <w:r>
+        <w:t xml:space="preserve"> ) or c</w:t>
+      </w:r>
+    </w:p>
+    <w:p>
+      <w:pPr>
+        <w:rPr>
+          <w:rFonts w:hint="eastAsia"/>
+        </w:rPr>
+      </w:pPr>
+      <w:r>
+        <w:rPr>
+          <w:rFonts w:hint="eastAsia"/>
+        </w:rPr>
+        <w:t>右边</w:t>
+      </w:r>
+      <w:r>
+        <w:t>(a</w:t>
+      </w:r>
+      <w:proofErr w:type="gramStart"/>
+      <w:r>
+        <w:t>’</w:t>
+      </w:r>
+      <w:proofErr w:type="gramEnd"/>
+      <w:r>
+        <w:t xml:space="preserve"> or c) or (b</w:t>
+      </w:r>
+      <w:proofErr w:type="gramStart"/>
+      <w:r>
+        <w:t>’</w:t>
+      </w:r>
+      <w:proofErr w:type="gramEnd"/>
+      <w:r>
+        <w:t xml:space="preserve"> or c)   </w:t>
+      </w:r>
+    </w:p>
+    <w:p>
+      <w:pPr>
+        <w:rPr>
+          <w:rFonts w:hint="eastAsia"/>
+        </w:rPr>
+      </w:pPr>
+      <w:r>
+        <w:rPr>
+          <w:rFonts w:hint="eastAsia"/>
+        </w:rPr>
+        <w:t>左边和右边C</w:t>
+      </w:r>
+      <w:r>
+        <w:t>NF</w:t>
+      </w:r>
+      <w:r>
+        <w:rPr>
+          <w:rFonts w:hint="eastAsia"/>
+        </w:rPr>
+        <w:t>相同,</w:t>
+      </w:r>
+      <w:r>
+        <w:t xml:space="preserve"> </w:t>
+      </w:r>
+      <w:r>
+        <w:rPr>
+          <w:rFonts w:hint="eastAsia"/>
+        </w:rPr>
+        <w:t>所以 左边蕴含右边</w:t>
+      </w:r>
+    </w:p>
+    <w:p>
+      <w:r>
+        <w:rPr>
+          <w:rFonts w:hint="eastAsia"/>
+        </w:rPr>
+        <w:t>g</w:t>
+      </w:r>
+      <w:r>
+        <w:t>.</w:t>
+      </w:r>
+      <w:r>
+        <w:rPr>
+          <w:rFonts w:hint="eastAsia"/>
+        </w:rPr>
+        <w:t xml:space="preserve"> </w:t>
+      </w:r>
+      <w:r>
+        <w:rPr>
+          <w:rFonts w:hint="eastAsia"/>
+        </w:rPr>
+        <w:t>是对的,</w:t>
+      </w:r>
+    </w:p>
+    <w:p>
+      <w:r>
+        <w:t>(</w:t>
+      </w:r>
+      <w:r>
+        <w:rPr>
+          <w:rFonts w:hint="eastAsia"/>
+        </w:rPr>
+        <w:t>c</w:t>
+      </w:r>
+      <w:r>
+        <w:t xml:space="preserve"> or (a</w:t>
+      </w:r>
+      <w:proofErr w:type="gramStart"/>
+      <w:r>
+        <w:t>’</w:t>
+      </w:r>
+      <w:proofErr w:type="gramEnd"/>
+      <w:r>
+        <w:t xml:space="preserve"> and b</w:t>
+      </w:r>
+      <w:proofErr w:type="gramStart"/>
+      <w:r>
+        <w:t>’</w:t>
+      </w:r>
+      <w:proofErr w:type="gramEnd"/>
+      <w:r>
+        <w:t>)</w:t>
+      </w:r>
+      <w:r>
+        <w:t>)</w:t>
+      </w:r>
+      <w:r>
+        <w:t xml:space="preserve"> </w:t>
+      </w:r>
+      <w:r>
+        <w:rPr>
+          <w:rFonts w:hint="eastAsia"/>
+        </w:rPr>
+        <w:t>逻辑等价于</w:t>
+      </w:r>
+      <w:r>
+        <w:t xml:space="preserve"> (c or a</w:t>
+      </w:r>
+      <w:proofErr w:type="gramStart"/>
+      <w:r>
+        <w:t>’</w:t>
+      </w:r>
+      <w:proofErr w:type="gramEnd"/>
+      <w:r>
+        <w:t>) and (b</w:t>
+      </w:r>
+      <w:proofErr w:type="gramStart"/>
+      <w:r>
+        <w:t>’</w:t>
+      </w:r>
+      <w:proofErr w:type="gramEnd"/>
+      <w:r>
+        <w:t xml:space="preserve"> or c)</w:t>
+      </w:r>
+    </w:p>
+    <w:p>
+      <w:r>
+        <w:t xml:space="preserve">Right </w:t>
+      </w:r>
+      <w:proofErr w:type="gramStart"/>
+      <w:r>
+        <w:t>side :</w:t>
+      </w:r>
+      <w:proofErr w:type="gramEnd"/>
+      <w:r>
+        <w:t xml:space="preserve">   (a’ or c) and (b’ or c)</w:t>
+      </w:r>
+    </w:p>
+    <w:p>
+      <w:r>
+        <w:rPr>
+          <w:rFonts w:hint="eastAsia"/>
+        </w:rPr>
+        <w:t>所以左右逻辑等价.</w:t>
+      </w:r>
+    </w:p>
+    <w:p>
+      <w:pPr>
+        <w:pStyle w:val="3"/>
+      </w:pPr>
+      <w:r>
+        <w:rPr>
+          <w:rFonts w:hint="eastAsia"/>
+        </w:rPr>
+        <w:t>problem</w:t>
+      </w:r>
+      <w:r>
+        <w:t>4</w:t>
+      </w:r>
+    </w:p>
+    <w:p>
+      <w:pPr>
+        <w:rPr>
+          <w:rFonts w:hint="eastAsia"/>
+        </w:rPr>
+      </w:pPr>
+      <w:r>
+        <w:rPr>
+          <w:rFonts w:hint="eastAsia"/>
+        </w:rPr>
+        <w:t>a</w:t>
+      </w:r>
+      <w:r>
+        <w:t>.</w:t>
+      </w:r>
+      <w:r>
+        <w:rPr>
+          <w:rFonts w:hint="eastAsia"/>
+        </w:rPr>
+        <w:t>一个</w:t>
+      </w:r>
+      <w:r>
+        <w:t>sentence是satisfiable：  一些model中 sentence是true的。</w:t>
+      </w:r>
+    </w:p>
+    <w:tbl>
+      <w:tblPr>
+        <w:tblStyle w:val="a3"/>
+        <w:tblW w:w="0" w:type="auto"/>
+        <w:tblLook w:val="04A0" w:firstRow="1" w:lastRow="0" w:firstColumn="1" w:lastColumn="0" w:noHBand="0" w:noVBand="1"/>
+      </w:tblPr>
+      <w:tblGrid>
+        <w:gridCol w:w="1040"/>
+        <w:gridCol w:w="1040"/>
+        <w:gridCol w:w="1040"/>
+        <w:gridCol w:w="1040"/>
+        <w:gridCol w:w="1040"/>
+        <w:gridCol w:w="1040"/>
+      </w:tblGrid>
+      <w:tr>
+        <w:trPr>
+          <w:trHeight w:val="280"/>
+        </w:trPr>
+        <w:tc>
+          <w:tcPr>
+            <w:tcW w:w="1040" w:type="dxa"/>
+            <w:noWrap/>
+            <w:hideMark/>
+          </w:tcPr>
+          <w:p>
+            <w:r>
+              <w:rPr>
+                <w:rFonts w:hint="eastAsia"/>
+              </w:rPr>
+              <w:t>food</w:t>
+            </w:r>
+          </w:p>
+        </w:tc>
+        <w:tc>
+          <w:tcPr>
+            <w:tcW w:w="1040" w:type="dxa"/>
+            <w:noWrap/>
+            <w:hideMark/>
+          </w:tcPr>
+          <w:p>
+            <w:pPr>
+              <w:rPr>
+                <w:rFonts w:hint="eastAsia"/>
+              </w:rPr>
+            </w:pPr>
+            <w:r>
+              <w:rPr>
+                <w:rFonts w:hint="eastAsia"/>
+              </w:rPr>
+              <w:t>party</w:t>
+            </w:r>
+          </w:p>
+        </w:tc>
+        <w:tc>
+          <w:tcPr>
+            <w:tcW w:w="1040" w:type="dxa"/>
+            <w:noWrap/>
+            <w:hideMark/>
+          </w:tcPr>
+          <w:p>
+            <w:pPr>
+              <w:rPr>
+                <w:rFonts w:hint="eastAsia"/>
+              </w:rPr>
+            </w:pPr>
+            <w:r>
+              <w:rPr>
+                <w:rFonts w:hint="eastAsia"/>
+              </w:rPr>
+              <w:t>drinks</w:t>
+            </w:r>
+          </w:p>
+        </w:tc>
+        <w:tc>
+          <w:tcPr>
+            <w:tcW w:w="1040" w:type="dxa"/>
+            <w:noWrap/>
+            <w:hideMark/>
+          </w:tcPr>
+          <w:p>
+            <w:pPr>
+              <w:rPr>
+                <w:rFonts w:hint="eastAsia"/>
+              </w:rPr>
+            </w:pPr>
+            <w:r>
+              <w:rPr>
+                <w:rFonts w:hint="eastAsia"/>
+              </w:rPr>
+              <w:t>前提</w:t>
+            </w:r>
+          </w:p>
+        </w:tc>
+        <w:tc>
+          <w:tcPr>
+            <w:tcW w:w="1040" w:type="dxa"/>
+            <w:noWrap/>
+            <w:hideMark/>
+          </w:tcPr>
+          <w:p>
+            <w:pPr>
+              <w:rPr>
+                <w:rFonts w:hint="eastAsia"/>
+              </w:rPr>
+            </w:pPr>
+            <w:r>
+              <w:rPr>
+                <w:rFonts w:hint="eastAsia"/>
+              </w:rPr>
+              <w:t>结论</w:t>
+            </w:r>
+          </w:p>
+        </w:tc>
+        <w:tc>
+          <w:tcPr>
+            <w:tcW w:w="1040" w:type="dxa"/>
+            <w:noWrap/>
+            <w:hideMark/>
+          </w:tcPr>
+          <w:p>
+            <w:pPr>
+              <w:rPr>
+                <w:rFonts w:hint="eastAsia"/>
+              </w:rPr>
+            </w:pPr>
+            <w:r>
+              <w:rPr>
+                <w:rFonts w:hint="eastAsia"/>
+              </w:rPr>
+              <w:t>result</w:t>
+            </w:r>
+          </w:p>
+        </w:tc>
+      </w:tr>
+      <w:tr>
+        <w:trPr>
+          <w:trHeight w:val="280"/>
+        </w:trPr>
+        <w:tc>
+          <w:tcPr>
+            <w:tcW w:w="1040" w:type="dxa"/>
+            <w:noWrap/>
+            <w:hideMark/>
+          </w:tcPr>
+          <w:p>
+            <w:pPr>
+              <w:rPr>
+                <w:rFonts w:hint="eastAsia"/>
+              </w:rPr>
+            </w:pPr>
+            <w:r>
+              <w:rPr>
+                <w:rFonts w:hint="eastAsia"/>
+              </w:rPr>
+              <w:t>1</w:t>
+            </w:r>
+          </w:p>
+        </w:tc>
+        <w:tc>
+          <w:tcPr>
+            <w:tcW w:w="1040" w:type="dxa"/>
+            <w:noWrap/>
+            <w:hideMark/>
+          </w:tcPr>
+          <w:p>
+            <w:pPr>
+              <w:rPr>
+                <w:rFonts w:hint="eastAsia"/>
+              </w:rPr>
+            </w:pPr>
+            <w:r>
+              <w:rPr>
+                <w:rFonts w:hint="eastAsia"/>
+              </w:rPr>
+              <w:t>1</w:t>
+            </w:r>
+          </w:p>
+        </w:tc>
+        <w:tc>
+          <w:tcPr>
+            <w:tcW w:w="1040" w:type="dxa"/>
+            <w:noWrap/>
+            <w:hideMark/>
+          </w:tcPr>
+          <w:p>
+            <w:pPr>
+              <w:rPr>
+                <w:rFonts w:hint="eastAsia"/>
+              </w:rPr>
+            </w:pPr>
+            <w:r>
+              <w:rPr>
+                <w:rFonts w:hint="eastAsia"/>
+              </w:rPr>
+              <w:t>1</w:t>
+            </w:r>
+          </w:p>
+        </w:tc>
+        <w:tc>
+          <w:tcPr>
+            <w:tcW w:w="1040" w:type="dxa"/>
+            <w:noWrap/>
+            <w:hideMark/>
+          </w:tcPr>
+          <w:p>
+            <w:pPr>
+              <w:rPr>
+                <w:rFonts w:hint="eastAsia"/>
+              </w:rPr>
+            </w:pPr>
+            <w:r>
+              <w:rPr>
+                <w:rFonts w:hint="eastAsia"/>
+              </w:rPr>
+              <w:t>1</w:t>
+            </w:r>
+          </w:p>
+        </w:tc>
+        <w:tc>
+          <w:tcPr>
+            <w:tcW w:w="1040" w:type="dxa"/>
+            <w:noWrap/>
+            <w:hideMark/>
+          </w:tcPr>
+          <w:p>
+            <w:pPr>
+              <w:rPr>
+                <w:rFonts w:hint="eastAsia"/>
+              </w:rPr>
+            </w:pPr>
+            <w:r>
+              <w:rPr>
+                <w:rFonts w:hint="eastAsia"/>
+              </w:rPr>
+              <w:t>1</w:t>
+            </w:r>
+          </w:p>
+        </w:tc>
+        <w:tc>
+          <w:tcPr>
+            <w:tcW w:w="1040" w:type="dxa"/>
+            <w:noWrap/>
+            <w:hideMark/>
+          </w:tcPr>
+          <w:p>
+            <w:pPr>
+              <w:rPr>
+                <w:rFonts w:hint="eastAsia"/>
+              </w:rPr>
+            </w:pPr>
+            <w:r>
+              <w:rPr>
+                <w:rFonts w:hint="eastAsia"/>
+              </w:rPr>
+              <w:t>1</w:t>
+            </w:r>
+          </w:p>
+        </w:tc>
+      </w:tr>
+      <w:tr>
+        <w:trPr>
+          <w:trHeight w:val="280"/>
+        </w:trPr>
+        <w:tc>
+          <w:tcPr>
+            <w:tcW w:w="1040" w:type="dxa"/>
+            <w:noWrap/>
+            <w:hideMark/>
+          </w:tcPr>
+          <w:p>
+            <w:pPr>
+              <w:rPr>
+                <w:rFonts w:hint="eastAsia"/>
+              </w:rPr>
+            </w:pPr>
+            <w:r>
+              <w:rPr>
+                <w:rFonts w:hint="eastAsia"/>
+              </w:rPr>
+              <w:t>food</w:t>
+            </w:r>
+          </w:p>
+        </w:tc>
+        <w:tc>
+          <w:tcPr>
+            <w:tcW w:w="1040" w:type="dxa"/>
+            <w:noWrap/>
+            <w:hideMark/>
+          </w:tcPr>
+          <w:p>
+            <w:pPr>
+              <w:rPr>
+                <w:rFonts w:hint="eastAsia"/>
+              </w:rPr>
+            </w:pPr>
+            <w:r>
+              <w:rPr>
+                <w:rFonts w:hint="eastAsia"/>
+              </w:rPr>
+              <w:t>party</w:t>
+            </w:r>
+          </w:p>
+        </w:tc>
+        <w:tc>
+          <w:tcPr>
+            <w:tcW w:w="1040" w:type="dxa"/>
+            <w:noWrap/>
+            <w:hideMark/>
+          </w:tcPr>
+          <w:p>
+            <w:pPr>
+              <w:rPr>
+                <w:rFonts w:hint="eastAsia"/>
+              </w:rPr>
+            </w:pPr>
+            <w:r>
+              <w:rPr>
+                <w:rFonts w:hint="eastAsia"/>
+              </w:rPr>
+              <w:t>drinks</w:t>
+            </w:r>
+          </w:p>
+        </w:tc>
+        <w:tc>
+          <w:tcPr>
+            <w:tcW w:w="1040" w:type="dxa"/>
+            <w:noWrap/>
+            <w:hideMark/>
+          </w:tcPr>
+          <w:p>
+            <w:pPr>
+              <w:rPr>
+                <w:rFonts w:hint="eastAsia"/>
+              </w:rPr>
+            </w:pPr>
+          </w:p>
+        </w:tc>
+        <w:tc>
+          <w:tcPr>
+            <w:tcW w:w="1040" w:type="dxa"/>
+            <w:noWrap/>
+            <w:hideMark/>
+          </w:tcPr>
+          <w:p/>
+        </w:tc>
+        <w:tc>
+          <w:tcPr>
+            <w:tcW w:w="1040" w:type="dxa"/>
+            <w:noWrap/>
+            <w:hideMark/>
+          </w:tcPr>
+          <w:p/>
+        </w:tc>
+      </w:tr>
+      <w:tr>
+        <w:trPr>
+          <w:trHeight w:val="280"/>
+        </w:trPr>
+        <w:tc>
+          <w:tcPr>
+            <w:tcW w:w="1040" w:type="dxa"/>
+            <w:noWrap/>
+            <w:hideMark/>
+          </w:tcPr>
+          <w:p>
+            <w:r>
+              <w:rPr>
+                <w:rFonts w:hint="eastAsia"/>
+              </w:rPr>
+              <w:t>1</w:t>
+            </w:r>
+          </w:p>
+        </w:tc>
+        <w:tc>
+          <w:tcPr>
+            <w:tcW w:w="1040" w:type="dxa"/>
+            <w:noWrap/>
+            <w:hideMark/>
+          </w:tcPr>
+          <w:p>
+            <w:pPr>
+              <w:rPr>
+                <w:rFonts w:hint="eastAsia"/>
+              </w:rPr>
+            </w:pPr>
+            <w:r>
+              <w:rPr>
+                <w:rFonts w:hint="eastAsia"/>
+              </w:rPr>
+              <w:t>1</w:t>
+            </w:r>
+          </w:p>
+        </w:tc>
+        <w:tc>
+          <w:tcPr>
+            <w:tcW w:w="1040" w:type="dxa"/>
+            <w:noWrap/>
+            <w:hideMark/>
+          </w:tcPr>
+          <w:p>
+            <w:pPr>
+              <w:rPr>
+                <w:rFonts w:hint="eastAsia"/>
+              </w:rPr>
+            </w:pPr>
+            <w:r>
+              <w:rPr>
+                <w:rFonts w:hint="eastAsia"/>
+              </w:rPr>
+              <w:t>0</w:t>
+            </w:r>
+          </w:p>
+        </w:tc>
+        <w:tc>
+          <w:tcPr>
+            <w:tcW w:w="1040" w:type="dxa"/>
+            <w:noWrap/>
+            <w:hideMark/>
+          </w:tcPr>
+          <w:p>
+            <w:pPr>
+              <w:rPr>
+                <w:rFonts w:hint="eastAsia"/>
+              </w:rPr>
+            </w:pPr>
+            <w:r>
+              <w:rPr>
+                <w:rFonts w:hint="eastAsia"/>
+              </w:rPr>
+              <w:t>1</w:t>
+            </w:r>
+          </w:p>
+        </w:tc>
+        <w:tc>
+          <w:tcPr>
+            <w:tcW w:w="1040" w:type="dxa"/>
+            <w:noWrap/>
+            <w:hideMark/>
+          </w:tcPr>
+          <w:p>
+            <w:pPr>
+              <w:rPr>
+                <w:rFonts w:hint="eastAsia"/>
+              </w:rPr>
+            </w:pPr>
+            <w:r>
+              <w:rPr>
+                <w:rFonts w:hint="eastAsia"/>
+              </w:rPr>
+              <w:t>1</w:t>
+            </w:r>
+          </w:p>
+        </w:tc>
+        <w:tc>
+          <w:tcPr>
+            <w:tcW w:w="1040" w:type="dxa"/>
+            <w:noWrap/>
+            <w:hideMark/>
+          </w:tcPr>
+          <w:p>
+            <w:pPr>
+              <w:rPr>
+                <w:rFonts w:hint="eastAsia"/>
+              </w:rPr>
+            </w:pPr>
+            <w:r>
+              <w:rPr>
+                <w:rFonts w:hint="eastAsia"/>
+              </w:rPr>
+              <w:t>1</w:t>
+            </w:r>
+          </w:p>
+        </w:tc>
+      </w:tr>
+      <w:tr>
+        <w:trPr>
+          <w:trHeight w:val="280"/>
+        </w:trPr>
+        <w:tc>
+          <w:tcPr>
+            <w:tcW w:w="1040" w:type="dxa"/>
+            <w:noWrap/>
+            <w:hideMark/>
+          </w:tcPr>
+          <w:p>
+            <w:pPr>
+              <w:rPr>
+                <w:rFonts w:hint="eastAsia"/>
+              </w:rPr>
+            </w:pPr>
+            <w:r>
+              <w:rPr>
+                <w:rFonts w:hint="eastAsia"/>
+              </w:rPr>
+              <w:lastRenderedPageBreak/>
+              <w:t>food</w:t>
+            </w:r>
+          </w:p>
+        </w:tc>
+        <w:tc>
+          <w:tcPr>
+            <w:tcW w:w="1040" w:type="dxa"/>
+            <w:noWrap/>
+            <w:hideMark/>
+          </w:tcPr>
+          <w:p>
+            <w:pPr>
+              <w:rPr>
+                <w:rFonts w:hint="eastAsia"/>
+              </w:rPr>
+            </w:pPr>
+            <w:r>
+              <w:rPr>
+                <w:rFonts w:hint="eastAsia"/>
+              </w:rPr>
+              <w:t>party</w:t>
+            </w:r>
+          </w:p>
+        </w:tc>
+        <w:tc>
+          <w:tcPr>
+            <w:tcW w:w="1040" w:type="dxa"/>
+            <w:noWrap/>
+            <w:hideMark/>
+          </w:tcPr>
+          <w:p>
+            <w:pPr>
+              <w:rPr>
+                <w:rFonts w:hint="eastAsia"/>
+              </w:rPr>
+            </w:pPr>
+            <w:r>
+              <w:rPr>
+                <w:rFonts w:hint="eastAsia"/>
+              </w:rPr>
+              <w:t>drinks</w:t>
+            </w:r>
+          </w:p>
+        </w:tc>
+        <w:tc>
+          <w:tcPr>
+            <w:tcW w:w="1040" w:type="dxa"/>
+            <w:noWrap/>
+            <w:hideMark/>
+          </w:tcPr>
+          <w:p>
+            <w:pPr>
+              <w:rPr>
+                <w:rFonts w:hint="eastAsia"/>
+              </w:rPr>
+            </w:pPr>
+          </w:p>
+        </w:tc>
+        <w:tc>
+          <w:tcPr>
+            <w:tcW w:w="1040" w:type="dxa"/>
+            <w:noWrap/>
+            <w:hideMark/>
+          </w:tcPr>
+          <w:p/>
+        </w:tc>
+        <w:tc>
+          <w:tcPr>
+            <w:tcW w:w="1040" w:type="dxa"/>
+            <w:noWrap/>
+            <w:hideMark/>
+          </w:tcPr>
+          <w:p/>
+        </w:tc>
+      </w:tr>
+      <w:tr>
+        <w:trPr>
+          <w:trHeight w:val="280"/>
+        </w:trPr>
+        <w:tc>
+          <w:tcPr>
+            <w:tcW w:w="1040" w:type="dxa"/>
+            <w:noWrap/>
+            <w:hideMark/>
+          </w:tcPr>
+          <w:p>
+            <w:r>
+              <w:rPr>
+                <w:rFonts w:hint="eastAsia"/>
+              </w:rPr>
+              <w:t>1</w:t>
+            </w:r>
+          </w:p>
+        </w:tc>
+        <w:tc>
+          <w:tcPr>
+            <w:tcW w:w="1040" w:type="dxa"/>
+            <w:noWrap/>
+            <w:hideMark/>
+          </w:tcPr>
+          <w:p>
+            <w:pPr>
+              <w:rPr>
+                <w:rFonts w:hint="eastAsia"/>
+              </w:rPr>
+            </w:pPr>
+            <w:r>
+              <w:rPr>
+                <w:rFonts w:hint="eastAsia"/>
+              </w:rPr>
+              <w:t>0</w:t>
+            </w:r>
+          </w:p>
+        </w:tc>
+        <w:tc>
+          <w:tcPr>
+            <w:tcW w:w="1040" w:type="dxa"/>
+            <w:noWrap/>
+            <w:hideMark/>
+          </w:tcPr>
+          <w:p>
+            <w:pPr>
+              <w:rPr>
+                <w:rFonts w:hint="eastAsia"/>
+              </w:rPr>
+            </w:pPr>
+            <w:r>
+              <w:rPr>
+                <w:rFonts w:hint="eastAsia"/>
+              </w:rPr>
+              <w:t>0</w:t>
+            </w:r>
+          </w:p>
+        </w:tc>
+        <w:tc>
+          <w:tcPr>
+            <w:tcW w:w="1040" w:type="dxa"/>
+            <w:noWrap/>
+            <w:hideMark/>
+          </w:tcPr>
+          <w:p>
+            <w:pPr>
+              <w:rPr>
+                <w:rFonts w:hint="eastAsia"/>
+              </w:rPr>
+            </w:pPr>
+            <w:r>
+              <w:rPr>
+                <w:rFonts w:hint="eastAsia"/>
+              </w:rPr>
+              <w:t>1</w:t>
+            </w:r>
+          </w:p>
+        </w:tc>
+        <w:tc>
+          <w:tcPr>
+            <w:tcW w:w="1040" w:type="dxa"/>
+            <w:noWrap/>
+            <w:hideMark/>
+          </w:tcPr>
+          <w:p>
+            <w:pPr>
+              <w:rPr>
+                <w:rFonts w:hint="eastAsia"/>
+              </w:rPr>
+            </w:pPr>
+            <w:r>
+              <w:rPr>
+                <w:rFonts w:hint="eastAsia"/>
+              </w:rPr>
+              <w:t>1</w:t>
+            </w:r>
+          </w:p>
+        </w:tc>
+        <w:tc>
+          <w:tcPr>
+            <w:tcW w:w="1040" w:type="dxa"/>
+            <w:noWrap/>
+            <w:hideMark/>
+          </w:tcPr>
+          <w:p>
+            <w:pPr>
+              <w:rPr>
+                <w:rFonts w:hint="eastAsia"/>
+              </w:rPr>
+            </w:pPr>
+            <w:r>
+              <w:rPr>
+                <w:rFonts w:hint="eastAsia"/>
+              </w:rPr>
+              <w:t>1</w:t>
+            </w:r>
+          </w:p>
+        </w:tc>
+      </w:tr>
+      <w:tr>
+        <w:trPr>
+          <w:trHeight w:val="280"/>
+        </w:trPr>
+        <w:tc>
+          <w:tcPr>
+            <w:tcW w:w="1040" w:type="dxa"/>
+            <w:noWrap/>
+            <w:hideMark/>
+          </w:tcPr>
+          <w:p>
+            <w:pPr>
+              <w:rPr>
+                <w:rFonts w:hint="eastAsia"/>
+              </w:rPr>
+            </w:pPr>
+            <w:r>
+              <w:rPr>
+                <w:rFonts w:hint="eastAsia"/>
+              </w:rPr>
+              <w:t>food</w:t>
+            </w:r>
+          </w:p>
+        </w:tc>
+        <w:tc>
+          <w:tcPr>
+            <w:tcW w:w="1040" w:type="dxa"/>
+            <w:noWrap/>
+            <w:hideMark/>
+          </w:tcPr>
+          <w:p>
+            <w:pPr>
+              <w:rPr>
+                <w:rFonts w:hint="eastAsia"/>
+              </w:rPr>
+            </w:pPr>
+            <w:r>
+              <w:rPr>
+                <w:rFonts w:hint="eastAsia"/>
+              </w:rPr>
+              <w:t>party</w:t>
+            </w:r>
+          </w:p>
+        </w:tc>
+        <w:tc>
+          <w:tcPr>
+            <w:tcW w:w="1040" w:type="dxa"/>
+            <w:noWrap/>
+            <w:hideMark/>
+          </w:tcPr>
+          <w:p>
+            <w:pPr>
+              <w:rPr>
+                <w:rFonts w:hint="eastAsia"/>
+              </w:rPr>
+            </w:pPr>
+            <w:r>
+              <w:rPr>
+                <w:rFonts w:hint="eastAsia"/>
+              </w:rPr>
+              <w:t>drinks</w:t>
+            </w:r>
+          </w:p>
+        </w:tc>
+        <w:tc>
+          <w:tcPr>
+            <w:tcW w:w="1040" w:type="dxa"/>
+            <w:noWrap/>
+            <w:hideMark/>
+          </w:tcPr>
+          <w:p>
+            <w:pPr>
+              <w:rPr>
+                <w:rFonts w:hint="eastAsia"/>
+              </w:rPr>
+            </w:pPr>
+          </w:p>
+        </w:tc>
+        <w:tc>
+          <w:tcPr>
+            <w:tcW w:w="1040" w:type="dxa"/>
+            <w:noWrap/>
+            <w:hideMark/>
+          </w:tcPr>
+          <w:p/>
+        </w:tc>
+        <w:tc>
+          <w:tcPr>
+            <w:tcW w:w="1040" w:type="dxa"/>
+            <w:noWrap/>
+            <w:hideMark/>
+          </w:tcPr>
+          <w:p/>
+        </w:tc>
+      </w:tr>
+      <w:tr>
+        <w:trPr>
+          <w:trHeight w:val="280"/>
+        </w:trPr>
+        <w:tc>
+          <w:tcPr>
+            <w:tcW w:w="1040" w:type="dxa"/>
+            <w:noWrap/>
+            <w:hideMark/>
+          </w:tcPr>
+          <w:p>
+            <w:r>
+              <w:rPr>
+                <w:rFonts w:hint="eastAsia"/>
+              </w:rPr>
+              <w:t>1</w:t>
+            </w:r>
+          </w:p>
+        </w:tc>
+        <w:tc>
+          <w:tcPr>
+            <w:tcW w:w="1040" w:type="dxa"/>
+            <w:noWrap/>
+            <w:hideMark/>
+          </w:tcPr>
+          <w:p>
+            <w:pPr>
+              <w:rPr>
+                <w:rFonts w:hint="eastAsia"/>
+              </w:rPr>
+            </w:pPr>
+            <w:r>
+              <w:rPr>
+                <w:rFonts w:hint="eastAsia"/>
+              </w:rPr>
+              <w:t>0</w:t>
+            </w:r>
+          </w:p>
+        </w:tc>
+        <w:tc>
+          <w:tcPr>
+            <w:tcW w:w="1040" w:type="dxa"/>
+            <w:noWrap/>
+            <w:hideMark/>
+          </w:tcPr>
+          <w:p>
+            <w:pPr>
+              <w:rPr>
+                <w:rFonts w:hint="eastAsia"/>
+              </w:rPr>
+            </w:pPr>
+            <w:r>
+              <w:rPr>
+                <w:rFonts w:hint="eastAsia"/>
+              </w:rPr>
+              <w:t>1</w:t>
+            </w:r>
+          </w:p>
+        </w:tc>
+        <w:tc>
+          <w:tcPr>
+            <w:tcW w:w="1040" w:type="dxa"/>
+            <w:noWrap/>
+            <w:hideMark/>
+          </w:tcPr>
+          <w:p>
+            <w:pPr>
+              <w:rPr>
+                <w:rFonts w:hint="eastAsia"/>
+              </w:rPr>
+            </w:pPr>
+            <w:r>
+              <w:rPr>
+                <w:rFonts w:hint="eastAsia"/>
+              </w:rPr>
+              <w:t>0</w:t>
+            </w:r>
+          </w:p>
+        </w:tc>
+        <w:tc>
+          <w:tcPr>
+            <w:tcW w:w="1040" w:type="dxa"/>
+            <w:noWrap/>
+            <w:hideMark/>
+          </w:tcPr>
+          <w:p>
+            <w:pPr>
+              <w:rPr>
+                <w:rFonts w:hint="eastAsia"/>
+              </w:rPr>
+            </w:pPr>
+            <w:r>
+              <w:rPr>
+                <w:rFonts w:hint="eastAsia"/>
+              </w:rPr>
+              <w:t>0</w:t>
+            </w:r>
+          </w:p>
+        </w:tc>
+        <w:tc>
+          <w:tcPr>
+            <w:tcW w:w="1040" w:type="dxa"/>
+            <w:noWrap/>
+            <w:hideMark/>
+          </w:tcPr>
+          <w:p>
+            <w:pPr>
+              <w:rPr>
+                <w:rFonts w:hint="eastAsia"/>
+              </w:rPr>
+            </w:pPr>
+            <w:r>
+              <w:rPr>
+                <w:rFonts w:hint="eastAsia"/>
+              </w:rPr>
+              <w:t>1</w:t>
+            </w:r>
+          </w:p>
+        </w:tc>
+      </w:tr>
+      <w:tr>
+        <w:trPr>
+          <w:trHeight w:val="280"/>
+        </w:trPr>
+        <w:tc>
+          <w:tcPr>
+            <w:tcW w:w="1040" w:type="dxa"/>
+            <w:noWrap/>
+            <w:hideMark/>
+          </w:tcPr>
+          <w:p>
+            <w:pPr>
+              <w:rPr>
+                <w:rFonts w:hint="eastAsia"/>
+              </w:rPr>
+            </w:pPr>
+            <w:r>
+              <w:rPr>
+                <w:rFonts w:hint="eastAsia"/>
+              </w:rPr>
+              <w:t>food</w:t>
+            </w:r>
+          </w:p>
+        </w:tc>
+        <w:tc>
+          <w:tcPr>
+            <w:tcW w:w="1040" w:type="dxa"/>
+            <w:noWrap/>
+            <w:hideMark/>
+          </w:tcPr>
+          <w:p>
+            <w:pPr>
+              <w:rPr>
+                <w:rFonts w:hint="eastAsia"/>
+              </w:rPr>
+            </w:pPr>
+            <w:r>
+              <w:rPr>
+                <w:rFonts w:hint="eastAsia"/>
+              </w:rPr>
+              <w:t>party</w:t>
+            </w:r>
+          </w:p>
+        </w:tc>
+        <w:tc>
+          <w:tcPr>
+            <w:tcW w:w="1040" w:type="dxa"/>
+            <w:noWrap/>
+            <w:hideMark/>
+          </w:tcPr>
+          <w:p>
+            <w:pPr>
+              <w:rPr>
+                <w:rFonts w:hint="eastAsia"/>
+              </w:rPr>
+            </w:pPr>
+            <w:r>
+              <w:rPr>
+                <w:rFonts w:hint="eastAsia"/>
+              </w:rPr>
+              <w:t>drinks</w:t>
+            </w:r>
+          </w:p>
+        </w:tc>
+        <w:tc>
+          <w:tcPr>
+            <w:tcW w:w="1040" w:type="dxa"/>
+            <w:noWrap/>
+            <w:hideMark/>
+          </w:tcPr>
+          <w:p>
+            <w:pPr>
+              <w:rPr>
+                <w:rFonts w:hint="eastAsia"/>
+              </w:rPr>
+            </w:pPr>
+          </w:p>
+        </w:tc>
+        <w:tc>
+          <w:tcPr>
+            <w:tcW w:w="1040" w:type="dxa"/>
+            <w:noWrap/>
+            <w:hideMark/>
+          </w:tcPr>
+          <w:p/>
+        </w:tc>
+        <w:tc>
+          <w:tcPr>
+            <w:tcW w:w="1040" w:type="dxa"/>
+            <w:noWrap/>
+            <w:hideMark/>
+          </w:tcPr>
+          <w:p/>
+        </w:tc>
+      </w:tr>
+      <w:tr>
+        <w:trPr>
+          <w:trHeight w:val="280"/>
+        </w:trPr>
+        <w:tc>
+          <w:tcPr>
+            <w:tcW w:w="1040" w:type="dxa"/>
+            <w:noWrap/>
+            <w:hideMark/>
+          </w:tcPr>
+          <w:p>
+            <w:r>
+              <w:rPr>
+                <w:rFonts w:hint="eastAsia"/>
+              </w:rPr>
+              <w:t>0</w:t>
+            </w:r>
+          </w:p>
+        </w:tc>
+        <w:tc>
+          <w:tcPr>
+            <w:tcW w:w="1040" w:type="dxa"/>
+            <w:noWrap/>
+            <w:hideMark/>
+          </w:tcPr>
+          <w:p>
+            <w:pPr>
+              <w:rPr>
+                <w:rFonts w:hint="eastAsia"/>
+              </w:rPr>
+            </w:pPr>
+            <w:r>
+              <w:rPr>
+                <w:rFonts w:hint="eastAsia"/>
+              </w:rPr>
+              <w:t>0</w:t>
+            </w:r>
+          </w:p>
+        </w:tc>
+        <w:tc>
+          <w:tcPr>
+            <w:tcW w:w="1040" w:type="dxa"/>
+            <w:noWrap/>
+            <w:hideMark/>
+          </w:tcPr>
+          <w:p>
+            <w:pPr>
+              <w:rPr>
+                <w:rFonts w:hint="eastAsia"/>
+              </w:rPr>
+            </w:pPr>
+            <w:r>
+              <w:rPr>
+                <w:rFonts w:hint="eastAsia"/>
+              </w:rPr>
+              <w:t>1</w:t>
+            </w:r>
+          </w:p>
+        </w:tc>
+        <w:tc>
+          <w:tcPr>
+            <w:tcW w:w="1040" w:type="dxa"/>
+            <w:noWrap/>
+            <w:hideMark/>
+          </w:tcPr>
+          <w:p>
+            <w:pPr>
+              <w:rPr>
+                <w:rFonts w:hint="eastAsia"/>
+              </w:rPr>
+            </w:pPr>
+            <w:r>
+              <w:rPr>
+                <w:rFonts w:hint="eastAsia"/>
+              </w:rPr>
+              <w:t>1</w:t>
+            </w:r>
+          </w:p>
+        </w:tc>
+        <w:tc>
+          <w:tcPr>
+            <w:tcW w:w="1040" w:type="dxa"/>
+            <w:noWrap/>
+            <w:hideMark/>
+          </w:tcPr>
+          <w:p>
+            <w:pPr>
+              <w:rPr>
+                <w:rFonts w:hint="eastAsia"/>
+              </w:rPr>
+            </w:pPr>
+            <w:r>
+              <w:rPr>
+                <w:rFonts w:hint="eastAsia"/>
+              </w:rPr>
+              <w:t>1</w:t>
+            </w:r>
+          </w:p>
+        </w:tc>
+        <w:tc>
+          <w:tcPr>
+            <w:tcW w:w="1040" w:type="dxa"/>
+            <w:noWrap/>
+            <w:hideMark/>
+          </w:tcPr>
+          <w:p>
+            <w:pPr>
+              <w:rPr>
+                <w:rFonts w:hint="eastAsia"/>
+              </w:rPr>
+            </w:pPr>
+            <w:r>
+              <w:rPr>
+                <w:rFonts w:hint="eastAsia"/>
+              </w:rPr>
+              <w:t>1</w:t>
+            </w:r>
+          </w:p>
+        </w:tc>
+      </w:tr>
+      <w:tr>
+        <w:trPr>
+          <w:trHeight w:val="280"/>
+        </w:trPr>
+        <w:tc>
+          <w:tcPr>
+            <w:tcW w:w="1040" w:type="dxa"/>
+            <w:noWrap/>
+            <w:hideMark/>
+          </w:tcPr>
+          <w:p>
+            <w:pPr>
+              <w:rPr>
+                <w:rFonts w:hint="eastAsia"/>
+              </w:rPr>
+            </w:pPr>
+            <w:r>
+              <w:rPr>
+                <w:rFonts w:hint="eastAsia"/>
+              </w:rPr>
+              <w:t>food</w:t>
+            </w:r>
+          </w:p>
+        </w:tc>
+        <w:tc>
+          <w:tcPr>
+            <w:tcW w:w="1040" w:type="dxa"/>
+            <w:noWrap/>
+            <w:hideMark/>
+          </w:tcPr>
+          <w:p>
+            <w:pPr>
+              <w:rPr>
+                <w:rFonts w:hint="eastAsia"/>
+              </w:rPr>
+            </w:pPr>
+            <w:r>
+              <w:rPr>
+                <w:rFonts w:hint="eastAsia"/>
+              </w:rPr>
+              <w:t>party</w:t>
+            </w:r>
+          </w:p>
+        </w:tc>
+        <w:tc>
+          <w:tcPr>
+            <w:tcW w:w="1040" w:type="dxa"/>
+            <w:noWrap/>
+            <w:hideMark/>
+          </w:tcPr>
+          <w:p>
+            <w:pPr>
+              <w:rPr>
+                <w:rFonts w:hint="eastAsia"/>
+              </w:rPr>
+            </w:pPr>
+            <w:r>
+              <w:rPr>
+                <w:rFonts w:hint="eastAsia"/>
+              </w:rPr>
+              <w:t>drinks</w:t>
+            </w:r>
+          </w:p>
+        </w:tc>
+        <w:tc>
+          <w:tcPr>
+            <w:tcW w:w="1040" w:type="dxa"/>
+            <w:noWrap/>
+            <w:hideMark/>
+          </w:tcPr>
+          <w:p>
+            <w:pPr>
+              <w:rPr>
+                <w:rFonts w:hint="eastAsia"/>
+              </w:rPr>
+            </w:pPr>
+          </w:p>
+        </w:tc>
+        <w:tc>
+          <w:tcPr>
+            <w:tcW w:w="1040" w:type="dxa"/>
+            <w:noWrap/>
+            <w:hideMark/>
+          </w:tcPr>
+          <w:p/>
+        </w:tc>
+        <w:tc>
+          <w:tcPr>
+            <w:tcW w:w="1040" w:type="dxa"/>
+            <w:noWrap/>
+            <w:hideMark/>
+          </w:tcPr>
+          <w:p/>
+        </w:tc>
+      </w:tr>
+      <w:tr>
+        <w:trPr>
+          <w:trHeight w:val="280"/>
+        </w:trPr>
+        <w:tc>
+          <w:tcPr>
+            <w:tcW w:w="1040" w:type="dxa"/>
+            <w:noWrap/>
+            <w:hideMark/>
+          </w:tcPr>
+          <w:p>
+            <w:r>
+              <w:rPr>
+                <w:rFonts w:hint="eastAsia"/>
+              </w:rPr>
+              <w:t>0</w:t>
+            </w:r>
+          </w:p>
+        </w:tc>
+        <w:tc>
+          <w:tcPr>
+            <w:tcW w:w="1040" w:type="dxa"/>
+            <w:noWrap/>
+            <w:hideMark/>
+          </w:tcPr>
+          <w:p>
+            <w:pPr>
+              <w:rPr>
+                <w:rFonts w:hint="eastAsia"/>
+              </w:rPr>
+            </w:pPr>
+            <w:r>
+              <w:rPr>
+                <w:rFonts w:hint="eastAsia"/>
+              </w:rPr>
+              <w:t>1</w:t>
+            </w:r>
+          </w:p>
+        </w:tc>
+        <w:tc>
+          <w:tcPr>
+            <w:tcW w:w="1040" w:type="dxa"/>
+            <w:noWrap/>
+            <w:hideMark/>
+          </w:tcPr>
+          <w:p>
+            <w:pPr>
+              <w:rPr>
+                <w:rFonts w:hint="eastAsia"/>
+              </w:rPr>
+            </w:pPr>
+            <w:r>
+              <w:rPr>
+                <w:rFonts w:hint="eastAsia"/>
+              </w:rPr>
+              <w:t>0</w:t>
+            </w:r>
+          </w:p>
+        </w:tc>
+        <w:tc>
+          <w:tcPr>
+            <w:tcW w:w="1040" w:type="dxa"/>
+            <w:noWrap/>
+            <w:hideMark/>
+          </w:tcPr>
+          <w:p>
+            <w:pPr>
+              <w:rPr>
+                <w:rFonts w:hint="eastAsia"/>
+              </w:rPr>
+            </w:pPr>
+            <w:r>
+              <w:rPr>
+                <w:rFonts w:hint="eastAsia"/>
+              </w:rPr>
+              <w:t>1</w:t>
+            </w:r>
+          </w:p>
+        </w:tc>
+        <w:tc>
+          <w:tcPr>
+            <w:tcW w:w="1040" w:type="dxa"/>
+            <w:noWrap/>
+            <w:hideMark/>
+          </w:tcPr>
+          <w:p>
+            <w:pPr>
+              <w:rPr>
+                <w:rFonts w:hint="eastAsia"/>
+              </w:rPr>
+            </w:pPr>
+            <w:r>
+              <w:rPr>
+                <w:rFonts w:hint="eastAsia"/>
+              </w:rPr>
+              <w:t>1</w:t>
+            </w:r>
+          </w:p>
+        </w:tc>
+        <w:tc>
+          <w:tcPr>
+            <w:tcW w:w="1040" w:type="dxa"/>
+            <w:noWrap/>
+            <w:hideMark/>
+          </w:tcPr>
+          <w:p>
+            <w:pPr>
+              <w:rPr>
+                <w:rFonts w:hint="eastAsia"/>
+              </w:rPr>
+            </w:pPr>
+            <w:r>
+              <w:rPr>
+                <w:rFonts w:hint="eastAsia"/>
+              </w:rPr>
+              <w:t>1</w:t>
+            </w:r>
+          </w:p>
+        </w:tc>
+      </w:tr>
+      <w:tr>
+        <w:trPr>
+          <w:trHeight w:val="280"/>
+        </w:trPr>
+        <w:tc>
+          <w:tcPr>
+            <w:tcW w:w="1040" w:type="dxa"/>
+            <w:noWrap/>
+            <w:hideMark/>
+          </w:tcPr>
+          <w:p>
+            <w:pPr>
+              <w:rPr>
+                <w:rFonts w:hint="eastAsia"/>
+              </w:rPr>
+            </w:pPr>
+            <w:r>
+              <w:rPr>
+                <w:rFonts w:hint="eastAsia"/>
+              </w:rPr>
+              <w:t>food</w:t>
+            </w:r>
+          </w:p>
+        </w:tc>
+        <w:tc>
+          <w:tcPr>
+            <w:tcW w:w="1040" w:type="dxa"/>
+            <w:noWrap/>
+            <w:hideMark/>
+          </w:tcPr>
+          <w:p>
+            <w:pPr>
+              <w:rPr>
+                <w:rFonts w:hint="eastAsia"/>
+              </w:rPr>
+            </w:pPr>
+            <w:r>
+              <w:rPr>
+                <w:rFonts w:hint="eastAsia"/>
+              </w:rPr>
+              <w:t>party</w:t>
+            </w:r>
+          </w:p>
+        </w:tc>
+        <w:tc>
+          <w:tcPr>
+            <w:tcW w:w="1040" w:type="dxa"/>
+            <w:noWrap/>
+            <w:hideMark/>
+          </w:tcPr>
+          <w:p>
+            <w:pPr>
+              <w:rPr>
+                <w:rFonts w:hint="eastAsia"/>
+              </w:rPr>
+            </w:pPr>
+            <w:r>
+              <w:rPr>
+                <w:rFonts w:hint="eastAsia"/>
+              </w:rPr>
+              <w:t>drinks</w:t>
+            </w:r>
+          </w:p>
+        </w:tc>
+        <w:tc>
+          <w:tcPr>
+            <w:tcW w:w="1040" w:type="dxa"/>
+            <w:noWrap/>
+            <w:hideMark/>
+          </w:tcPr>
+          <w:p>
+            <w:pPr>
+              <w:rPr>
+                <w:rFonts w:hint="eastAsia"/>
+              </w:rPr>
+            </w:pPr>
+          </w:p>
+        </w:tc>
+        <w:tc>
+          <w:tcPr>
+            <w:tcW w:w="1040" w:type="dxa"/>
+            <w:noWrap/>
+            <w:hideMark/>
+          </w:tcPr>
+          <w:p/>
+        </w:tc>
+        <w:tc>
+          <w:tcPr>
+            <w:tcW w:w="1040" w:type="dxa"/>
+            <w:noWrap/>
+            <w:hideMark/>
+          </w:tcPr>
+          <w:p/>
+        </w:tc>
+      </w:tr>
+      <w:tr>
+        <w:trPr>
+          <w:trHeight w:val="280"/>
+        </w:trPr>
+        <w:tc>
+          <w:tcPr>
+            <w:tcW w:w="1040" w:type="dxa"/>
+            <w:noWrap/>
+            <w:hideMark/>
+          </w:tcPr>
+          <w:p>
+            <w:r>
+              <w:rPr>
+                <w:rFonts w:hint="eastAsia"/>
+              </w:rPr>
+              <w:t>0</w:t>
+            </w:r>
+          </w:p>
+        </w:tc>
+        <w:tc>
+          <w:tcPr>
+            <w:tcW w:w="1040" w:type="dxa"/>
+            <w:noWrap/>
+            <w:hideMark/>
+          </w:tcPr>
+          <w:p>
+            <w:pPr>
+              <w:rPr>
+                <w:rFonts w:hint="eastAsia"/>
+              </w:rPr>
+            </w:pPr>
+            <w:r>
+              <w:rPr>
+                <w:rFonts w:hint="eastAsia"/>
+              </w:rPr>
+              <w:t>1</w:t>
+            </w:r>
+          </w:p>
+        </w:tc>
+        <w:tc>
+          <w:tcPr>
+            <w:tcW w:w="1040" w:type="dxa"/>
+            <w:noWrap/>
+            <w:hideMark/>
+          </w:tcPr>
+          <w:p>
+            <w:pPr>
+              <w:rPr>
+                <w:rFonts w:hint="eastAsia"/>
+              </w:rPr>
+            </w:pPr>
+            <w:r>
+              <w:rPr>
+                <w:rFonts w:hint="eastAsia"/>
+              </w:rPr>
+              <w:t>1</w:t>
+            </w:r>
+          </w:p>
+        </w:tc>
+        <w:tc>
+          <w:tcPr>
+            <w:tcW w:w="1040" w:type="dxa"/>
+            <w:noWrap/>
+            <w:hideMark/>
+          </w:tcPr>
+          <w:p>
+            <w:pPr>
+              <w:rPr>
+                <w:rFonts w:hint="eastAsia"/>
+              </w:rPr>
+            </w:pPr>
+            <w:r>
+              <w:rPr>
+                <w:rFonts w:hint="eastAsia"/>
+              </w:rPr>
+              <w:t>1</w:t>
+            </w:r>
+          </w:p>
+        </w:tc>
+        <w:tc>
+          <w:tcPr>
+            <w:tcW w:w="1040" w:type="dxa"/>
+            <w:noWrap/>
+            <w:hideMark/>
+          </w:tcPr>
+          <w:p>
+            <w:pPr>
+              <w:rPr>
+                <w:rFonts w:hint="eastAsia"/>
+              </w:rPr>
+            </w:pPr>
+            <w:r>
+              <w:rPr>
+                <w:rFonts w:hint="eastAsia"/>
+              </w:rPr>
+              <w:t>1</w:t>
+            </w:r>
+          </w:p>
+        </w:tc>
+        <w:tc>
+          <w:tcPr>
+            <w:tcW w:w="1040" w:type="dxa"/>
+            <w:noWrap/>
+            <w:hideMark/>
+          </w:tcPr>
+          <w:p>
+            <w:pPr>
+              <w:rPr>
+                <w:rFonts w:hint="eastAsia"/>
+              </w:rPr>
+            </w:pPr>
+            <w:r>
+              <w:rPr>
+                <w:rFonts w:hint="eastAsia"/>
+              </w:rPr>
+              <w:t>1</w:t>
+            </w:r>
+          </w:p>
+        </w:tc>
+      </w:tr>
+      <w:tr>
+        <w:trPr>
+          <w:trHeight w:val="280"/>
+        </w:trPr>
+        <w:tc>
+          <w:tcPr>
+            <w:tcW w:w="1040" w:type="dxa"/>
+            <w:noWrap/>
+            <w:hideMark/>
+          </w:tcPr>
+          <w:p>
+            <w:pPr>
+              <w:rPr>
+                <w:rFonts w:hint="eastAsia"/>
+              </w:rPr>
+            </w:pPr>
+            <w:r>
+              <w:rPr>
+                <w:rFonts w:hint="eastAsia"/>
+              </w:rPr>
+              <w:t>food</w:t>
+            </w:r>
+          </w:p>
+        </w:tc>
+        <w:tc>
+          <w:tcPr>
+            <w:tcW w:w="1040" w:type="dxa"/>
+            <w:noWrap/>
+            <w:hideMark/>
+          </w:tcPr>
+          <w:p>
+            <w:pPr>
+              <w:rPr>
+                <w:rFonts w:hint="eastAsia"/>
+              </w:rPr>
+            </w:pPr>
+            <w:r>
+              <w:rPr>
+                <w:rFonts w:hint="eastAsia"/>
+              </w:rPr>
+              <w:t>party</w:t>
+            </w:r>
+          </w:p>
+        </w:tc>
+        <w:tc>
+          <w:tcPr>
+            <w:tcW w:w="1040" w:type="dxa"/>
+            <w:noWrap/>
+            <w:hideMark/>
+          </w:tcPr>
+          <w:p>
+            <w:pPr>
+              <w:rPr>
+                <w:rFonts w:hint="eastAsia"/>
+              </w:rPr>
+            </w:pPr>
+            <w:r>
+              <w:rPr>
+                <w:rFonts w:hint="eastAsia"/>
+              </w:rPr>
+              <w:t>drinks</w:t>
+            </w:r>
+          </w:p>
+        </w:tc>
+        <w:tc>
+          <w:tcPr>
+            <w:tcW w:w="1040" w:type="dxa"/>
+            <w:noWrap/>
+            <w:hideMark/>
+          </w:tcPr>
+          <w:p>
+            <w:pPr>
+              <w:rPr>
+                <w:rFonts w:hint="eastAsia"/>
+              </w:rPr>
+            </w:pPr>
+          </w:p>
+        </w:tc>
+        <w:tc>
+          <w:tcPr>
+            <w:tcW w:w="1040" w:type="dxa"/>
+            <w:noWrap/>
+            <w:hideMark/>
+          </w:tcPr>
+          <w:p/>
+        </w:tc>
+        <w:tc>
+          <w:tcPr>
+            <w:tcW w:w="1040" w:type="dxa"/>
+            <w:noWrap/>
+            <w:hideMark/>
+          </w:tcPr>
+          <w:p/>
+        </w:tc>
+      </w:tr>
+      <w:tr>
+        <w:trPr>
+          <w:trHeight w:val="280"/>
+        </w:trPr>
+        <w:tc>
+          <w:tcPr>
+            <w:tcW w:w="1040" w:type="dxa"/>
+            <w:noWrap/>
+            <w:hideMark/>
+          </w:tcPr>
+          <w:p>
+            <w:r>
+              <w:rPr>
+                <w:rFonts w:hint="eastAsia"/>
+              </w:rPr>
+              <w:t>0</w:t>
+            </w:r>
+          </w:p>
+        </w:tc>
+        <w:tc>
+          <w:tcPr>
+            <w:tcW w:w="1040" w:type="dxa"/>
+            <w:noWrap/>
+            <w:hideMark/>
+          </w:tcPr>
+          <w:p>
+            <w:pPr>
+              <w:rPr>
+                <w:rFonts w:hint="eastAsia"/>
+              </w:rPr>
+            </w:pPr>
+            <w:r>
+              <w:rPr>
+                <w:rFonts w:hint="eastAsia"/>
+              </w:rPr>
+              <w:t>0</w:t>
+            </w:r>
+          </w:p>
+        </w:tc>
+        <w:tc>
+          <w:tcPr>
+            <w:tcW w:w="1040" w:type="dxa"/>
+            <w:noWrap/>
+            <w:hideMark/>
+          </w:tcPr>
+          <w:p>
+            <w:pPr>
+              <w:rPr>
+                <w:rFonts w:hint="eastAsia"/>
+              </w:rPr>
+            </w:pPr>
+            <w:r>
+              <w:rPr>
+                <w:rFonts w:hint="eastAsia"/>
+              </w:rPr>
+              <w:t>0</w:t>
+            </w:r>
+          </w:p>
+        </w:tc>
+        <w:tc>
+          <w:tcPr>
+            <w:tcW w:w="1040" w:type="dxa"/>
+            <w:noWrap/>
+            <w:hideMark/>
+          </w:tcPr>
+          <w:p>
+            <w:pPr>
+              <w:rPr>
+                <w:rFonts w:hint="eastAsia"/>
+              </w:rPr>
+            </w:pPr>
+            <w:r>
+              <w:rPr>
+                <w:rFonts w:hint="eastAsia"/>
+              </w:rPr>
+              <w:t>1</w:t>
+            </w:r>
+          </w:p>
+        </w:tc>
+        <w:tc>
+          <w:tcPr>
+            <w:tcW w:w="1040" w:type="dxa"/>
+            <w:noWrap/>
+            <w:hideMark/>
+          </w:tcPr>
+          <w:p>
+            <w:pPr>
+              <w:rPr>
+                <w:rFonts w:hint="eastAsia"/>
+              </w:rPr>
+            </w:pPr>
+            <w:r>
+              <w:rPr>
+                <w:rFonts w:hint="eastAsia"/>
+              </w:rPr>
+              <w:t>1</w:t>
+            </w:r>
+          </w:p>
+        </w:tc>
+        <w:tc>
+          <w:tcPr>
+            <w:tcW w:w="1040" w:type="dxa"/>
+            <w:noWrap/>
+            <w:hideMark/>
+          </w:tcPr>
+          <w:p>
+            <w:pPr>
+              <w:rPr>
+                <w:rFonts w:hint="eastAsia"/>
+              </w:rPr>
+            </w:pPr>
+            <w:r>
+              <w:rPr>
+                <w:rFonts w:hint="eastAsia"/>
+              </w:rPr>
+              <w:t>1</w:t>
+            </w:r>
+          </w:p>
+        </w:tc>
+      </w:tr>
+    </w:tbl>
+    <w:p/>
+    <w:p>
+      <w:r>
+        <w:t xml:space="preserve">From the table above, we could find that </w:t>
+      </w:r>
+      <w:r>
+        <w:t xml:space="preserve">all models are true, so </w:t>
+      </w:r>
+      <w:r>
+        <w:t>this sentence is valid.</w:t>
+      </w:r>
+    </w:p>
+    <w:p/>
+    <w:p/>
+    <w:p>
+      <w:r>
+        <w:rPr>
+          <w:rFonts w:hint="eastAsia"/>
+        </w:rPr>
+        <w:t>b</w:t>
+      </w:r>
+      <w:r>
+        <w:t>.</w:t>
+      </w:r>
+    </w:p>
+    <w:p>
+      <w:pPr>
+        <w:rPr>
+          <w:rFonts w:ascii="Arial" w:hAnsi="Arial" w:cs="Arial"/>
+          <w:color w:val="4D4D4D"/>
+          <w:shd w:val="clear" w:color="auto" w:fill="FFFFFF"/>
+        </w:rPr>
+      </w:pPr>
+      <w:r>
+        <w:rPr>
+          <w:rStyle w:val="a8"/>
+          <w:rFonts w:ascii="Arial" w:hAnsi="Arial" w:cs="Arial"/>
+          <w:color w:val="4D4D4D"/>
+          <w:shd w:val="clear" w:color="auto" w:fill="FFFFFF"/>
+        </w:rPr>
+        <w:t>CNF</w:t>
+      </w:r>
+      <w:r>
+        <w:rPr>
+          <w:rFonts w:ascii="Arial" w:hAnsi="Arial" w:cs="Arial"/>
+          <w:color w:val="4D4D4D"/>
+          <w:shd w:val="clear" w:color="auto" w:fill="FFFFFF"/>
+        </w:rPr>
+        <w:t> </w:t>
+      </w:r>
+      <w:r>
+        <w:rPr>
+          <w:rFonts w:ascii="Arial" w:hAnsi="Arial" w:cs="Arial"/>
+          <w:color w:val="4D4D4D"/>
+          <w:shd w:val="clear" w:color="auto" w:fill="FFFFFF"/>
+        </w:rPr>
+        <w:t>是合取范式的简称，是可满足问题中比较重要的概念。在实际应用中，我们一般将约束写成</w:t>
+      </w:r>
+      <w:r>
+        <w:rPr>
+          <w:rFonts w:ascii="Arial" w:hAnsi="Arial" w:cs="Arial"/>
+          <w:color w:val="4D4D4D"/>
+          <w:shd w:val="clear" w:color="auto" w:fill="FFFFFF"/>
+        </w:rPr>
+        <w:t xml:space="preserve"> CNF </w:t>
+      </w:r>
+      <w:r>
+        <w:rPr>
+          <w:rFonts w:ascii="Arial" w:hAnsi="Arial" w:cs="Arial"/>
+          <w:color w:val="4D4D4D"/>
+          <w:shd w:val="clear" w:color="auto" w:fill="FFFFFF"/>
+        </w:rPr>
+        <w:t>范式的格式，然后通过求解器</w:t>
+      </w:r>
+      <w:r>
+        <w:rPr>
+          <w:rFonts w:ascii="Arial" w:hAnsi="Arial" w:cs="Arial"/>
+          <w:color w:val="4D4D4D"/>
+          <w:shd w:val="clear" w:color="auto" w:fill="FFFFFF"/>
+        </w:rPr>
+        <w:t xml:space="preserve"> Solver </w:t>
+      </w:r>
+      <w:r>
+        <w:rPr>
+          <w:rFonts w:ascii="Arial" w:hAnsi="Arial" w:cs="Arial"/>
+          <w:color w:val="4D4D4D"/>
+          <w:shd w:val="clear" w:color="auto" w:fill="FFFFFF"/>
+        </w:rPr>
+        <w:t>对其进行求解。因此</w:t>
+      </w:r>
+      <w:r>
+        <w:rPr>
+          <w:rFonts w:ascii="Arial" w:hAnsi="Arial" w:cs="Arial"/>
+          <w:color w:val="4D4D4D"/>
+          <w:shd w:val="clear" w:color="auto" w:fill="FFFFFF"/>
+        </w:rPr>
+        <w:t xml:space="preserve"> CNF </w:t>
+      </w:r>
+      <w:r>
+        <w:rPr>
+          <w:rFonts w:ascii="Arial" w:hAnsi="Arial" w:cs="Arial"/>
+          <w:color w:val="4D4D4D"/>
+          <w:shd w:val="clear" w:color="auto" w:fill="FFFFFF"/>
+        </w:rPr>
+        <w:t>可以理解为一种问题约束的表现形式。</w:t>
+      </w:r>
+    </w:p>
+    <w:p>
+      <w:pPr>
+        <w:tabs>
+          <w:tab w:val="left" w:pos="7228"/>
+        </w:tabs>
+        <w:rPr>
+          <w:rFonts w:ascii="Arial" w:hAnsi="Arial" w:cs="Arial"/>
+          <w:color w:val="4D4D4D"/>
+          <w:shd w:val="clear" w:color="auto" w:fill="FFFFFF"/>
+        </w:rPr>
+      </w:pPr>
+      <w:r>
+        <w:rPr>
+          <w:rFonts w:ascii="Arial" w:hAnsi="Arial" w:cs="Arial" w:hint="eastAsia"/>
+          <w:color w:val="4D4D4D"/>
+          <w:shd w:val="clear" w:color="auto" w:fill="FFFFFF"/>
+        </w:rPr>
+        <w:t>我们要表示为一些句子的与</w:t>
+      </w:r>
+      <w:r>
+        <w:rPr>
+          <w:rFonts w:ascii="Arial" w:hAnsi="Arial" w:cs="Arial" w:hint="eastAsia"/>
+          <w:color w:val="4D4D4D"/>
+          <w:shd w:val="clear" w:color="auto" w:fill="FFFFFF"/>
+        </w:rPr>
+        <w:t>.</w:t>
+      </w:r>
+    </w:p>
+    <w:p>
+      <w:pPr>
+        <w:tabs>
+          <w:tab w:val="left" w:pos="7228"/>
+        </w:tabs>
+        <w:rPr>
+          <w:rFonts w:ascii="Arial" w:hAnsi="Arial" w:cs="Arial"/>
+          <w:color w:val="4D4D4D"/>
+          <w:shd w:val="clear" w:color="auto" w:fill="FFFFFF"/>
+        </w:rPr>
+      </w:pPr>
+      <w:r>
+        <w:rPr>
+          <w:rFonts w:ascii="Arial" w:hAnsi="Arial" w:cs="Arial" w:hint="eastAsia"/>
+          <w:color w:val="4D4D4D"/>
+          <w:shd w:val="clear" w:color="auto" w:fill="FFFFFF"/>
+        </w:rPr>
+        <w:t>用</w:t>
+      </w:r>
+      <w:r>
+        <w:rPr>
+          <w:rFonts w:ascii="Arial" w:hAnsi="Arial" w:cs="Arial" w:hint="eastAsia"/>
+          <w:color w:val="4D4D4D"/>
+          <w:shd w:val="clear" w:color="auto" w:fill="FFFFFF"/>
+        </w:rPr>
+        <w:t xml:space="preserve"> </w:t>
+      </w:r>
+      <w:r>
+        <w:rPr>
+          <w:rFonts w:ascii="Arial" w:hAnsi="Arial" w:cs="Arial"/>
+          <w:color w:val="4D4D4D"/>
+          <w:shd w:val="clear" w:color="auto" w:fill="FFFFFF"/>
+        </w:rPr>
+        <w:t>(</w:t>
+      </w:r>
+      <w:r>
+        <w:rPr>
+          <w:rFonts w:ascii="Arial" w:hAnsi="Arial" w:cs="Arial" w:hint="eastAsia"/>
+          <w:color w:val="4D4D4D"/>
+          <w:shd w:val="clear" w:color="auto" w:fill="FFFFFF"/>
+        </w:rPr>
+        <w:t>a</w:t>
+      </w:r>
+      <w:r>
+        <w:rPr>
+          <w:rFonts w:ascii="Arial" w:hAnsi="Arial" w:cs="Arial"/>
+          <w:color w:val="4D4D4D"/>
+          <w:shd w:val="clear" w:color="auto" w:fill="FFFFFF"/>
+        </w:rPr>
+        <w:t>=&gt;</w:t>
+      </w:r>
+      <w:r>
+        <w:rPr>
+          <w:rFonts w:ascii="Arial" w:hAnsi="Arial" w:cs="Arial" w:hint="eastAsia"/>
+          <w:color w:val="4D4D4D"/>
+          <w:shd w:val="clear" w:color="auto" w:fill="FFFFFF"/>
+        </w:rPr>
+        <w:t>b</w:t>
+      </w:r>
+      <w:r>
+        <w:rPr>
+          <w:rFonts w:ascii="Arial" w:hAnsi="Arial" w:cs="Arial"/>
+          <w:color w:val="4D4D4D"/>
+          <w:shd w:val="clear" w:color="auto" w:fill="FFFFFF"/>
+        </w:rPr>
+        <w:t xml:space="preserve">) </w:t>
+      </w:r>
+      <w:r>
+        <w:rPr>
+          <w:rFonts w:ascii="Arial" w:hAnsi="Arial" w:cs="Arial" w:hint="eastAsia"/>
+          <w:color w:val="4D4D4D"/>
+          <w:shd w:val="clear" w:color="auto" w:fill="FFFFFF"/>
+        </w:rPr>
+        <w:t>and</w:t>
+      </w:r>
+      <w:r>
+        <w:rPr>
+          <w:rFonts w:ascii="Arial" w:hAnsi="Arial" w:cs="Arial"/>
+          <w:color w:val="4D4D4D"/>
+          <w:shd w:val="clear" w:color="auto" w:fill="FFFFFF"/>
+        </w:rPr>
+        <w:t xml:space="preserve"> (</w:t>
+      </w:r>
+      <w:r>
+        <w:rPr>
+          <w:rFonts w:ascii="Arial" w:hAnsi="Arial" w:cs="Arial" w:hint="eastAsia"/>
+          <w:color w:val="4D4D4D"/>
+          <w:shd w:val="clear" w:color="auto" w:fill="FFFFFF"/>
+        </w:rPr>
+        <w:t>b</w:t>
+      </w:r>
+      <w:r>
+        <w:rPr>
+          <w:rFonts w:ascii="Arial" w:hAnsi="Arial" w:cs="Arial"/>
+          <w:color w:val="4D4D4D"/>
+          <w:shd w:val="clear" w:color="auto" w:fill="FFFFFF"/>
+        </w:rPr>
+        <w:t>=&gt;</w:t>
+      </w:r>
+      <w:r>
+        <w:rPr>
+          <w:rFonts w:ascii="Arial" w:hAnsi="Arial" w:cs="Arial" w:hint="eastAsia"/>
+          <w:color w:val="4D4D4D"/>
+          <w:shd w:val="clear" w:color="auto" w:fill="FFFFFF"/>
+        </w:rPr>
+        <w:t>a</w:t>
+      </w:r>
+      <w:r>
+        <w:rPr>
+          <w:rFonts w:ascii="Arial" w:hAnsi="Arial" w:cs="Arial"/>
+          <w:color w:val="4D4D4D"/>
+          <w:shd w:val="clear" w:color="auto" w:fill="FFFFFF"/>
+        </w:rPr>
+        <w:t xml:space="preserve">) </w:t>
+      </w:r>
+      <w:r>
+        <w:rPr>
+          <w:rFonts w:ascii="Arial" w:hAnsi="Arial" w:cs="Arial" w:hint="eastAsia"/>
+          <w:color w:val="4D4D4D"/>
+          <w:shd w:val="clear" w:color="auto" w:fill="FFFFFF"/>
+        </w:rPr>
+        <w:t>取代双向蕴含</w:t>
+      </w:r>
+    </w:p>
+    <w:p>
+      <w:pPr>
+        <w:tabs>
+          <w:tab w:val="left" w:pos="7228"/>
+        </w:tabs>
+        <w:rPr>
+          <w:rFonts w:ascii="Arial" w:hAnsi="Arial" w:cs="Arial" w:hint="eastAsia"/>
+          <w:color w:val="4D4D4D"/>
+          <w:shd w:val="clear" w:color="auto" w:fill="FFFFFF"/>
+        </w:rPr>
+      </w:pPr>
+      <w:r>
+        <w:rPr>
+          <w:rFonts w:ascii="Arial" w:hAnsi="Arial" w:cs="Arial" w:hint="eastAsia"/>
+          <w:color w:val="4D4D4D"/>
+          <w:shd w:val="clear" w:color="auto" w:fill="FFFFFF"/>
+        </w:rPr>
+        <w:t>用</w:t>
+      </w:r>
+      <w:r>
+        <w:rPr>
+          <w:rFonts w:ascii="Arial" w:hAnsi="Arial" w:cs="Arial" w:hint="eastAsia"/>
+          <w:color w:val="4D4D4D"/>
+          <w:shd w:val="clear" w:color="auto" w:fill="FFFFFF"/>
+        </w:rPr>
+        <w:t xml:space="preserve"> a</w:t>
+      </w:r>
+      <w:proofErr w:type="gramStart"/>
+      <w:r>
+        <w:rPr>
+          <w:rFonts w:ascii="Arial" w:hAnsi="Arial" w:cs="Arial"/>
+          <w:color w:val="4D4D4D"/>
+          <w:shd w:val="clear" w:color="auto" w:fill="FFFFFF"/>
+        </w:rPr>
+        <w:t>’</w:t>
+      </w:r>
+      <w:proofErr w:type="gramEnd"/>
+      <w:r>
+        <w:rPr>
+          <w:rFonts w:ascii="Arial" w:hAnsi="Arial" w:cs="Arial"/>
+          <w:color w:val="4D4D4D"/>
+          <w:shd w:val="clear" w:color="auto" w:fill="FFFFFF"/>
+        </w:rPr>
+        <w:t xml:space="preserve"> </w:t>
+      </w:r>
+      <w:r>
+        <w:rPr>
+          <w:rFonts w:ascii="Arial" w:hAnsi="Arial" w:cs="Arial" w:hint="eastAsia"/>
+          <w:color w:val="4D4D4D"/>
+          <w:shd w:val="clear" w:color="auto" w:fill="FFFFFF"/>
+        </w:rPr>
+        <w:t>or</w:t>
+      </w:r>
+      <w:r>
+        <w:rPr>
+          <w:rFonts w:ascii="Arial" w:hAnsi="Arial" w:cs="Arial"/>
+          <w:color w:val="4D4D4D"/>
+          <w:shd w:val="clear" w:color="auto" w:fill="FFFFFF"/>
+        </w:rPr>
+        <w:t xml:space="preserve"> </w:t>
+      </w:r>
+      <w:r>
+        <w:rPr>
+          <w:rFonts w:ascii="Arial" w:hAnsi="Arial" w:cs="Arial" w:hint="eastAsia"/>
+          <w:color w:val="4D4D4D"/>
+          <w:shd w:val="clear" w:color="auto" w:fill="FFFFFF"/>
+        </w:rPr>
+        <w:t>b</w:t>
+      </w:r>
+      <w:r>
+        <w:rPr>
+          <w:rFonts w:ascii="Arial" w:hAnsi="Arial" w:cs="Arial"/>
+          <w:color w:val="4D4D4D"/>
+          <w:shd w:val="clear" w:color="auto" w:fill="FFFFFF"/>
+        </w:rPr>
+        <w:t xml:space="preserve"> </w:t>
+      </w:r>
+      <w:r>
+        <w:rPr>
+          <w:rFonts w:ascii="Arial" w:hAnsi="Arial" w:cs="Arial" w:hint="eastAsia"/>
+          <w:color w:val="4D4D4D"/>
+          <w:shd w:val="clear" w:color="auto" w:fill="FFFFFF"/>
+        </w:rPr>
+        <w:t>取代</w:t>
+      </w:r>
+      <w:r>
+        <w:rPr>
+          <w:rFonts w:ascii="Arial" w:hAnsi="Arial" w:cs="Arial" w:hint="eastAsia"/>
+          <w:color w:val="4D4D4D"/>
+          <w:shd w:val="clear" w:color="auto" w:fill="FFFFFF"/>
+        </w:rPr>
+        <w:t xml:space="preserve"> a</w:t>
+      </w:r>
+      <w:r>
+        <w:rPr>
+          <w:rFonts w:ascii="Arial" w:hAnsi="Arial" w:cs="Arial" w:hint="eastAsia"/>
+          <w:color w:val="4D4D4D"/>
+          <w:shd w:val="clear" w:color="auto" w:fill="FFFFFF"/>
+        </w:rPr>
+        <w:t>蕴含</w:t>
+      </w:r>
+      <w:r>
+        <w:rPr>
+          <w:rFonts w:ascii="Arial" w:hAnsi="Arial" w:cs="Arial" w:hint="eastAsia"/>
+          <w:color w:val="4D4D4D"/>
+          <w:shd w:val="clear" w:color="auto" w:fill="FFFFFF"/>
+        </w:rPr>
+        <w:t>b</w:t>
+      </w:r>
+    </w:p>
+    <w:p>
+      <w:pPr>
+        <w:tabs>
+          <w:tab w:val="left" w:pos="7228"/>
+        </w:tabs>
+        <w:rPr>
+          <w:rFonts w:ascii="Arial" w:hAnsi="Arial" w:cs="Arial"/>
+          <w:color w:val="4D4D4D"/>
+          <w:shd w:val="clear" w:color="auto" w:fill="FFFFFF"/>
+        </w:rPr>
+      </w:pPr>
+      <w:r>
+        <w:rPr>
+          <w:rFonts w:ascii="Arial" w:hAnsi="Arial" w:cs="Arial"/>
+          <w:color w:val="4D4D4D"/>
+          <w:shd w:val="clear" w:color="auto" w:fill="FFFFFF"/>
+        </w:rPr>
+        <w:tab/>
+      </w:r>
+    </w:p>
+    <w:p>
+      <w:pPr>
+        <w:rPr>
+          <w:rFonts w:ascii="Arial" w:hAnsi="Arial" w:cs="Arial" w:hint="eastAsia"/>
+          <w:color w:val="4D4D4D"/>
+          <w:shd w:val="clear" w:color="auto" w:fill="FFFFFF"/>
+        </w:rPr>
+      </w:pPr>
+      <w:r>
+        <w:rPr>
+          <w:rFonts w:ascii="Arial" w:hAnsi="Arial" w:cs="Arial"/>
+          <w:color w:val="4D4D4D"/>
+          <w:shd w:val="clear" w:color="auto" w:fill="FFFFFF"/>
+        </w:rPr>
+        <w:t>L</w:t>
+      </w:r>
+      <w:r>
+        <w:rPr>
+          <w:rFonts w:ascii="Arial" w:hAnsi="Arial" w:cs="Arial" w:hint="eastAsia"/>
+          <w:color w:val="4D4D4D"/>
+          <w:shd w:val="clear" w:color="auto" w:fill="FFFFFF"/>
+        </w:rPr>
+        <w:t>eft</w:t>
+      </w:r>
+      <w:r>
+        <w:rPr>
+          <w:rFonts w:ascii="Arial" w:hAnsi="Arial" w:cs="Arial"/>
+          <w:color w:val="4D4D4D"/>
+          <w:shd w:val="clear" w:color="auto" w:fill="FFFFFF"/>
+        </w:rPr>
+        <w:t xml:space="preserve"> </w:t>
+      </w:r>
+      <w:r>
+        <w:rPr>
+          <w:rFonts w:ascii="Arial" w:hAnsi="Arial" w:cs="Arial" w:hint="eastAsia"/>
+          <w:color w:val="4D4D4D"/>
+          <w:shd w:val="clear" w:color="auto" w:fill="FFFFFF"/>
+        </w:rPr>
+        <w:t>side</w:t>
+      </w:r>
+      <w:r>
+        <w:rPr>
+          <w:rFonts w:ascii="Arial" w:hAnsi="Arial" w:cs="Arial"/>
+          <w:color w:val="4D4D4D"/>
+          <w:shd w:val="clear" w:color="auto" w:fill="FFFFFF"/>
+        </w:rPr>
+        <w:t xml:space="preserve">: </w:t>
+      </w:r>
+    </w:p>
+    <w:p>
+      <w:pPr>
+        <w:rPr>
+          <w:rFonts w:hint="eastAsia"/>
+        </w:rPr>
+      </w:pPr>
+      <w:r>
+        <w:t>[(</w:t>
+      </w:r>
+      <w:r>
+        <w:t>(F</w:t>
+      </w:r>
+      <w:r>
+        <w:rPr>
+          <w:rFonts w:hint="eastAsia"/>
+        </w:rPr>
+        <w:t>ood</w:t>
+      </w:r>
+      <w:r>
+        <w:t xml:space="preserve">’) </w:t>
+      </w:r>
+      <w:r>
+        <w:rPr>
+          <w:rFonts w:hint="eastAsia"/>
+        </w:rPr>
+        <w:t>or</w:t>
+      </w:r>
+      <w:r>
+        <w:t xml:space="preserve"> </w:t>
+      </w:r>
+      <w:proofErr w:type="gramStart"/>
+      <w:r>
+        <w:rPr>
+          <w:rFonts w:hint="eastAsia"/>
+        </w:rPr>
+        <w:t>party</w:t>
+      </w:r>
+      <w:r>
+        <w:t xml:space="preserve"> )</w:t>
+      </w:r>
+      <w:proofErr w:type="gramEnd"/>
+      <w:r>
+        <w:t xml:space="preserve"> </w:t>
+      </w:r>
+      <w:r>
+        <w:rPr>
+          <w:rFonts w:hint="eastAsia"/>
+        </w:rPr>
+        <w:t>or</w:t>
+      </w:r>
+      <w:r>
+        <w:t xml:space="preserve"> ((</w:t>
+      </w:r>
+      <w:r>
+        <w:rPr>
+          <w:rFonts w:hint="eastAsia"/>
+        </w:rPr>
+        <w:t>drinks</w:t>
+      </w:r>
+      <w:r>
+        <w:t xml:space="preserve">’) </w:t>
+      </w:r>
+      <w:r>
+        <w:rPr>
+          <w:rFonts w:hint="eastAsia"/>
+        </w:rPr>
+        <w:t>or</w:t>
+      </w:r>
+      <w:r>
+        <w:t xml:space="preserve"> </w:t>
+      </w:r>
+      <w:r>
+        <w:rPr>
+          <w:rFonts w:hint="eastAsia"/>
+        </w:rPr>
+        <w:t>party</w:t>
+      </w:r>
+      <w:r>
+        <w:t>)]</w:t>
+      </w:r>
+    </w:p>
+    <w:p>
+      <w:r>
+        <w:t>[((F</w:t>
+      </w:r>
+      <w:r>
+        <w:rPr>
+          <w:rFonts w:hint="eastAsia"/>
+        </w:rPr>
+        <w:t>ood</w:t>
+      </w:r>
+      <w:r>
+        <w:t xml:space="preserve">’) </w:t>
+      </w:r>
+      <w:r>
+        <w:rPr>
+          <w:rFonts w:hint="eastAsia"/>
+        </w:rPr>
+        <w:t>or</w:t>
+      </w:r>
+      <w:r>
+        <w:t xml:space="preserve"> </w:t>
+      </w:r>
+      <w:proofErr w:type="gramStart"/>
+      <w:r>
+        <w:rPr>
+          <w:rFonts w:hint="eastAsia"/>
+        </w:rPr>
+        <w:t>party</w:t>
+      </w:r>
+      <w:r>
+        <w:t xml:space="preserve"> )</w:t>
+      </w:r>
+      <w:proofErr w:type="gramEnd"/>
+      <w:r>
+        <w:t xml:space="preserve"> </w:t>
+      </w:r>
+      <w:r>
+        <w:rPr>
+          <w:rFonts w:hint="eastAsia"/>
+        </w:rPr>
+        <w:t>or</w:t>
+      </w:r>
+      <w:r>
+        <w:t xml:space="preserve"> ((</w:t>
+      </w:r>
+      <w:r>
+        <w:rPr>
+          <w:rFonts w:hint="eastAsia"/>
+        </w:rPr>
+        <w:t>drinks</w:t>
+      </w:r>
+      <w:r>
+        <w:t xml:space="preserve">’) </w:t>
+      </w:r>
+      <w:r>
+        <w:rPr>
+          <w:rFonts w:hint="eastAsia"/>
+        </w:rPr>
+        <w:t>or</w:t>
+      </w:r>
+      <w:r>
+        <w:t xml:space="preserve"> </w:t>
+      </w:r>
+      <w:r>
+        <w:rPr>
+          <w:rFonts w:hint="eastAsia"/>
+        </w:rPr>
+        <w:t>party</w:t>
+      </w:r>
+      <w:r>
+        <w:t>)]</w:t>
+      </w:r>
+    </w:p>
+    <w:p>
+      <w:r>
+        <w:t>(</w:t>
+      </w:r>
+      <w:r>
+        <w:t>F</w:t>
+      </w:r>
+      <w:r>
+        <w:rPr>
+          <w:rFonts w:hint="eastAsia"/>
+        </w:rPr>
+        <w:t>ood</w:t>
+      </w:r>
+      <w:r>
+        <w:t xml:space="preserve">’ </w:t>
+      </w:r>
+      <w:r>
+        <w:rPr>
+          <w:rFonts w:hint="eastAsia"/>
+        </w:rPr>
+        <w:t>or</w:t>
+      </w:r>
+      <w:r>
+        <w:t xml:space="preserve"> </w:t>
+      </w:r>
+      <w:r>
+        <w:rPr>
+          <w:rFonts w:hint="eastAsia"/>
+        </w:rPr>
+        <w:t>drinks</w:t>
+      </w:r>
+      <w:r>
+        <w:t xml:space="preserve">’ </w:t>
+      </w:r>
+      <w:r>
+        <w:rPr>
+          <w:rFonts w:hint="eastAsia"/>
+        </w:rPr>
+        <w:t>or</w:t>
+      </w:r>
+      <w:r>
+        <w:t xml:space="preserve"> </w:t>
+      </w:r>
+      <w:r>
+        <w:rPr>
+          <w:rFonts w:hint="eastAsia"/>
+        </w:rPr>
+        <w:t>party</w:t>
+      </w:r>
+      <w:r>
+        <w:t>)</w:t>
+      </w:r>
+    </w:p>
+    <w:p/>
+    <w:p>
+      <w:r>
+        <w:t xml:space="preserve">Right </w:t>
+      </w:r>
+      <w:r>
+        <w:rPr>
+          <w:rFonts w:hint="eastAsia"/>
+        </w:rPr>
+        <w:t>side</w:t>
+      </w:r>
+      <w:r>
+        <w:t>:</w:t>
+      </w:r>
+    </w:p>
+    <w:p>
+      <w:r>
+        <w:rPr>
+          <w:rFonts w:hint="eastAsia"/>
+        </w:rPr>
+        <w:t>[</w:t>
+      </w:r>
+      <w:r>
+        <w:t>(</w:t>
+      </w:r>
+      <w:r>
+        <w:rPr>
+          <w:rFonts w:hint="eastAsia"/>
+        </w:rPr>
+        <w:t>food</w:t>
+      </w:r>
+      <w:r>
+        <w:t xml:space="preserve"> </w:t>
+      </w:r>
+      <w:r>
+        <w:rPr>
+          <w:rFonts w:hint="eastAsia"/>
+        </w:rPr>
+        <w:t>and</w:t>
+      </w:r>
+      <w:r>
+        <w:t xml:space="preserve"> </w:t>
+      </w:r>
+      <w:r>
+        <w:rPr>
+          <w:rFonts w:hint="eastAsia"/>
+        </w:rPr>
+        <w:t>drinks</w:t>
+      </w:r>
+      <w:r>
+        <w:t xml:space="preserve">)’ </w:t>
+      </w:r>
+      <w:r>
+        <w:rPr>
+          <w:rFonts w:hint="eastAsia"/>
+        </w:rPr>
+        <w:t>or</w:t>
+      </w:r>
+      <w:r>
+        <w:t xml:space="preserve"> </w:t>
+      </w:r>
+      <w:r>
+        <w:rPr>
+          <w:rFonts w:hint="eastAsia"/>
+        </w:rPr>
+        <w:t>party</w:t>
+      </w:r>
+      <w:r>
+        <w:t>]</w:t>
+      </w:r>
+    </w:p>
+    <w:p>
+      <w:r>
+        <w:rPr>
+          <w:rFonts w:hint="eastAsia"/>
+        </w:rPr>
+        <w:t>[</w:t>
+      </w:r>
+      <w:r>
+        <w:t>(</w:t>
+      </w:r>
+      <w:r>
+        <w:rPr>
+          <w:rFonts w:hint="eastAsia"/>
+        </w:rPr>
+        <w:t>food</w:t>
+      </w:r>
+      <w:r>
+        <w:t xml:space="preserve">’ </w:t>
+      </w:r>
+      <w:r>
+        <w:rPr>
+          <w:rFonts w:hint="eastAsia"/>
+        </w:rPr>
+        <w:t>or</w:t>
+      </w:r>
+      <w:r>
+        <w:t xml:space="preserve"> </w:t>
+      </w:r>
+      <w:r>
+        <w:rPr>
+          <w:rFonts w:hint="eastAsia"/>
+        </w:rPr>
+        <w:t>drinks</w:t>
+      </w:r>
+      <w:r>
+        <w:t xml:space="preserve">’) </w:t>
+      </w:r>
+      <w:r>
+        <w:rPr>
+          <w:rFonts w:hint="eastAsia"/>
+        </w:rPr>
+        <w:t>or</w:t>
+      </w:r>
+      <w:r>
+        <w:t xml:space="preserve"> </w:t>
+      </w:r>
+      <w:r>
+        <w:rPr>
+          <w:rFonts w:hint="eastAsia"/>
+        </w:rPr>
+        <w:t>party</w:t>
+      </w:r>
+      <w:r>
+        <w:t>]</w:t>
+      </w:r>
+    </w:p>
+    <w:p>
+      <w:r>
+        <w:t>(F</w:t>
+      </w:r>
+      <w:r>
+        <w:rPr>
+          <w:rFonts w:hint="eastAsia"/>
+        </w:rPr>
+        <w:t>ood</w:t>
+      </w:r>
+      <w:r>
+        <w:t xml:space="preserve">’ </w:t>
+      </w:r>
+      <w:r>
+        <w:rPr>
+          <w:rFonts w:hint="eastAsia"/>
+        </w:rPr>
+        <w:t>or</w:t>
+      </w:r>
+      <w:r>
+        <w:t xml:space="preserve"> </w:t>
+      </w:r>
+      <w:r>
+        <w:rPr>
+          <w:rFonts w:hint="eastAsia"/>
+        </w:rPr>
+        <w:t>drinks</w:t>
+      </w:r>
+      <w:r>
+        <w:t xml:space="preserve">’ </w:t>
+      </w:r>
+      <w:r>
+        <w:rPr>
+          <w:rFonts w:hint="eastAsia"/>
+        </w:rPr>
+        <w:t>or</w:t>
+      </w:r>
+      <w:r>
+        <w:t xml:space="preserve"> </w:t>
+      </w:r>
+      <w:r>
+        <w:rPr>
+          <w:rFonts w:hint="eastAsia"/>
+        </w:rPr>
+        <w:t>party</w:t>
+      </w:r>
+      <w:r>
+        <w:t>)</w:t>
+      </w:r>
+    </w:p>
+    <w:p/>
+    <w:p>
+      <w:pPr>
+        <w:rPr>
+          <w:rFonts w:hint="eastAsia"/>
+        </w:rPr>
+      </w:pPr>
+      <w:r>
+        <w:t>The left side is identical with the right side</w:t>
+      </w:r>
+      <w:r>
+        <w:t xml:space="preserve"> in CNF</w:t>
+      </w:r>
+      <w:r>
+        <w:t xml:space="preserve">, so </w:t>
+      </w:r>
+      <w:r>
+        <w:t>this sentence is valid.</w:t>
+      </w:r>
+    </w:p>
+    <w:p>
+      <w:pPr>
+        <w:rPr>
+          <w:rFonts w:hint="eastAsia"/>
+        </w:rPr>
+      </w:pPr>
+      <w:r>
+        <w:rPr>
+          <w:rFonts w:hint="eastAsia"/>
+        </w:rPr>
+        <w:t>c</w:t>
+      </w:r>
+      <w:r>
+        <w:t>.</w:t>
+      </w:r>
+    </w:p>
+    <w:p>
+      <w:r>
+        <w:rPr>
+          <w:rFonts w:hint="eastAsia"/>
+        </w:rPr>
+        <w:t>r</w:t>
+      </w:r>
+      <w:r>
+        <w:t xml:space="preserve">esolution </w:t>
+      </w:r>
+      <w:r>
+        <w:rPr>
+          <w:rFonts w:hint="eastAsia"/>
+        </w:rPr>
+        <w:t>归结算法</w:t>
+      </w:r>
+    </w:p>
+    <w:p>
+      <w:r>
+        <w:rPr>
+          <w:rFonts w:hint="eastAsia"/>
+        </w:rPr>
+        <w:t>为了证明一个句子是valid的，证明它的否命题没有一个model为真</w:t>
+      </w:r>
+      <w:proofErr w:type="spellStart"/>
+      <w:r>
+        <w:rPr>
+          <w:rFonts w:hint="eastAsia"/>
+        </w:rPr>
+        <w:t>unsatisfiable</w:t>
+      </w:r>
+      <w:proofErr w:type="spellEnd"/>
+      <w:r>
+        <w:rPr>
+          <w:rFonts w:hint="eastAsia"/>
+        </w:rPr>
+        <w:t>。将其取反，转换为CNF，使用resolution归结证明是矛盾的。 我们可以使用以上CNF结果.</w:t>
+      </w:r>
+    </w:p>
+    <w:p>
+      <w:pPr>
+        <w:rPr>
+          <w:rFonts w:hint="eastAsia"/>
+        </w:rPr>
+      </w:pPr>
+      <w:r>
+        <w:rPr>
+          <w:rFonts w:hint="eastAsia"/>
+        </w:rPr>
+        <w:t>证明下面是</w:t>
+      </w:r>
+      <w:proofErr w:type="spellStart"/>
+      <w:r>
+        <w:rPr>
+          <w:rFonts w:hint="eastAsia"/>
+        </w:rPr>
+        <w:t>unsatisfiable</w:t>
+      </w:r>
+      <w:proofErr w:type="spellEnd"/>
+    </w:p>
+    <w:p>
+      <w:r>
+        <w:t>(F</w:t>
+      </w:r>
+      <w:r>
+        <w:rPr>
+          <w:rFonts w:hint="eastAsia"/>
+        </w:rPr>
+        <w:t>ood</w:t>
+      </w:r>
+      <w:r>
+        <w:t xml:space="preserve">’ </w:t>
+      </w:r>
+      <w:r>
+        <w:rPr>
+          <w:rFonts w:hint="eastAsia"/>
+        </w:rPr>
+        <w:t>or</w:t>
+      </w:r>
+      <w:r>
+        <w:t xml:space="preserve"> </w:t>
+      </w:r>
+      <w:r>
+        <w:rPr>
+          <w:rFonts w:hint="eastAsia"/>
+        </w:rPr>
+        <w:t>drinks</w:t>
+      </w:r>
+      <w:r>
+        <w:t xml:space="preserve">’ </w:t>
+      </w:r>
+      <w:r>
+        <w:rPr>
+          <w:rFonts w:hint="eastAsia"/>
+        </w:rPr>
+        <w:t>or</w:t>
+      </w:r>
+      <w:r>
+        <w:t xml:space="preserve"> </w:t>
+      </w:r>
+      <w:r>
+        <w:rPr>
+          <w:rFonts w:hint="eastAsia"/>
+        </w:rPr>
+        <w:t>party</w:t>
+      </w:r>
+      <w:r>
+        <w:t xml:space="preserve">) </w:t>
+      </w:r>
+      <w:r>
+        <w:rPr>
+          <w:rFonts w:hint="eastAsia"/>
+        </w:rPr>
+        <w:t>a</w:t>
+      </w:r>
+      <w:r>
+        <w:t>nd (F</w:t>
+      </w:r>
+      <w:r>
+        <w:rPr>
+          <w:rFonts w:hint="eastAsia"/>
+        </w:rPr>
+        <w:t>ood</w:t>
+      </w:r>
+      <w:r>
+        <w:t xml:space="preserve">’ </w:t>
+      </w:r>
+      <w:r>
+        <w:rPr>
+          <w:rFonts w:hint="eastAsia"/>
+        </w:rPr>
+        <w:t>or</w:t>
+      </w:r>
+      <w:r>
+        <w:t xml:space="preserve"> </w:t>
+      </w:r>
+      <w:r>
+        <w:rPr>
+          <w:rFonts w:hint="eastAsia"/>
+        </w:rPr>
+        <w:t>drinks</w:t>
+      </w:r>
+      <w:r>
+        <w:t xml:space="preserve">’ </w:t>
+      </w:r>
+      <w:r>
+        <w:rPr>
+          <w:rFonts w:hint="eastAsia"/>
+        </w:rPr>
+        <w:t>or</w:t>
+      </w:r>
+      <w:r>
+        <w:t xml:space="preserve"> </w:t>
+      </w:r>
+      <w:r>
+        <w:rPr>
+          <w:rFonts w:hint="eastAsia"/>
+        </w:rPr>
+        <w:t>party</w:t>
+      </w:r>
+      <w:r>
+        <w:t>)’</w:t>
+      </w:r>
+    </w:p>
+    <w:p>
+      <w:pPr>
+        <w:rPr>
+          <w:rFonts w:hint="eastAsia"/>
+        </w:rPr>
+      </w:pPr>
+      <w:r>
+        <w:t>(F</w:t>
+      </w:r>
+      <w:r>
+        <w:rPr>
+          <w:rFonts w:hint="eastAsia"/>
+        </w:rPr>
+        <w:t>ood</w:t>
+      </w:r>
+      <w:r>
+        <w:t xml:space="preserve">’ </w:t>
+      </w:r>
+      <w:r>
+        <w:rPr>
+          <w:rFonts w:hint="eastAsia"/>
+        </w:rPr>
+        <w:t>or</w:t>
+      </w:r>
+      <w:r>
+        <w:t xml:space="preserve"> </w:t>
+      </w:r>
+      <w:r>
+        <w:rPr>
+          <w:rFonts w:hint="eastAsia"/>
+        </w:rPr>
+        <w:t>drinks</w:t>
+      </w:r>
+      <w:r>
+        <w:t xml:space="preserve">’ </w:t>
+      </w:r>
+      <w:r>
+        <w:rPr>
+          <w:rFonts w:hint="eastAsia"/>
+        </w:rPr>
+        <w:t>or</w:t>
+      </w:r>
+      <w:r>
+        <w:t xml:space="preserve"> </w:t>
+      </w:r>
+      <w:r>
+        <w:rPr>
+          <w:rFonts w:hint="eastAsia"/>
+        </w:rPr>
+        <w:t>party</w:t>
+      </w:r>
+      <w:r>
+        <w:t xml:space="preserve">) </w:t>
+      </w:r>
+      <w:r>
+        <w:rPr>
+          <w:rFonts w:hint="eastAsia"/>
+        </w:rPr>
+        <w:t>a</w:t>
+      </w:r>
+      <w:r>
+        <w:t>nd (F</w:t>
+      </w:r>
+      <w:r>
+        <w:rPr>
+          <w:rFonts w:hint="eastAsia"/>
+        </w:rPr>
+        <w:t>ood</w:t>
+      </w:r>
+      <w:r>
+        <w:t xml:space="preserve"> </w:t>
+      </w:r>
+      <w:r>
+        <w:rPr>
+          <w:rFonts w:hint="eastAsia"/>
+        </w:rPr>
+        <w:t>and</w:t>
+      </w:r>
+      <w:r>
+        <w:t xml:space="preserve"> </w:t>
+      </w:r>
+      <w:r>
+        <w:rPr>
+          <w:rFonts w:hint="eastAsia"/>
+        </w:rPr>
+        <w:t>drinks</w:t>
+      </w:r>
+      <w:r>
+        <w:t xml:space="preserve"> </w:t>
+      </w:r>
+      <w:r>
+        <w:rPr>
+          <w:rFonts w:hint="eastAsia"/>
+        </w:rPr>
+        <w:t>and</w:t>
+      </w:r>
+      <w:r>
+        <w:t xml:space="preserve"> </w:t>
+      </w:r>
+      <w:r>
+        <w:rPr>
+          <w:rFonts w:hint="eastAsia"/>
+        </w:rPr>
+        <w:t>party</w:t>
+      </w:r>
+      <w:r>
+        <w:t>’)</w:t>
+      </w:r>
+    </w:p>
+    <w:p>
+      <w:pPr>
+        <w:rPr>
+          <w:rFonts w:hint="eastAsia"/>
+        </w:rPr>
+      </w:pPr>
+      <w:r>
+        <w:t>(F</w:t>
+      </w:r>
+      <w:r>
+        <w:rPr>
+          <w:rFonts w:hint="eastAsia"/>
+        </w:rPr>
+        <w:t>ood</w:t>
+      </w:r>
+      <w:proofErr w:type="gramStart"/>
+      <w:r>
+        <w:t>’</w:t>
+      </w:r>
+      <w:proofErr w:type="gramEnd"/>
+      <w:r>
+        <w:t xml:space="preserve"> </w:t>
+      </w:r>
+      <w:r>
+        <w:rPr>
+          <w:rFonts w:hint="eastAsia"/>
+        </w:rPr>
+        <w:t>or</w:t>
+      </w:r>
+      <w:r>
+        <w:t xml:space="preserve"> </w:t>
+      </w:r>
+      <w:r>
+        <w:rPr>
+          <w:rFonts w:hint="eastAsia"/>
+        </w:rPr>
+        <w:t>drinks</w:t>
+      </w:r>
+      <w:proofErr w:type="gramStart"/>
+      <w:r>
+        <w:t>’</w:t>
+      </w:r>
+      <w:proofErr w:type="gramEnd"/>
+      <w:r>
+        <w:t xml:space="preserve"> </w:t>
+      </w:r>
+      <w:r>
+        <w:rPr>
+          <w:rFonts w:hint="eastAsia"/>
+        </w:rPr>
+        <w:t>or</w:t>
+      </w:r>
+      <w:r>
+        <w:t xml:space="preserve"> </w:t>
+      </w:r>
+      <w:r>
+        <w:rPr>
+          <w:rFonts w:hint="eastAsia"/>
+        </w:rPr>
+        <w:t>party</w:t>
+      </w:r>
+      <w:r>
+        <w:t>)</w:t>
+      </w:r>
+      <w:r>
+        <w:rPr>
+          <w:rFonts w:hint="eastAsia"/>
+        </w:rPr>
+        <w:t>子句中的每个子句都与后面</w:t>
+      </w:r>
+      <w:r>
+        <w:rPr>
+          <w:rFonts w:hint="eastAsia"/>
+        </w:rPr>
+        <w:t>相反地解析，留下一个空子句。</w:t>
+      </w:r>
+      <w:r>
+        <w:rPr>
+          <w:rFonts w:hint="eastAsia"/>
+        </w:rPr>
+        <w:t>所以这个语句是</w:t>
+      </w:r>
+      <w:proofErr w:type="spellStart"/>
+      <w:r>
+        <w:rPr>
+          <w:rFonts w:hint="eastAsia"/>
+        </w:rPr>
+        <w:t>unsatisfiable</w:t>
+      </w:r>
+      <w:proofErr w:type="spellEnd"/>
+      <w:r>
+        <w:t xml:space="preserve"> </w:t>
+      </w:r>
+      <w:r>
+        <w:rPr>
+          <w:rFonts w:hint="eastAsia"/>
+        </w:rPr>
+        <w:t>的</w:t>
+      </w:r>
+      <w:r>
+        <w:rPr>
+          <w:rFonts w:hint="eastAsia"/>
+        </w:rPr>
+        <w:t>.所以KB蕴含alpha</w:t>
       </w:r>
       <w:bookmarkStart w:id="0" w:name="_GoBack"/>
       <w:bookmarkEnd w:id="0"/>
     </w:p>
-    <w:p/>
     <w:sectPr>
       <w:pgSz w:w="11906" w:h="16838"/>
       <w:pgMar w:top="1440" w:right="1800" w:bottom="1440" w:left="1800" w:header="851" w:footer="992" w:gutter="0"/>
@@ -424,10 +5844,54 @@
       <w:jc w:val="both"/>
     </w:pPr>
   </w:style>
+  <w:style w:type="paragraph" w:styleId="2">
+    <w:name w:val="heading 2"/>
+    <w:basedOn w:val="a"/>
+    <w:next w:val="a"/>
+    <w:link w:val="20"/>
+    <w:uiPriority w:val="9"/>
+    <w:unhideWhenUsed/>
+    <w:qFormat/>
+    <w:rsid w:val="00F547A2"/>
+    <w:pPr>
+      <w:keepNext/>
+      <w:keepLines/>
+      <w:spacing w:before="260" w:after="260" w:line="416" w:lineRule="auto"/>
+      <w:outlineLvl w:val="1"/>
+    </w:pPr>
+    <w:rPr>
+      <w:rFonts w:asciiTheme="majorHAnsi" w:eastAsiaTheme="majorEastAsia" w:hAnsiTheme="majorHAnsi" w:cstheme="majorBidi"/>
+      <w:b/>
+      <w:bCs/>
+      <w:sz w:val="32"/>
+      <w:szCs w:val="32"/>
+    </w:rPr>
+  </w:style>
+  <w:style w:type="paragraph" w:styleId="3">
+    <w:name w:val="heading 3"/>
+    <w:basedOn w:val="a"/>
+    <w:next w:val="a"/>
+    <w:link w:val="30"/>
+    <w:uiPriority w:val="9"/>
+    <w:unhideWhenUsed/>
+    <w:qFormat/>
+    <w:rsid w:val="00F547A2"/>
+    <w:pPr>
+      <w:keepNext/>
+      <w:keepLines/>
+      <w:spacing w:before="260" w:after="260" w:line="416" w:lineRule="auto"/>
+      <w:outlineLvl w:val="2"/>
+    </w:pPr>
+    <w:rPr>
+      <w:b/>
+      <w:bCs/>
+      <w:sz w:val="32"/>
+      <w:szCs w:val="32"/>
+    </w:rPr>
+  </w:style>
   <w:style w:type="character" w:default="1" w:styleId="a0">
     <w:name w:val="Default Paragraph Font"/>
     <w:uiPriority w:val="1"/>
-    <w:semiHidden/>
     <w:unhideWhenUsed/>
   </w:style>
   <w:style w:type="table" w:default="1" w:styleId="a1">
@@ -450,6 +5914,130 @@
     <w:uiPriority w:val="99"/>
     <w:semiHidden/>
     <w:unhideWhenUsed/>
+  </w:style>
+  <w:style w:type="table" w:styleId="a3">
+    <w:name w:val="Table Grid"/>
+    <w:basedOn w:val="a1"/>
+    <w:uiPriority w:val="39"/>
+    <w:rsid w:val="0016159D"/>
+    <w:tblPr>
+      <w:tblBorders>
+        <w:top w:val="single" w:sz="4" w:space="0" w:color="auto"/>
+        <w:left w:val="single" w:sz="4" w:space="0" w:color="auto"/>
+        <w:bottom w:val="single" w:sz="4" w:space="0" w:color="auto"/>
+        <w:right w:val="single" w:sz="4" w:space="0" w:color="auto"/>
+        <w:insideH w:val="single" w:sz="4" w:space="0" w:color="auto"/>
+        <w:insideV w:val="single" w:sz="4" w:space="0" w:color="auto"/>
+      </w:tblBorders>
+    </w:tblPr>
+  </w:style>
+  <w:style w:type="paragraph" w:styleId="a4">
+    <w:name w:val="Title"/>
+    <w:basedOn w:val="a"/>
+    <w:next w:val="a"/>
+    <w:link w:val="a5"/>
+    <w:uiPriority w:val="10"/>
+    <w:qFormat/>
+    <w:rsid w:val="00F547A2"/>
+    <w:pPr>
+      <w:spacing w:before="240" w:after="60"/>
+      <w:jc w:val="center"/>
+      <w:outlineLvl w:val="0"/>
+    </w:pPr>
+    <w:rPr>
+      <w:rFonts w:asciiTheme="majorHAnsi" w:eastAsiaTheme="majorEastAsia" w:hAnsiTheme="majorHAnsi" w:cstheme="majorBidi"/>
+      <w:b/>
+      <w:bCs/>
+      <w:sz w:val="32"/>
+      <w:szCs w:val="32"/>
+    </w:rPr>
+  </w:style>
+  <w:style w:type="character" w:customStyle="1" w:styleId="a5">
+    <w:name w:val="标题 字符"/>
+    <w:basedOn w:val="a0"/>
+    <w:link w:val="a4"/>
+    <w:uiPriority w:val="10"/>
+    <w:rsid w:val="00F547A2"/>
+    <w:rPr>
+      <w:rFonts w:asciiTheme="majorHAnsi" w:eastAsiaTheme="majorEastAsia" w:hAnsiTheme="majorHAnsi" w:cstheme="majorBidi"/>
+      <w:b/>
+      <w:bCs/>
+      <w:sz w:val="32"/>
+      <w:szCs w:val="32"/>
+    </w:rPr>
+  </w:style>
+  <w:style w:type="paragraph" w:styleId="a6">
+    <w:name w:val="Subtitle"/>
+    <w:basedOn w:val="a"/>
+    <w:next w:val="a"/>
+    <w:link w:val="a7"/>
+    <w:uiPriority w:val="11"/>
+    <w:qFormat/>
+    <w:rsid w:val="00F547A2"/>
+    <w:pPr>
+      <w:spacing w:before="240" w:after="60" w:line="312" w:lineRule="auto"/>
+      <w:jc w:val="center"/>
+      <w:outlineLvl w:val="1"/>
+    </w:pPr>
+    <w:rPr>
+      <w:b/>
+      <w:bCs/>
+      <w:kern w:val="28"/>
+      <w:sz w:val="32"/>
+      <w:szCs w:val="32"/>
+    </w:rPr>
+  </w:style>
+  <w:style w:type="character" w:customStyle="1" w:styleId="a7">
+    <w:name w:val="副标题 字符"/>
+    <w:basedOn w:val="a0"/>
+    <w:link w:val="a6"/>
+    <w:uiPriority w:val="11"/>
+    <w:rsid w:val="00F547A2"/>
+    <w:rPr>
+      <w:b/>
+      <w:bCs/>
+      <w:kern w:val="28"/>
+      <w:sz w:val="32"/>
+      <w:szCs w:val="32"/>
+    </w:rPr>
+  </w:style>
+  <w:style w:type="character" w:customStyle="1" w:styleId="20">
+    <w:name w:val="标题 2 字符"/>
+    <w:basedOn w:val="a0"/>
+    <w:link w:val="2"/>
+    <w:uiPriority w:val="9"/>
+    <w:rsid w:val="00F547A2"/>
+    <w:rPr>
+      <w:rFonts w:asciiTheme="majorHAnsi" w:eastAsiaTheme="majorEastAsia" w:hAnsiTheme="majorHAnsi" w:cstheme="majorBidi"/>
+      <w:b/>
+      <w:bCs/>
+      <w:sz w:val="32"/>
+      <w:szCs w:val="32"/>
+    </w:rPr>
+  </w:style>
+  <w:style w:type="character" w:customStyle="1" w:styleId="30">
+    <w:name w:val="标题 3 字符"/>
+    <w:basedOn w:val="a0"/>
+    <w:link w:val="3"/>
+    <w:uiPriority w:val="9"/>
+    <w:rsid w:val="00F547A2"/>
+    <w:rPr>
+      <w:b/>
+      <w:bCs/>
+      <w:sz w:val="32"/>
+      <w:szCs w:val="32"/>
+    </w:rPr>
+  </w:style>
+  <w:style w:type="character" w:styleId="a8">
+    <w:name w:val="Strong"/>
+    <w:basedOn w:val="a0"/>
+    <w:uiPriority w:val="22"/>
+    <w:qFormat/>
+    <w:rsid w:val="00D4197E"/>
+    <w:rPr>
+      <w:b/>
+      <w:bCs/>
+    </w:rPr>
   </w:style>
 </w:styles>
 </file>

--- a/Homework/homework3ljy.docx
+++ b/Homework/homework3ljy.docx
@@ -123,11 +123,6 @@
       </w:r>
     </w:p>
     <w:p>
-      <w:pPr>
-        <w:rPr>
-          <w:rFonts w:hint="eastAsia"/>
-        </w:rPr>
-      </w:pPr>
       <w:r>
         <w:rPr>
           <w:rFonts w:hint="eastAsia"/>
@@ -156,11 +151,6 @@
       </w:r>
     </w:p>
     <w:p>
-      <w:pPr>
-        <w:rPr>
-          <w:rFonts w:hint="eastAsia"/>
-        </w:rPr>
-      </w:pPr>
       <w:r>
         <w:rPr>
           <w:rFonts w:hint="eastAsia"/>
@@ -214,7 +204,21 @@
     </w:p>
     <w:p>
       <w:r>
-        <w:t>least constraining value heuristic 最少约束值启发式， 给剩下变量赋值留下最大的灵活性。这是为了最快找到第一个解。</w:t>
+        <w:t xml:space="preserve">least constraining value heuristic </w:t>
+      </w:r>
+      <w:r>
+        <w:t>最少约束值启发式</w:t>
+      </w:r>
+      <w:r>
+        <w:rPr>
+          <w:rFonts w:hint="eastAsia"/>
+        </w:rPr>
+        <w:t>,</w:t>
+      </w:r>
+      <w:bookmarkStart w:id="0" w:name="_GoBack"/>
+      <w:bookmarkEnd w:id="0"/>
+      <w:r>
+        <w:t>给剩下变量赋值留下最大的灵活性。这是为了最快找到第一个解。</w:t>
       </w:r>
     </w:p>
     <w:p>
@@ -247,11 +251,6 @@
     </w:p>
     <w:p/>
     <w:p>
-      <w:pPr>
-        <w:rPr>
-          <w:rFonts w:hint="eastAsia"/>
-        </w:rPr>
-      </w:pPr>
       <w:r>
         <w:rPr>
           <w:rFonts w:hint="eastAsia"/>
@@ -419,9 +418,6 @@
     <w:p>
       <w:pPr>
         <w:pStyle w:val="3"/>
-        <w:rPr>
-          <w:rFonts w:hint="eastAsia"/>
-        </w:rPr>
       </w:pPr>
       <w:r>
         <w:t>P</w:t>
@@ -792,11 +788,6 @@
             <w:hideMark/>
           </w:tcPr>
           <w:p>
-            <w:pPr>
-              <w:rPr>
-                <w:rFonts w:hint="eastAsia"/>
-              </w:rPr>
-            </w:pPr>
             <w:r>
               <w:rPr>
                 <w:rFonts w:hint="eastAsia"/>
@@ -812,11 +803,6 @@
             <w:hideMark/>
           </w:tcPr>
           <w:p>
-            <w:pPr>
-              <w:rPr>
-                <w:rFonts w:hint="eastAsia"/>
-              </w:rPr>
-            </w:pPr>
             <w:r>
               <w:rPr>
                 <w:rFonts w:hint="eastAsia"/>
@@ -832,11 +818,6 @@
             <w:hideMark/>
           </w:tcPr>
           <w:p>
-            <w:pPr>
-              <w:rPr>
-                <w:rFonts w:hint="eastAsia"/>
-              </w:rPr>
-            </w:pPr>
             <w:r>
               <w:rPr>
                 <w:rFonts w:hint="eastAsia"/>
@@ -852,11 +833,6 @@
             <w:hideMark/>
           </w:tcPr>
           <w:p>
-            <w:pPr>
-              <w:rPr>
-                <w:rFonts w:hint="eastAsia"/>
-              </w:rPr>
-            </w:pPr>
             <w:r>
               <w:rPr>
                 <w:rFonts w:hint="eastAsia"/>
@@ -872,11 +848,6 @@
             <w:hideMark/>
           </w:tcPr>
           <w:p>
-            <w:pPr>
-              <w:rPr>
-                <w:rFonts w:hint="eastAsia"/>
-              </w:rPr>
-            </w:pPr>
             <w:r>
               <w:rPr>
                 <w:rFonts w:hint="eastAsia"/>
@@ -892,11 +863,6 @@
             <w:hideMark/>
           </w:tcPr>
           <w:p>
-            <w:pPr>
-              <w:rPr>
-                <w:rFonts w:hint="eastAsia"/>
-              </w:rPr>
-            </w:pPr>
             <w:r>
               <w:rPr>
                 <w:rFonts w:hint="eastAsia"/>
@@ -917,11 +883,6 @@
             <w:hideMark/>
           </w:tcPr>
           <w:p>
-            <w:pPr>
-              <w:rPr>
-                <w:rFonts w:hint="eastAsia"/>
-              </w:rPr>
-            </w:pPr>
             <w:r>
               <w:rPr>
                 <w:rFonts w:hint="eastAsia"/>
@@ -937,11 +898,6 @@
             <w:hideMark/>
           </w:tcPr>
           <w:p>
-            <w:pPr>
-              <w:rPr>
-                <w:rFonts w:hint="eastAsia"/>
-              </w:rPr>
-            </w:pPr>
             <w:r>
               <w:rPr>
                 <w:rFonts w:hint="eastAsia"/>
@@ -957,11 +913,6 @@
             <w:hideMark/>
           </w:tcPr>
           <w:p>
-            <w:pPr>
-              <w:rPr>
-                <w:rFonts w:hint="eastAsia"/>
-              </w:rPr>
-            </w:pPr>
             <w:r>
               <w:rPr>
                 <w:rFonts w:hint="eastAsia"/>
@@ -977,11 +928,6 @@
             <w:hideMark/>
           </w:tcPr>
           <w:p>
-            <w:pPr>
-              <w:rPr>
-                <w:rFonts w:hint="eastAsia"/>
-              </w:rPr>
-            </w:pPr>
             <w:r>
               <w:rPr>
                 <w:rFonts w:hint="eastAsia"/>
@@ -997,11 +943,6 @@
             <w:hideMark/>
           </w:tcPr>
           <w:p>
-            <w:pPr>
-              <w:rPr>
-                <w:rFonts w:hint="eastAsia"/>
-              </w:rPr>
-            </w:pPr>
             <w:r>
               <w:rPr>
                 <w:rFonts w:hint="eastAsia"/>
@@ -1017,11 +958,6 @@
             <w:hideMark/>
           </w:tcPr>
           <w:p>
-            <w:pPr>
-              <w:rPr>
-                <w:rFonts w:hint="eastAsia"/>
-              </w:rPr>
-            </w:pPr>
             <w:r>
               <w:rPr>
                 <w:rFonts w:hint="eastAsia"/>
@@ -1037,11 +973,6 @@
             <w:hideMark/>
           </w:tcPr>
           <w:p>
-            <w:pPr>
-              <w:rPr>
-                <w:rFonts w:hint="eastAsia"/>
-              </w:rPr>
-            </w:pPr>
             <w:r>
               <w:rPr>
                 <w:rFonts w:hint="eastAsia"/>
@@ -1057,11 +988,6 @@
             <w:hideMark/>
           </w:tcPr>
           <w:p>
-            <w:pPr>
-              <w:rPr>
-                <w:rFonts w:hint="eastAsia"/>
-              </w:rPr>
-            </w:pPr>
             <w:r>
               <w:rPr>
                 <w:rFonts w:hint="eastAsia"/>
@@ -1082,11 +1008,6 @@
             <w:hideMark/>
           </w:tcPr>
           <w:p>
-            <w:pPr>
-              <w:rPr>
-                <w:rFonts w:hint="eastAsia"/>
-              </w:rPr>
-            </w:pPr>
             <w:r>
               <w:rPr>
                 <w:rFonts w:hint="eastAsia"/>
@@ -1116,11 +1037,6 @@
             <w:hideMark/>
           </w:tcPr>
           <w:p>
-            <w:pPr>
-              <w:rPr>
-                <w:rFonts w:hint="eastAsia"/>
-              </w:rPr>
-            </w:pPr>
             <w:r>
               <w:rPr>
                 <w:rFonts w:hint="eastAsia"/>
@@ -1136,11 +1052,6 @@
             <w:hideMark/>
           </w:tcPr>
           <w:p>
-            <w:pPr>
-              <w:rPr>
-                <w:rFonts w:hint="eastAsia"/>
-              </w:rPr>
-            </w:pPr>
             <w:r>
               <w:rPr>
                 <w:rFonts w:hint="eastAsia"/>
@@ -1180,11 +1091,6 @@
             <w:hideMark/>
           </w:tcPr>
           <w:p>
-            <w:pPr>
-              <w:rPr>
-                <w:rFonts w:hint="eastAsia"/>
-              </w:rPr>
-            </w:pPr>
             <w:r>
               <w:rPr>
                 <w:rFonts w:hint="eastAsia"/>
@@ -1200,11 +1106,6 @@
             <w:hideMark/>
           </w:tcPr>
           <w:p>
-            <w:pPr>
-              <w:rPr>
-                <w:rFonts w:hint="eastAsia"/>
-              </w:rPr>
-            </w:pPr>
             <w:r>
               <w:rPr>
                 <w:rFonts w:hint="eastAsia"/>
@@ -1220,11 +1121,6 @@
             <w:hideMark/>
           </w:tcPr>
           <w:p>
-            <w:pPr>
-              <w:rPr>
-                <w:rFonts w:hint="eastAsia"/>
-              </w:rPr>
-            </w:pPr>
             <w:r>
               <w:rPr>
                 <w:rFonts w:hint="eastAsia"/>
@@ -1240,11 +1136,6 @@
             <w:hideMark/>
           </w:tcPr>
           <w:p>
-            <w:pPr>
-              <w:rPr>
-                <w:rFonts w:hint="eastAsia"/>
-              </w:rPr>
-            </w:pPr>
             <w:r>
               <w:rPr>
                 <w:rFonts w:hint="eastAsia"/>
@@ -1284,11 +1175,6 @@
             <w:hideMark/>
           </w:tcPr>
           <w:p>
-            <w:pPr>
-              <w:rPr>
-                <w:rFonts w:hint="eastAsia"/>
-              </w:rPr>
-            </w:pPr>
             <w:r>
               <w:rPr>
                 <w:rFonts w:hint="eastAsia"/>
@@ -1309,11 +1195,6 @@
             <w:hideMark/>
           </w:tcPr>
           <w:p>
-            <w:pPr>
-              <w:rPr>
-                <w:rFonts w:hint="eastAsia"/>
-              </w:rPr>
-            </w:pPr>
             <w:r>
               <w:rPr>
                 <w:rFonts w:hint="eastAsia"/>
@@ -1329,11 +1210,6 @@
             <w:hideMark/>
           </w:tcPr>
           <w:p>
-            <w:pPr>
-              <w:rPr>
-                <w:rFonts w:hint="eastAsia"/>
-              </w:rPr>
-            </w:pPr>
             <w:r>
               <w:rPr>
                 <w:rFonts w:hint="eastAsia"/>
@@ -1349,11 +1225,6 @@
             <w:hideMark/>
           </w:tcPr>
           <w:p>
-            <w:pPr>
-              <w:rPr>
-                <w:rFonts w:hint="eastAsia"/>
-              </w:rPr>
-            </w:pPr>
             <w:r>
               <w:rPr>
                 <w:rFonts w:hint="eastAsia"/>
@@ -1369,11 +1240,6 @@
             <w:hideMark/>
           </w:tcPr>
           <w:p>
-            <w:pPr>
-              <w:rPr>
-                <w:rFonts w:hint="eastAsia"/>
-              </w:rPr>
-            </w:pPr>
             <w:r>
               <w:rPr>
                 <w:rFonts w:hint="eastAsia"/>
@@ -1389,11 +1255,6 @@
             <w:hideMark/>
           </w:tcPr>
           <w:p>
-            <w:pPr>
-              <w:rPr>
-                <w:rFonts w:hint="eastAsia"/>
-              </w:rPr>
-            </w:pPr>
             <w:r>
               <w:rPr>
                 <w:rFonts w:hint="eastAsia"/>
@@ -1409,11 +1270,6 @@
             <w:hideMark/>
           </w:tcPr>
           <w:p>
-            <w:pPr>
-              <w:rPr>
-                <w:rFonts w:hint="eastAsia"/>
-              </w:rPr>
-            </w:pPr>
             <w:r>
               <w:rPr>
                 <w:rFonts w:hint="eastAsia"/>
@@ -1429,11 +1285,6 @@
             <w:hideMark/>
           </w:tcPr>
           <w:p>
-            <w:pPr>
-              <w:rPr>
-                <w:rFonts w:hint="eastAsia"/>
-              </w:rPr>
-            </w:pPr>
             <w:r>
               <w:rPr>
                 <w:rFonts w:hint="eastAsia"/>
@@ -1449,11 +1300,6 @@
             <w:hideMark/>
           </w:tcPr>
           <w:p>
-            <w:pPr>
-              <w:rPr>
-                <w:rFonts w:hint="eastAsia"/>
-              </w:rPr>
-            </w:pPr>
             <w:r>
               <w:rPr>
                 <w:rFonts w:hint="eastAsia"/>
@@ -1474,11 +1320,6 @@
             <w:hideMark/>
           </w:tcPr>
           <w:p>
-            <w:pPr>
-              <w:rPr>
-                <w:rFonts w:hint="eastAsia"/>
-              </w:rPr>
-            </w:pPr>
             <w:r>
               <w:rPr>
                 <w:rFonts w:hint="eastAsia"/>
@@ -1494,11 +1335,6 @@
             <w:hideMark/>
           </w:tcPr>
           <w:p>
-            <w:pPr>
-              <w:rPr>
-                <w:rFonts w:hint="eastAsia"/>
-              </w:rPr>
-            </w:pPr>
             <w:r>
               <w:rPr>
                 <w:rFonts w:hint="eastAsia"/>
@@ -1514,11 +1350,6 @@
             <w:hideMark/>
           </w:tcPr>
           <w:p>
-            <w:pPr>
-              <w:rPr>
-                <w:rFonts w:hint="eastAsia"/>
-              </w:rPr>
-            </w:pPr>
             <w:r>
               <w:rPr>
                 <w:rFonts w:hint="eastAsia"/>
@@ -1534,11 +1365,6 @@
             <w:hideMark/>
           </w:tcPr>
           <w:p>
-            <w:pPr>
-              <w:rPr>
-                <w:rFonts w:hint="eastAsia"/>
-              </w:rPr>
-            </w:pPr>
             <w:r>
               <w:rPr>
                 <w:rFonts w:hint="eastAsia"/>
@@ -1554,11 +1380,6 @@
             <w:hideMark/>
           </w:tcPr>
           <w:p>
-            <w:pPr>
-              <w:rPr>
-                <w:rFonts w:hint="eastAsia"/>
-              </w:rPr>
-            </w:pPr>
             <w:r>
               <w:rPr>
                 <w:rFonts w:hint="eastAsia"/>
@@ -1574,11 +1395,6 @@
             <w:hideMark/>
           </w:tcPr>
           <w:p>
-            <w:pPr>
-              <w:rPr>
-                <w:rFonts w:hint="eastAsia"/>
-              </w:rPr>
-            </w:pPr>
             <w:r>
               <w:rPr>
                 <w:rFonts w:hint="eastAsia"/>
@@ -1594,11 +1410,6 @@
             <w:hideMark/>
           </w:tcPr>
           <w:p>
-            <w:pPr>
-              <w:rPr>
-                <w:rFonts w:hint="eastAsia"/>
-              </w:rPr>
-            </w:pPr>
             <w:r>
               <w:rPr>
                 <w:rFonts w:hint="eastAsia"/>
@@ -1614,11 +1425,6 @@
             <w:hideMark/>
           </w:tcPr>
           <w:p>
-            <w:pPr>
-              <w:rPr>
-                <w:rFonts w:hint="eastAsia"/>
-              </w:rPr>
-            </w:pPr>
             <w:r>
               <w:rPr>
                 <w:rFonts w:hint="eastAsia"/>
@@ -1639,11 +1445,6 @@
             <w:hideMark/>
           </w:tcPr>
           <w:p>
-            <w:pPr>
-              <w:rPr>
-                <w:rFonts w:hint="eastAsia"/>
-              </w:rPr>
-            </w:pPr>
             <w:r>
               <w:rPr>
                 <w:rFonts w:hint="eastAsia"/>
@@ -1659,11 +1460,6 @@
             <w:hideMark/>
           </w:tcPr>
           <w:p>
-            <w:pPr>
-              <w:rPr>
-                <w:rFonts w:hint="eastAsia"/>
-              </w:rPr>
-            </w:pPr>
             <w:r>
               <w:rPr>
                 <w:rFonts w:hint="eastAsia"/>
@@ -1679,11 +1475,6 @@
             <w:hideMark/>
           </w:tcPr>
           <w:p>
-            <w:pPr>
-              <w:rPr>
-                <w:rFonts w:hint="eastAsia"/>
-              </w:rPr>
-            </w:pPr>
             <w:r>
               <w:rPr>
                 <w:rFonts w:hint="eastAsia"/>
@@ -1699,11 +1490,6 @@
             <w:hideMark/>
           </w:tcPr>
           <w:p>
-            <w:pPr>
-              <w:rPr>
-                <w:rFonts w:hint="eastAsia"/>
-              </w:rPr>
-            </w:pPr>
             <w:r>
               <w:rPr>
                 <w:rFonts w:hint="eastAsia"/>
@@ -1719,11 +1505,6 @@
             <w:hideMark/>
           </w:tcPr>
           <w:p>
-            <w:pPr>
-              <w:rPr>
-                <w:rFonts w:hint="eastAsia"/>
-              </w:rPr>
-            </w:pPr>
             <w:r>
               <w:rPr>
                 <w:rFonts w:hint="eastAsia"/>
@@ -1739,11 +1520,6 @@
             <w:hideMark/>
           </w:tcPr>
           <w:p>
-            <w:pPr>
-              <w:rPr>
-                <w:rFonts w:hint="eastAsia"/>
-              </w:rPr>
-            </w:pPr>
             <w:r>
               <w:rPr>
                 <w:rFonts w:hint="eastAsia"/>
@@ -1759,11 +1535,6 @@
             <w:hideMark/>
           </w:tcPr>
           <w:p>
-            <w:pPr>
-              <w:rPr>
-                <w:rFonts w:hint="eastAsia"/>
-              </w:rPr>
-            </w:pPr>
             <w:r>
               <w:rPr>
                 <w:rFonts w:hint="eastAsia"/>
@@ -1779,11 +1550,6 @@
             <w:hideMark/>
           </w:tcPr>
           <w:p>
-            <w:pPr>
-              <w:rPr>
-                <w:rFonts w:hint="eastAsia"/>
-              </w:rPr>
-            </w:pPr>
             <w:r>
               <w:rPr>
                 <w:rFonts w:hint="eastAsia"/>
@@ -1794,13 +1560,7 @@
         </w:tc>
       </w:tr>
     </w:tbl>
-    <w:p>
-      <w:pPr>
-        <w:rPr>
-          <w:rFonts w:hint="eastAsia"/>
-        </w:rPr>
-      </w:pPr>
-    </w:p>
+    <w:p/>
     <w:p>
       <w:pPr>
         <w:pStyle w:val="3"/>
@@ -1819,11 +1579,6 @@
       </w:r>
     </w:p>
     <w:p>
-      <w:pPr>
-        <w:rPr>
-          <w:rFonts w:hint="eastAsia"/>
-        </w:rPr>
-      </w:pPr>
       <w:r>
         <w:rPr>
           <w:rFonts w:hint="eastAsia"/>
@@ -2228,11 +1983,6 @@
       </w:r>
     </w:p>
     <w:p>
-      <w:pPr>
-        <w:rPr>
-          <w:rFonts w:hint="eastAsia"/>
-        </w:rPr>
-      </w:pPr>
       <w:r>
         <w:rPr>
           <w:rFonts w:hint="eastAsia"/>
@@ -2260,11 +2010,6 @@
       </w:r>
     </w:p>
     <w:p>
-      <w:pPr>
-        <w:rPr>
-          <w:rFonts w:hint="eastAsia"/>
-        </w:rPr>
-      </w:pPr>
       <w:r>
         <w:rPr>
           <w:rFonts w:hint="eastAsia"/>
@@ -2410,11 +2155,6 @@
       </w:r>
     </w:p>
     <w:p>
-      <w:pPr>
-        <w:rPr>
-          <w:rFonts w:hint="eastAsia"/>
-        </w:rPr>
-      </w:pPr>
       <w:r>
         <w:rPr>
           <w:rFonts w:hint="eastAsia"/>
@@ -2474,11 +2214,6 @@
             <w:hideMark/>
           </w:tcPr>
           <w:p>
-            <w:pPr>
-              <w:rPr>
-                <w:rFonts w:hint="eastAsia"/>
-              </w:rPr>
-            </w:pPr>
             <w:r>
               <w:rPr>
                 <w:rFonts w:hint="eastAsia"/>
@@ -2494,11 +2229,6 @@
             <w:hideMark/>
           </w:tcPr>
           <w:p>
-            <w:pPr>
-              <w:rPr>
-                <w:rFonts w:hint="eastAsia"/>
-              </w:rPr>
-            </w:pPr>
             <w:r>
               <w:rPr>
                 <w:rFonts w:hint="eastAsia"/>
@@ -2514,11 +2244,6 @@
             <w:hideMark/>
           </w:tcPr>
           <w:p>
-            <w:pPr>
-              <w:rPr>
-                <w:rFonts w:hint="eastAsia"/>
-              </w:rPr>
-            </w:pPr>
             <w:r>
               <w:rPr>
                 <w:rFonts w:hint="eastAsia"/>
@@ -2534,11 +2259,6 @@
             <w:hideMark/>
           </w:tcPr>
           <w:p>
-            <w:pPr>
-              <w:rPr>
-                <w:rFonts w:hint="eastAsia"/>
-              </w:rPr>
-            </w:pPr>
             <w:r>
               <w:rPr>
                 <w:rFonts w:hint="eastAsia"/>
@@ -2554,11 +2274,6 @@
             <w:hideMark/>
           </w:tcPr>
           <w:p>
-            <w:pPr>
-              <w:rPr>
-                <w:rFonts w:hint="eastAsia"/>
-              </w:rPr>
-            </w:pPr>
             <w:r>
               <w:rPr>
                 <w:rFonts w:hint="eastAsia"/>
@@ -2579,11 +2294,6 @@
             <w:hideMark/>
           </w:tcPr>
           <w:p>
-            <w:pPr>
-              <w:rPr>
-                <w:rFonts w:hint="eastAsia"/>
-              </w:rPr>
-            </w:pPr>
             <w:r>
               <w:rPr>
                 <w:rFonts w:hint="eastAsia"/>
@@ -2599,11 +2309,6 @@
             <w:hideMark/>
           </w:tcPr>
           <w:p>
-            <w:pPr>
-              <w:rPr>
-                <w:rFonts w:hint="eastAsia"/>
-              </w:rPr>
-            </w:pPr>
             <w:r>
               <w:rPr>
                 <w:rFonts w:hint="eastAsia"/>
@@ -2619,11 +2324,6 @@
             <w:hideMark/>
           </w:tcPr>
           <w:p>
-            <w:pPr>
-              <w:rPr>
-                <w:rFonts w:hint="eastAsia"/>
-              </w:rPr>
-            </w:pPr>
             <w:r>
               <w:rPr>
                 <w:rFonts w:hint="eastAsia"/>
@@ -2639,11 +2339,6 @@
             <w:hideMark/>
           </w:tcPr>
           <w:p>
-            <w:pPr>
-              <w:rPr>
-                <w:rFonts w:hint="eastAsia"/>
-              </w:rPr>
-            </w:pPr>
             <w:r>
               <w:rPr>
                 <w:rFonts w:hint="eastAsia"/>
@@ -2659,11 +2354,6 @@
             <w:hideMark/>
           </w:tcPr>
           <w:p>
-            <w:pPr>
-              <w:rPr>
-                <w:rFonts w:hint="eastAsia"/>
-              </w:rPr>
-            </w:pPr>
             <w:r>
               <w:rPr>
                 <w:rFonts w:hint="eastAsia"/>
@@ -2679,11 +2369,6 @@
             <w:hideMark/>
           </w:tcPr>
           <w:p>
-            <w:pPr>
-              <w:rPr>
-                <w:rFonts w:hint="eastAsia"/>
-              </w:rPr>
-            </w:pPr>
             <w:r>
               <w:rPr>
                 <w:rFonts w:hint="eastAsia"/>
@@ -2704,11 +2389,6 @@
             <w:hideMark/>
           </w:tcPr>
           <w:p>
-            <w:pPr>
-              <w:rPr>
-                <w:rFonts w:hint="eastAsia"/>
-              </w:rPr>
-            </w:pPr>
             <w:r>
               <w:rPr>
                 <w:rFonts w:hint="eastAsia"/>
@@ -2724,11 +2404,6 @@
             <w:hideMark/>
           </w:tcPr>
           <w:p>
-            <w:pPr>
-              <w:rPr>
-                <w:rFonts w:hint="eastAsia"/>
-              </w:rPr>
-            </w:pPr>
             <w:r>
               <w:rPr>
                 <w:rFonts w:hint="eastAsia"/>
@@ -2744,11 +2419,6 @@
             <w:hideMark/>
           </w:tcPr>
           <w:p>
-            <w:pPr>
-              <w:rPr>
-                <w:rFonts w:hint="eastAsia"/>
-              </w:rPr>
-            </w:pPr>
             <w:r>
               <w:rPr>
                 <w:rFonts w:hint="eastAsia"/>
@@ -2763,13 +2433,7 @@
             <w:noWrap/>
             <w:hideMark/>
           </w:tcPr>
-          <w:p>
-            <w:pPr>
-              <w:rPr>
-                <w:rFonts w:hint="eastAsia"/>
-              </w:rPr>
-            </w:pPr>
-          </w:p>
+          <w:p/>
         </w:tc>
         <w:tc>
           <w:tcPr>
@@ -2814,11 +2478,6 @@
             <w:hideMark/>
           </w:tcPr>
           <w:p>
-            <w:pPr>
-              <w:rPr>
-                <w:rFonts w:hint="eastAsia"/>
-              </w:rPr>
-            </w:pPr>
             <w:r>
               <w:rPr>
                 <w:rFonts w:hint="eastAsia"/>
@@ -2834,11 +2493,6 @@
             <w:hideMark/>
           </w:tcPr>
           <w:p>
-            <w:pPr>
-              <w:rPr>
-                <w:rFonts w:hint="eastAsia"/>
-              </w:rPr>
-            </w:pPr>
             <w:r>
               <w:rPr>
                 <w:rFonts w:hint="eastAsia"/>
@@ -2854,11 +2508,6 @@
             <w:hideMark/>
           </w:tcPr>
           <w:p>
-            <w:pPr>
-              <w:rPr>
-                <w:rFonts w:hint="eastAsia"/>
-              </w:rPr>
-            </w:pPr>
             <w:r>
               <w:rPr>
                 <w:rFonts w:hint="eastAsia"/>
@@ -2874,11 +2523,6 @@
             <w:hideMark/>
           </w:tcPr>
           <w:p>
-            <w:pPr>
-              <w:rPr>
-                <w:rFonts w:hint="eastAsia"/>
-              </w:rPr>
-            </w:pPr>
             <w:r>
               <w:rPr>
                 <w:rFonts w:hint="eastAsia"/>
@@ -2894,11 +2538,6 @@
             <w:hideMark/>
           </w:tcPr>
           <w:p>
-            <w:pPr>
-              <w:rPr>
-                <w:rFonts w:hint="eastAsia"/>
-              </w:rPr>
-            </w:pPr>
             <w:r>
               <w:rPr>
                 <w:rFonts w:hint="eastAsia"/>
@@ -2919,11 +2558,6 @@
             <w:hideMark/>
           </w:tcPr>
           <w:p>
-            <w:pPr>
-              <w:rPr>
-                <w:rFonts w:hint="eastAsia"/>
-              </w:rPr>
-            </w:pPr>
             <w:r>
               <w:rPr>
                 <w:rFonts w:hint="eastAsia"/>
@@ -2940,11 +2574,6 @@
             <w:hideMark/>
           </w:tcPr>
           <w:p>
-            <w:pPr>
-              <w:rPr>
-                <w:rFonts w:hint="eastAsia"/>
-              </w:rPr>
-            </w:pPr>
             <w:r>
               <w:rPr>
                 <w:rFonts w:hint="eastAsia"/>
@@ -2960,11 +2589,6 @@
             <w:hideMark/>
           </w:tcPr>
           <w:p>
-            <w:pPr>
-              <w:rPr>
-                <w:rFonts w:hint="eastAsia"/>
-              </w:rPr>
-            </w:pPr>
             <w:r>
               <w:rPr>
                 <w:rFonts w:hint="eastAsia"/>
@@ -2979,13 +2603,7 @@
             <w:noWrap/>
             <w:hideMark/>
           </w:tcPr>
-          <w:p>
-            <w:pPr>
-              <w:rPr>
-                <w:rFonts w:hint="eastAsia"/>
-              </w:rPr>
-            </w:pPr>
-          </w:p>
+          <w:p/>
         </w:tc>
         <w:tc>
           <w:tcPr>
@@ -3030,11 +2648,6 @@
             <w:hideMark/>
           </w:tcPr>
           <w:p>
-            <w:pPr>
-              <w:rPr>
-                <w:rFonts w:hint="eastAsia"/>
-              </w:rPr>
-            </w:pPr>
             <w:r>
               <w:rPr>
                 <w:rFonts w:hint="eastAsia"/>
@@ -3050,11 +2663,6 @@
             <w:hideMark/>
           </w:tcPr>
           <w:p>
-            <w:pPr>
-              <w:rPr>
-                <w:rFonts w:hint="eastAsia"/>
-              </w:rPr>
-            </w:pPr>
             <w:r>
               <w:rPr>
                 <w:rFonts w:hint="eastAsia"/>
@@ -3070,11 +2678,6 @@
             <w:hideMark/>
           </w:tcPr>
           <w:p>
-            <w:pPr>
-              <w:rPr>
-                <w:rFonts w:hint="eastAsia"/>
-              </w:rPr>
-            </w:pPr>
             <w:r>
               <w:rPr>
                 <w:rFonts w:hint="eastAsia"/>
@@ -3090,11 +2693,6 @@
             <w:hideMark/>
           </w:tcPr>
           <w:p>
-            <w:pPr>
-              <w:rPr>
-                <w:rFonts w:hint="eastAsia"/>
-              </w:rPr>
-            </w:pPr>
             <w:r>
               <w:rPr>
                 <w:rFonts w:hint="eastAsia"/>
@@ -3110,11 +2708,6 @@
             <w:hideMark/>
           </w:tcPr>
           <w:p>
-            <w:pPr>
-              <w:rPr>
-                <w:rFonts w:hint="eastAsia"/>
-              </w:rPr>
-            </w:pPr>
             <w:r>
               <w:rPr>
                 <w:rFonts w:hint="eastAsia"/>
@@ -3135,11 +2728,6 @@
             <w:hideMark/>
           </w:tcPr>
           <w:p>
-            <w:pPr>
-              <w:rPr>
-                <w:rFonts w:hint="eastAsia"/>
-              </w:rPr>
-            </w:pPr>
             <w:r>
               <w:rPr>
                 <w:rFonts w:hint="eastAsia"/>
@@ -3155,11 +2743,6 @@
             <w:hideMark/>
           </w:tcPr>
           <w:p>
-            <w:pPr>
-              <w:rPr>
-                <w:rFonts w:hint="eastAsia"/>
-              </w:rPr>
-            </w:pPr>
             <w:r>
               <w:rPr>
                 <w:rFonts w:hint="eastAsia"/>
@@ -3175,11 +2758,6 @@
             <w:hideMark/>
           </w:tcPr>
           <w:p>
-            <w:pPr>
-              <w:rPr>
-                <w:rFonts w:hint="eastAsia"/>
-              </w:rPr>
-            </w:pPr>
             <w:r>
               <w:rPr>
                 <w:rFonts w:hint="eastAsia"/>
@@ -3194,13 +2772,7 @@
             <w:noWrap/>
             <w:hideMark/>
           </w:tcPr>
-          <w:p>
-            <w:pPr>
-              <w:rPr>
-                <w:rFonts w:hint="eastAsia"/>
-              </w:rPr>
-            </w:pPr>
-          </w:p>
+          <w:p/>
         </w:tc>
         <w:tc>
           <w:tcPr>
@@ -3245,11 +2817,6 @@
             <w:hideMark/>
           </w:tcPr>
           <w:p>
-            <w:pPr>
-              <w:rPr>
-                <w:rFonts w:hint="eastAsia"/>
-              </w:rPr>
-            </w:pPr>
             <w:r>
               <w:rPr>
                 <w:rFonts w:hint="eastAsia"/>
@@ -3265,11 +2832,6 @@
             <w:hideMark/>
           </w:tcPr>
           <w:p>
-            <w:pPr>
-              <w:rPr>
-                <w:rFonts w:hint="eastAsia"/>
-              </w:rPr>
-            </w:pPr>
             <w:r>
               <w:rPr>
                 <w:rFonts w:hint="eastAsia"/>
@@ -3285,11 +2847,6 @@
             <w:hideMark/>
           </w:tcPr>
           <w:p>
-            <w:pPr>
-              <w:rPr>
-                <w:rFonts w:hint="eastAsia"/>
-              </w:rPr>
-            </w:pPr>
             <w:r>
               <w:rPr>
                 <w:rFonts w:hint="eastAsia"/>
@@ -3305,11 +2862,6 @@
             <w:hideMark/>
           </w:tcPr>
           <w:p>
-            <w:pPr>
-              <w:rPr>
-                <w:rFonts w:hint="eastAsia"/>
-              </w:rPr>
-            </w:pPr>
             <w:r>
               <w:rPr>
                 <w:rFonts w:hint="eastAsia"/>
@@ -3325,11 +2877,6 @@
             <w:hideMark/>
           </w:tcPr>
           <w:p>
-            <w:pPr>
-              <w:rPr>
-                <w:rFonts w:hint="eastAsia"/>
-              </w:rPr>
-            </w:pPr>
             <w:r>
               <w:rPr>
                 <w:rFonts w:hint="eastAsia"/>
@@ -3350,11 +2897,6 @@
             <w:hideMark/>
           </w:tcPr>
           <w:p>
-            <w:pPr>
-              <w:rPr>
-                <w:rFonts w:hint="eastAsia"/>
-              </w:rPr>
-            </w:pPr>
             <w:r>
               <w:rPr>
                 <w:rFonts w:hint="eastAsia"/>
@@ -3370,11 +2912,6 @@
             <w:hideMark/>
           </w:tcPr>
           <w:p>
-            <w:pPr>
-              <w:rPr>
-                <w:rFonts w:hint="eastAsia"/>
-              </w:rPr>
-            </w:pPr>
             <w:r>
               <w:rPr>
                 <w:rFonts w:hint="eastAsia"/>
@@ -3390,11 +2927,6 @@
             <w:hideMark/>
           </w:tcPr>
           <w:p>
-            <w:pPr>
-              <w:rPr>
-                <w:rFonts w:hint="eastAsia"/>
-              </w:rPr>
-            </w:pPr>
             <w:r>
               <w:rPr>
                 <w:rFonts w:hint="eastAsia"/>
@@ -3409,13 +2941,7 @@
             <w:noWrap/>
             <w:hideMark/>
           </w:tcPr>
-          <w:p>
-            <w:pPr>
-              <w:rPr>
-                <w:rFonts w:hint="eastAsia"/>
-              </w:rPr>
-            </w:pPr>
-          </w:p>
+          <w:p/>
         </w:tc>
         <w:tc>
           <w:tcPr>
@@ -3460,11 +2986,6 @@
             <w:hideMark/>
           </w:tcPr>
           <w:p>
-            <w:pPr>
-              <w:rPr>
-                <w:rFonts w:hint="eastAsia"/>
-              </w:rPr>
-            </w:pPr>
             <w:r>
               <w:rPr>
                 <w:rFonts w:hint="eastAsia"/>
@@ -3480,11 +3001,6 @@
             <w:hideMark/>
           </w:tcPr>
           <w:p>
-            <w:pPr>
-              <w:rPr>
-                <w:rFonts w:hint="eastAsia"/>
-              </w:rPr>
-            </w:pPr>
             <w:r>
               <w:rPr>
                 <w:rFonts w:hint="eastAsia"/>
@@ -3500,11 +3016,6 @@
             <w:hideMark/>
           </w:tcPr>
           <w:p>
-            <w:pPr>
-              <w:rPr>
-                <w:rFonts w:hint="eastAsia"/>
-              </w:rPr>
-            </w:pPr>
             <w:r>
               <w:rPr>
                 <w:rFonts w:hint="eastAsia"/>
@@ -3520,11 +3031,6 @@
             <w:hideMark/>
           </w:tcPr>
           <w:p>
-            <w:pPr>
-              <w:rPr>
-                <w:rFonts w:hint="eastAsia"/>
-              </w:rPr>
-            </w:pPr>
             <w:r>
               <w:rPr>
                 <w:rFonts w:hint="eastAsia"/>
@@ -3540,11 +3046,6 @@
             <w:hideMark/>
           </w:tcPr>
           <w:p>
-            <w:pPr>
-              <w:rPr>
-                <w:rFonts w:hint="eastAsia"/>
-              </w:rPr>
-            </w:pPr>
             <w:r>
               <w:rPr>
                 <w:rFonts w:hint="eastAsia"/>
@@ -3565,11 +3066,6 @@
             <w:hideMark/>
           </w:tcPr>
           <w:p>
-            <w:pPr>
-              <w:rPr>
-                <w:rFonts w:hint="eastAsia"/>
-              </w:rPr>
-            </w:pPr>
             <w:r>
               <w:rPr>
                 <w:rFonts w:hint="eastAsia"/>
@@ -3585,11 +3081,6 @@
             <w:hideMark/>
           </w:tcPr>
           <w:p>
-            <w:pPr>
-              <w:rPr>
-                <w:rFonts w:hint="eastAsia"/>
-              </w:rPr>
-            </w:pPr>
             <w:r>
               <w:rPr>
                 <w:rFonts w:hint="eastAsia"/>
@@ -3605,11 +3096,6 @@
             <w:hideMark/>
           </w:tcPr>
           <w:p>
-            <w:pPr>
-              <w:rPr>
-                <w:rFonts w:hint="eastAsia"/>
-              </w:rPr>
-            </w:pPr>
             <w:r>
               <w:rPr>
                 <w:rFonts w:hint="eastAsia"/>
@@ -3624,13 +3110,7 @@
             <w:noWrap/>
             <w:hideMark/>
           </w:tcPr>
-          <w:p>
-            <w:pPr>
-              <w:rPr>
-                <w:rFonts w:hint="eastAsia"/>
-              </w:rPr>
-            </w:pPr>
-          </w:p>
+          <w:p/>
         </w:tc>
         <w:tc>
           <w:tcPr>
@@ -3675,11 +3155,6 @@
             <w:hideMark/>
           </w:tcPr>
           <w:p>
-            <w:pPr>
-              <w:rPr>
-                <w:rFonts w:hint="eastAsia"/>
-              </w:rPr>
-            </w:pPr>
             <w:r>
               <w:rPr>
                 <w:rFonts w:hint="eastAsia"/>
@@ -3695,11 +3170,6 @@
             <w:hideMark/>
           </w:tcPr>
           <w:p>
-            <w:pPr>
-              <w:rPr>
-                <w:rFonts w:hint="eastAsia"/>
-              </w:rPr>
-            </w:pPr>
             <w:r>
               <w:rPr>
                 <w:rFonts w:hint="eastAsia"/>
@@ -3715,11 +3185,6 @@
             <w:hideMark/>
           </w:tcPr>
           <w:p>
-            <w:pPr>
-              <w:rPr>
-                <w:rFonts w:hint="eastAsia"/>
-              </w:rPr>
-            </w:pPr>
             <w:r>
               <w:rPr>
                 <w:rFonts w:hint="eastAsia"/>
@@ -3735,11 +3200,6 @@
             <w:hideMark/>
           </w:tcPr>
           <w:p>
-            <w:pPr>
-              <w:rPr>
-                <w:rFonts w:hint="eastAsia"/>
-              </w:rPr>
-            </w:pPr>
             <w:r>
               <w:rPr>
                 <w:rFonts w:hint="eastAsia"/>
@@ -3755,11 +3215,6 @@
             <w:hideMark/>
           </w:tcPr>
           <w:p>
-            <w:pPr>
-              <w:rPr>
-                <w:rFonts w:hint="eastAsia"/>
-              </w:rPr>
-            </w:pPr>
             <w:r>
               <w:rPr>
                 <w:rFonts w:hint="eastAsia"/>
@@ -3780,11 +3235,6 @@
             <w:hideMark/>
           </w:tcPr>
           <w:p>
-            <w:pPr>
-              <w:rPr>
-                <w:rFonts w:hint="eastAsia"/>
-              </w:rPr>
-            </w:pPr>
             <w:r>
               <w:rPr>
                 <w:rFonts w:hint="eastAsia"/>
@@ -3800,11 +3250,6 @@
             <w:hideMark/>
           </w:tcPr>
           <w:p>
-            <w:pPr>
-              <w:rPr>
-                <w:rFonts w:hint="eastAsia"/>
-              </w:rPr>
-            </w:pPr>
             <w:r>
               <w:rPr>
                 <w:rFonts w:hint="eastAsia"/>
@@ -3820,11 +3265,6 @@
             <w:hideMark/>
           </w:tcPr>
           <w:p>
-            <w:pPr>
-              <w:rPr>
-                <w:rFonts w:hint="eastAsia"/>
-              </w:rPr>
-            </w:pPr>
             <w:r>
               <w:rPr>
                 <w:rFonts w:hint="eastAsia"/>
@@ -3839,13 +3279,7 @@
             <w:noWrap/>
             <w:hideMark/>
           </w:tcPr>
-          <w:p>
-            <w:pPr>
-              <w:rPr>
-                <w:rFonts w:hint="eastAsia"/>
-              </w:rPr>
-            </w:pPr>
-          </w:p>
+          <w:p/>
         </w:tc>
         <w:tc>
           <w:tcPr>
@@ -3890,11 +3324,6 @@
             <w:hideMark/>
           </w:tcPr>
           <w:p>
-            <w:pPr>
-              <w:rPr>
-                <w:rFonts w:hint="eastAsia"/>
-              </w:rPr>
-            </w:pPr>
             <w:r>
               <w:rPr>
                 <w:rFonts w:hint="eastAsia"/>
@@ -3910,11 +3339,6 @@
             <w:hideMark/>
           </w:tcPr>
           <w:p>
-            <w:pPr>
-              <w:rPr>
-                <w:rFonts w:hint="eastAsia"/>
-              </w:rPr>
-            </w:pPr>
             <w:r>
               <w:rPr>
                 <w:rFonts w:hint="eastAsia"/>
@@ -3930,11 +3354,6 @@
             <w:hideMark/>
           </w:tcPr>
           <w:p>
-            <w:pPr>
-              <w:rPr>
-                <w:rFonts w:hint="eastAsia"/>
-              </w:rPr>
-            </w:pPr>
             <w:r>
               <w:rPr>
                 <w:rFonts w:hint="eastAsia"/>
@@ -3950,11 +3369,6 @@
             <w:hideMark/>
           </w:tcPr>
           <w:p>
-            <w:pPr>
-              <w:rPr>
-                <w:rFonts w:hint="eastAsia"/>
-              </w:rPr>
-            </w:pPr>
             <w:r>
               <w:rPr>
                 <w:rFonts w:hint="eastAsia"/>
@@ -3970,11 +3384,6 @@
             <w:hideMark/>
           </w:tcPr>
           <w:p>
-            <w:pPr>
-              <w:rPr>
-                <w:rFonts w:hint="eastAsia"/>
-              </w:rPr>
-            </w:pPr>
             <w:r>
               <w:rPr>
                 <w:rFonts w:hint="eastAsia"/>
@@ -3995,11 +3404,6 @@
             <w:hideMark/>
           </w:tcPr>
           <w:p>
-            <w:pPr>
-              <w:rPr>
-                <w:rFonts w:hint="eastAsia"/>
-              </w:rPr>
-            </w:pPr>
             <w:r>
               <w:rPr>
                 <w:rFonts w:hint="eastAsia"/>
@@ -4015,11 +3419,6 @@
             <w:hideMark/>
           </w:tcPr>
           <w:p>
-            <w:pPr>
-              <w:rPr>
-                <w:rFonts w:hint="eastAsia"/>
-              </w:rPr>
-            </w:pPr>
             <w:r>
               <w:rPr>
                 <w:rFonts w:hint="eastAsia"/>
@@ -4035,11 +3434,6 @@
             <w:hideMark/>
           </w:tcPr>
           <w:p>
-            <w:pPr>
-              <w:rPr>
-                <w:rFonts w:hint="eastAsia"/>
-              </w:rPr>
-            </w:pPr>
             <w:r>
               <w:rPr>
                 <w:rFonts w:hint="eastAsia"/>
@@ -4054,13 +3448,7 @@
             <w:noWrap/>
             <w:hideMark/>
           </w:tcPr>
-          <w:p>
-            <w:pPr>
-              <w:rPr>
-                <w:rFonts w:hint="eastAsia"/>
-              </w:rPr>
-            </w:pPr>
-          </w:p>
+          <w:p/>
         </w:tc>
         <w:tc>
           <w:tcPr>
@@ -4105,11 +3493,6 @@
             <w:hideMark/>
           </w:tcPr>
           <w:p>
-            <w:pPr>
-              <w:rPr>
-                <w:rFonts w:hint="eastAsia"/>
-              </w:rPr>
-            </w:pPr>
             <w:r>
               <w:rPr>
                 <w:rFonts w:hint="eastAsia"/>
@@ -4125,11 +3508,6 @@
             <w:hideMark/>
           </w:tcPr>
           <w:p>
-            <w:pPr>
-              <w:rPr>
-                <w:rFonts w:hint="eastAsia"/>
-              </w:rPr>
-            </w:pPr>
             <w:r>
               <w:rPr>
                 <w:rFonts w:hint="eastAsia"/>
@@ -4145,11 +3523,6 @@
             <w:hideMark/>
           </w:tcPr>
           <w:p>
-            <w:pPr>
-              <w:rPr>
-                <w:rFonts w:hint="eastAsia"/>
-              </w:rPr>
-            </w:pPr>
             <w:r>
               <w:rPr>
                 <w:rFonts w:hint="eastAsia"/>
@@ -4165,11 +3538,6 @@
             <w:hideMark/>
           </w:tcPr>
           <w:p>
-            <w:pPr>
-              <w:rPr>
-                <w:rFonts w:hint="eastAsia"/>
-              </w:rPr>
-            </w:pPr>
             <w:r>
               <w:rPr>
                 <w:rFonts w:hint="eastAsia"/>
@@ -4185,11 +3553,6 @@
             <w:hideMark/>
           </w:tcPr>
           <w:p>
-            <w:pPr>
-              <w:rPr>
-                <w:rFonts w:hint="eastAsia"/>
-              </w:rPr>
-            </w:pPr>
             <w:r>
               <w:rPr>
                 <w:rFonts w:hint="eastAsia"/>
@@ -4465,7 +3828,7 @@
           <w:tab w:val="left" w:pos="7228"/>
         </w:tabs>
         <w:rPr>
-          <w:rFonts w:ascii="Arial" w:hAnsi="Arial" w:cs="Arial" w:hint="eastAsia"/>
+          <w:rFonts w:ascii="Arial" w:hAnsi="Arial" w:cs="Arial"/>
           <w:color w:val="4D4D4D"/>
           <w:shd w:val="clear" w:color="auto" w:fill="FFFFFF"/>
         </w:rPr>
@@ -4592,18 +3955,34 @@
     <w:p>
       <w:pPr>
         <w:rPr>
+          <w:rFonts w:ascii="Arial" w:hAnsi="Arial" w:cs="Arial"/>
+          <w:color w:val="4D4D4D"/>
+          <w:shd w:val="clear" w:color="auto" w:fill="FFFFFF"/>
+        </w:rPr>
+      </w:pPr>
+      <w:r>
+        <w:rPr>
+          <w:rFonts w:ascii="Arial" w:hAnsi="Arial" w:cs="Arial"/>
+          <w:color w:val="4D4D4D"/>
+          <w:shd w:val="clear" w:color="auto" w:fill="FFFFFF"/>
+        </w:rPr>
+        <w:t>L</w:t>
+      </w:r>
+      <w:r>
+        <w:rPr>
           <w:rFonts w:ascii="Arial" w:hAnsi="Arial" w:cs="Arial" w:hint="eastAsia"/>
           <w:color w:val="4D4D4D"/>
           <w:shd w:val="clear" w:color="auto" w:fill="FFFFFF"/>
         </w:rPr>
-      </w:pPr>
+        <w:t>eft</w:t>
+      </w:r>
       <w:r>
         <w:rPr>
           <w:rFonts w:ascii="Arial" w:hAnsi="Arial" w:cs="Arial"/>
           <w:color w:val="4D4D4D"/>
           <w:shd w:val="clear" w:color="auto" w:fill="FFFFFF"/>
         </w:rPr>
-        <w:t>L</w:t>
+        <w:t xml:space="preserve"> </w:t>
       </w:r>
       <w:r>
         <w:rPr>
@@ -4611,7 +3990,7 @@
           <w:color w:val="4D4D4D"/>
           <w:shd w:val="clear" w:color="auto" w:fill="FFFFFF"/>
         </w:rPr>
-        <w:t>eft</w:t>
+        <w:t>side</w:t>
       </w:r>
       <w:r>
         <w:rPr>
@@ -4619,34 +3998,339 @@
           <w:color w:val="4D4D4D"/>
           <w:shd w:val="clear" w:color="auto" w:fill="FFFFFF"/>
         </w:rPr>
-        <w:t xml:space="preserve"> </w:t>
-      </w:r>
-      <w:r>
-        <w:rPr>
-          <w:rFonts w:ascii="Arial" w:hAnsi="Arial" w:cs="Arial" w:hint="eastAsia"/>
-          <w:color w:val="4D4D4D"/>
-          <w:shd w:val="clear" w:color="auto" w:fill="FFFFFF"/>
+        <w:t xml:space="preserve">: </w:t>
+      </w:r>
+    </w:p>
+    <w:p>
+      <w:r>
+        <w:t>[(</w:t>
+      </w:r>
+      <w:r>
+        <w:t>(F</w:t>
+      </w:r>
+      <w:r>
+        <w:rPr>
+          <w:rFonts w:hint="eastAsia"/>
+        </w:rPr>
+        <w:t>ood</w:t>
+      </w:r>
+      <w:r>
+        <w:t xml:space="preserve">’) </w:t>
+      </w:r>
+      <w:r>
+        <w:rPr>
+          <w:rFonts w:hint="eastAsia"/>
+        </w:rPr>
+        <w:t>or</w:t>
+      </w:r>
+      <w:r>
+        <w:t xml:space="preserve"> </w:t>
+      </w:r>
+      <w:proofErr w:type="gramStart"/>
+      <w:r>
+        <w:rPr>
+          <w:rFonts w:hint="eastAsia"/>
+        </w:rPr>
+        <w:t>party</w:t>
+      </w:r>
+      <w:r>
+        <w:t xml:space="preserve"> )</w:t>
+      </w:r>
+      <w:proofErr w:type="gramEnd"/>
+      <w:r>
+        <w:t xml:space="preserve"> </w:t>
+      </w:r>
+      <w:r>
+        <w:rPr>
+          <w:rFonts w:hint="eastAsia"/>
+        </w:rPr>
+        <w:t>or</w:t>
+      </w:r>
+      <w:r>
+        <w:t xml:space="preserve"> ((</w:t>
+      </w:r>
+      <w:r>
+        <w:rPr>
+          <w:rFonts w:hint="eastAsia"/>
+        </w:rPr>
+        <w:t>drinks</w:t>
+      </w:r>
+      <w:r>
+        <w:t xml:space="preserve">’) </w:t>
+      </w:r>
+      <w:r>
+        <w:rPr>
+          <w:rFonts w:hint="eastAsia"/>
+        </w:rPr>
+        <w:t>or</w:t>
+      </w:r>
+      <w:r>
+        <w:t xml:space="preserve"> </w:t>
+      </w:r>
+      <w:r>
+        <w:rPr>
+          <w:rFonts w:hint="eastAsia"/>
+        </w:rPr>
+        <w:t>party</w:t>
+      </w:r>
+      <w:r>
+        <w:t>)]</w:t>
+      </w:r>
+    </w:p>
+    <w:p>
+      <w:r>
+        <w:t>[((F</w:t>
+      </w:r>
+      <w:r>
+        <w:rPr>
+          <w:rFonts w:hint="eastAsia"/>
+        </w:rPr>
+        <w:t>ood</w:t>
+      </w:r>
+      <w:r>
+        <w:t xml:space="preserve">’) </w:t>
+      </w:r>
+      <w:r>
+        <w:rPr>
+          <w:rFonts w:hint="eastAsia"/>
+        </w:rPr>
+        <w:t>or</w:t>
+      </w:r>
+      <w:r>
+        <w:t xml:space="preserve"> </w:t>
+      </w:r>
+      <w:proofErr w:type="gramStart"/>
+      <w:r>
+        <w:rPr>
+          <w:rFonts w:hint="eastAsia"/>
+        </w:rPr>
+        <w:t>party</w:t>
+      </w:r>
+      <w:r>
+        <w:t xml:space="preserve"> )</w:t>
+      </w:r>
+      <w:proofErr w:type="gramEnd"/>
+      <w:r>
+        <w:t xml:space="preserve"> </w:t>
+      </w:r>
+      <w:r>
+        <w:rPr>
+          <w:rFonts w:hint="eastAsia"/>
+        </w:rPr>
+        <w:t>or</w:t>
+      </w:r>
+      <w:r>
+        <w:t xml:space="preserve"> ((</w:t>
+      </w:r>
+      <w:r>
+        <w:rPr>
+          <w:rFonts w:hint="eastAsia"/>
+        </w:rPr>
+        <w:t>drinks</w:t>
+      </w:r>
+      <w:r>
+        <w:t xml:space="preserve">’) </w:t>
+      </w:r>
+      <w:r>
+        <w:rPr>
+          <w:rFonts w:hint="eastAsia"/>
+        </w:rPr>
+        <w:t>or</w:t>
+      </w:r>
+      <w:r>
+        <w:t xml:space="preserve"> </w:t>
+      </w:r>
+      <w:r>
+        <w:rPr>
+          <w:rFonts w:hint="eastAsia"/>
+        </w:rPr>
+        <w:t>party</w:t>
+      </w:r>
+      <w:r>
+        <w:t>)]</w:t>
+      </w:r>
+    </w:p>
+    <w:p>
+      <w:r>
+        <w:t>(</w:t>
+      </w:r>
+      <w:r>
+        <w:t>F</w:t>
+      </w:r>
+      <w:r>
+        <w:rPr>
+          <w:rFonts w:hint="eastAsia"/>
+        </w:rPr>
+        <w:t>ood</w:t>
+      </w:r>
+      <w:r>
+        <w:t xml:space="preserve">’ </w:t>
+      </w:r>
+      <w:r>
+        <w:rPr>
+          <w:rFonts w:hint="eastAsia"/>
+        </w:rPr>
+        <w:t>or</w:t>
+      </w:r>
+      <w:r>
+        <w:t xml:space="preserve"> </w:t>
+      </w:r>
+      <w:r>
+        <w:rPr>
+          <w:rFonts w:hint="eastAsia"/>
+        </w:rPr>
+        <w:t>drinks</w:t>
+      </w:r>
+      <w:r>
+        <w:t xml:space="preserve">’ </w:t>
+      </w:r>
+      <w:r>
+        <w:rPr>
+          <w:rFonts w:hint="eastAsia"/>
+        </w:rPr>
+        <w:t>or</w:t>
+      </w:r>
+      <w:r>
+        <w:t xml:space="preserve"> </w:t>
+      </w:r>
+      <w:r>
+        <w:rPr>
+          <w:rFonts w:hint="eastAsia"/>
+        </w:rPr>
+        <w:t>party</w:t>
+      </w:r>
+      <w:r>
+        <w:t>)</w:t>
+      </w:r>
+    </w:p>
+    <w:p/>
+    <w:p>
+      <w:r>
+        <w:t xml:space="preserve">Right </w:t>
+      </w:r>
+      <w:r>
+        <w:rPr>
+          <w:rFonts w:hint="eastAsia"/>
         </w:rPr>
         <w:t>side</w:t>
       </w:r>
       <w:r>
-        <w:rPr>
-          <w:rFonts w:ascii="Arial" w:hAnsi="Arial" w:cs="Arial"/>
-          <w:color w:val="4D4D4D"/>
-          <w:shd w:val="clear" w:color="auto" w:fill="FFFFFF"/>
-        </w:rPr>
-        <w:t xml:space="preserve">: </w:t>
-      </w:r>
-    </w:p>
-    <w:p>
-      <w:pPr>
-        <w:rPr>
-          <w:rFonts w:hint="eastAsia"/>
-        </w:rPr>
-      </w:pPr>
-      <w:r>
-        <w:t>[(</w:t>
-      </w:r>
+        <w:t>:</w:t>
+      </w:r>
+    </w:p>
+    <w:p>
+      <w:r>
+        <w:rPr>
+          <w:rFonts w:hint="eastAsia"/>
+        </w:rPr>
+        <w:t>[</w:t>
+      </w:r>
+      <w:r>
+        <w:t>(</w:t>
+      </w:r>
+      <w:r>
+        <w:rPr>
+          <w:rFonts w:hint="eastAsia"/>
+        </w:rPr>
+        <w:t>food</w:t>
+      </w:r>
+      <w:r>
+        <w:t xml:space="preserve"> </w:t>
+      </w:r>
+      <w:r>
+        <w:rPr>
+          <w:rFonts w:hint="eastAsia"/>
+        </w:rPr>
+        <w:t>and</w:t>
+      </w:r>
+      <w:r>
+        <w:t xml:space="preserve"> </w:t>
+      </w:r>
+      <w:r>
+        <w:rPr>
+          <w:rFonts w:hint="eastAsia"/>
+        </w:rPr>
+        <w:t>drinks</w:t>
+      </w:r>
+      <w:r>
+        <w:t xml:space="preserve">)’ </w:t>
+      </w:r>
+      <w:r>
+        <w:rPr>
+          <w:rFonts w:hint="eastAsia"/>
+        </w:rPr>
+        <w:t>or</w:t>
+      </w:r>
+      <w:r>
+        <w:t xml:space="preserve"> </w:t>
+      </w:r>
+      <w:r>
+        <w:rPr>
+          <w:rFonts w:hint="eastAsia"/>
+        </w:rPr>
+        <w:t>party</w:t>
+      </w:r>
+      <w:r>
+        <w:t>]</w:t>
+      </w:r>
+    </w:p>
+    <w:p>
+      <w:r>
+        <w:rPr>
+          <w:rFonts w:hint="eastAsia"/>
+        </w:rPr>
+        <w:t>[</w:t>
+      </w:r>
+      <w:r>
+        <w:t>(</w:t>
+      </w:r>
+      <w:r>
+        <w:rPr>
+          <w:rFonts w:hint="eastAsia"/>
+        </w:rPr>
+        <w:t>food</w:t>
+      </w:r>
+      <w:r>
+        <w:t xml:space="preserve">’ </w:t>
+      </w:r>
+      <w:r>
+        <w:rPr>
+          <w:rFonts w:hint="eastAsia"/>
+        </w:rPr>
+        <w:t>or</w:t>
+      </w:r>
+      <w:r>
+        <w:t xml:space="preserve"> </w:t>
+      </w:r>
+      <w:r>
+        <w:rPr>
+          <w:rFonts w:hint="eastAsia"/>
+        </w:rPr>
+        <w:t>drinks</w:t>
+      </w:r>
+      <w:r>
+        <w:t xml:space="preserve">’) </w:t>
+      </w:r>
+      <w:r>
+        <w:rPr>
+          <w:rFonts w:hint="eastAsia"/>
+        </w:rPr>
+        <w:t>or</w:t>
+      </w:r>
+      <w:r>
+        <w:t xml:space="preserve"> </w:t>
+      </w:r>
+      <w:r>
+        <w:rPr>
+          <w:rFonts w:hint="eastAsia"/>
+        </w:rPr>
+        <w:t>party</w:t>
+      </w:r>
+      <w:r>
+        <w:t>]</w:t>
+      </w:r>
+    </w:p>
+    <w:p>
       <w:r>
         <w:t>(F</w:t>
       </w:r>
@@ -4657,7 +4341,7 @@
         <w:t>ood</w:t>
       </w:r>
       <w:r>
-        <w:t xml:space="preserve">’) </w:t>
+        <w:t xml:space="preserve">’ </w:t>
       </w:r>
       <w:r>
         <w:rPr>
@@ -4668,419 +4352,399 @@
       <w:r>
         <w:t xml:space="preserve"> </w:t>
       </w:r>
+      <w:r>
+        <w:rPr>
+          <w:rFonts w:hint="eastAsia"/>
+        </w:rPr>
+        <w:t>drinks</w:t>
+      </w:r>
+      <w:r>
+        <w:t xml:space="preserve">’ </w:t>
+      </w:r>
+      <w:r>
+        <w:rPr>
+          <w:rFonts w:hint="eastAsia"/>
+        </w:rPr>
+        <w:t>or</w:t>
+      </w:r>
+      <w:r>
+        <w:t xml:space="preserve"> </w:t>
+      </w:r>
+      <w:r>
+        <w:rPr>
+          <w:rFonts w:hint="eastAsia"/>
+        </w:rPr>
+        <w:t>party</w:t>
+      </w:r>
+      <w:r>
+        <w:t>)</w:t>
+      </w:r>
+    </w:p>
+    <w:p/>
+    <w:p>
+      <w:r>
+        <w:t>The left side is identical with the right side</w:t>
+      </w:r>
+      <w:r>
+        <w:t xml:space="preserve"> in CNF</w:t>
+      </w:r>
+      <w:r>
+        <w:t xml:space="preserve">, so </w:t>
+      </w:r>
+      <w:r>
+        <w:t>this sentence is valid.</w:t>
+      </w:r>
+    </w:p>
+    <w:p>
+      <w:r>
+        <w:rPr>
+          <w:rFonts w:hint="eastAsia"/>
+        </w:rPr>
+        <w:t>c</w:t>
+      </w:r>
+      <w:r>
+        <w:t>.</w:t>
+      </w:r>
+    </w:p>
+    <w:p>
+      <w:r>
+        <w:rPr>
+          <w:rFonts w:hint="eastAsia"/>
+        </w:rPr>
+        <w:t>r</w:t>
+      </w:r>
+      <w:r>
+        <w:t xml:space="preserve">esolution </w:t>
+      </w:r>
+      <w:r>
+        <w:rPr>
+          <w:rFonts w:hint="eastAsia"/>
+        </w:rPr>
+        <w:t>归结算法</w:t>
+      </w:r>
+    </w:p>
+    <w:p>
+      <w:r>
+        <w:rPr>
+          <w:rFonts w:hint="eastAsia"/>
+        </w:rPr>
+        <w:t>为了证明一个句子是valid的，证明它的否命题没有一个model为真</w:t>
+      </w:r>
+      <w:proofErr w:type="spellStart"/>
+      <w:r>
+        <w:rPr>
+          <w:rFonts w:hint="eastAsia"/>
+        </w:rPr>
+        <w:t>unsatisfiable</w:t>
+      </w:r>
+      <w:proofErr w:type="spellEnd"/>
+      <w:r>
+        <w:rPr>
+          <w:rFonts w:hint="eastAsia"/>
+        </w:rPr>
+        <w:t>。将其取反，转换为CNF，使用resolution归结证明是矛盾的。 我们可以使用以上CNF结果.</w:t>
+      </w:r>
+    </w:p>
+    <w:p>
+      <w:r>
+        <w:rPr>
+          <w:rFonts w:hint="eastAsia"/>
+        </w:rPr>
+        <w:t>证明下面是</w:t>
+      </w:r>
+      <w:proofErr w:type="spellStart"/>
+      <w:r>
+        <w:rPr>
+          <w:rFonts w:hint="eastAsia"/>
+        </w:rPr>
+        <w:t>unsatisfiable</w:t>
+      </w:r>
+      <w:proofErr w:type="spellEnd"/>
+    </w:p>
+    <w:p>
+      <w:r>
+        <w:t>(F</w:t>
+      </w:r>
+      <w:r>
+        <w:rPr>
+          <w:rFonts w:hint="eastAsia"/>
+        </w:rPr>
+        <w:t>ood</w:t>
+      </w:r>
+      <w:r>
+        <w:t xml:space="preserve">’ </w:t>
+      </w:r>
+      <w:r>
+        <w:rPr>
+          <w:rFonts w:hint="eastAsia"/>
+        </w:rPr>
+        <w:t>or</w:t>
+      </w:r>
+      <w:r>
+        <w:t xml:space="preserve"> </w:t>
+      </w:r>
+      <w:r>
+        <w:rPr>
+          <w:rFonts w:hint="eastAsia"/>
+        </w:rPr>
+        <w:t>drinks</w:t>
+      </w:r>
+      <w:r>
+        <w:t xml:space="preserve">’ </w:t>
+      </w:r>
+      <w:r>
+        <w:rPr>
+          <w:rFonts w:hint="eastAsia"/>
+        </w:rPr>
+        <w:t>or</w:t>
+      </w:r>
+      <w:r>
+        <w:t xml:space="preserve"> </w:t>
+      </w:r>
+      <w:r>
+        <w:rPr>
+          <w:rFonts w:hint="eastAsia"/>
+        </w:rPr>
+        <w:t>party</w:t>
+      </w:r>
+      <w:r>
+        <w:t xml:space="preserve">) </w:t>
+      </w:r>
+      <w:r>
+        <w:rPr>
+          <w:rFonts w:hint="eastAsia"/>
+        </w:rPr>
+        <w:t>a</w:t>
+      </w:r>
+      <w:r>
+        <w:t>nd (F</w:t>
+      </w:r>
+      <w:r>
+        <w:rPr>
+          <w:rFonts w:hint="eastAsia"/>
+        </w:rPr>
+        <w:t>ood</w:t>
+      </w:r>
+      <w:r>
+        <w:t xml:space="preserve">’ </w:t>
+      </w:r>
+      <w:r>
+        <w:rPr>
+          <w:rFonts w:hint="eastAsia"/>
+        </w:rPr>
+        <w:t>or</w:t>
+      </w:r>
+      <w:r>
+        <w:t xml:space="preserve"> </w:t>
+      </w:r>
+      <w:r>
+        <w:rPr>
+          <w:rFonts w:hint="eastAsia"/>
+        </w:rPr>
+        <w:t>drinks</w:t>
+      </w:r>
+      <w:r>
+        <w:t xml:space="preserve">’ </w:t>
+      </w:r>
+      <w:r>
+        <w:rPr>
+          <w:rFonts w:hint="eastAsia"/>
+        </w:rPr>
+        <w:t>or</w:t>
+      </w:r>
+      <w:r>
+        <w:t xml:space="preserve"> </w:t>
+      </w:r>
+      <w:r>
+        <w:rPr>
+          <w:rFonts w:hint="eastAsia"/>
+        </w:rPr>
+        <w:t>party</w:t>
+      </w:r>
+      <w:r>
+        <w:t>)’</w:t>
+      </w:r>
+    </w:p>
+    <w:p>
+      <w:r>
+        <w:t>(F</w:t>
+      </w:r>
+      <w:r>
+        <w:rPr>
+          <w:rFonts w:hint="eastAsia"/>
+        </w:rPr>
+        <w:t>ood</w:t>
+      </w:r>
+      <w:r>
+        <w:t xml:space="preserve">’ </w:t>
+      </w:r>
+      <w:r>
+        <w:rPr>
+          <w:rFonts w:hint="eastAsia"/>
+        </w:rPr>
+        <w:t>or</w:t>
+      </w:r>
+      <w:r>
+        <w:t xml:space="preserve"> </w:t>
+      </w:r>
+      <w:r>
+        <w:rPr>
+          <w:rFonts w:hint="eastAsia"/>
+        </w:rPr>
+        <w:t>drinks</w:t>
+      </w:r>
+      <w:r>
+        <w:t xml:space="preserve">’ </w:t>
+      </w:r>
+      <w:r>
+        <w:rPr>
+          <w:rFonts w:hint="eastAsia"/>
+        </w:rPr>
+        <w:t>or</w:t>
+      </w:r>
+      <w:r>
+        <w:t xml:space="preserve"> </w:t>
+      </w:r>
+      <w:r>
+        <w:rPr>
+          <w:rFonts w:hint="eastAsia"/>
+        </w:rPr>
+        <w:t>party</w:t>
+      </w:r>
+      <w:r>
+        <w:t xml:space="preserve">) </w:t>
+      </w:r>
+      <w:r>
+        <w:rPr>
+          <w:rFonts w:hint="eastAsia"/>
+        </w:rPr>
+        <w:t>a</w:t>
+      </w:r>
+      <w:r>
+        <w:t>nd (F</w:t>
+      </w:r>
+      <w:r>
+        <w:rPr>
+          <w:rFonts w:hint="eastAsia"/>
+        </w:rPr>
+        <w:t>ood</w:t>
+      </w:r>
+      <w:r>
+        <w:t xml:space="preserve"> </w:t>
+      </w:r>
+      <w:r>
+        <w:rPr>
+          <w:rFonts w:hint="eastAsia"/>
+        </w:rPr>
+        <w:t>and</w:t>
+      </w:r>
+      <w:r>
+        <w:t xml:space="preserve"> </w:t>
+      </w:r>
+      <w:r>
+        <w:rPr>
+          <w:rFonts w:hint="eastAsia"/>
+        </w:rPr>
+        <w:t>drinks</w:t>
+      </w:r>
+      <w:r>
+        <w:t xml:space="preserve"> </w:t>
+      </w:r>
+      <w:r>
+        <w:rPr>
+          <w:rFonts w:hint="eastAsia"/>
+        </w:rPr>
+        <w:t>and</w:t>
+      </w:r>
+      <w:r>
+        <w:t xml:space="preserve"> </w:t>
+      </w:r>
+      <w:r>
+        <w:rPr>
+          <w:rFonts w:hint="eastAsia"/>
+        </w:rPr>
+        <w:t>party</w:t>
+      </w:r>
+      <w:r>
+        <w:t>’)</w:t>
+      </w:r>
+    </w:p>
+    <w:p>
+      <w:r>
+        <w:t>(F</w:t>
+      </w:r>
+      <w:r>
+        <w:rPr>
+          <w:rFonts w:hint="eastAsia"/>
+        </w:rPr>
+        <w:t>ood</w:t>
+      </w:r>
       <w:proofErr w:type="gramStart"/>
       <w:r>
+        <w:t>’</w:t>
+      </w:r>
+      <w:proofErr w:type="gramEnd"/>
+      <w:r>
+        <w:t xml:space="preserve"> </w:t>
+      </w:r>
+      <w:r>
+        <w:rPr>
+          <w:rFonts w:hint="eastAsia"/>
+        </w:rPr>
+        <w:t>or</w:t>
+      </w:r>
+      <w:r>
+        <w:t xml:space="preserve"> </w:t>
+      </w:r>
+      <w:r>
+        <w:rPr>
+          <w:rFonts w:hint="eastAsia"/>
+        </w:rPr>
+        <w:t>drinks</w:t>
+      </w:r>
+      <w:proofErr w:type="gramStart"/>
+      <w:r>
+        <w:t>’</w:t>
+      </w:r>
+      <w:proofErr w:type="gramEnd"/>
+      <w:r>
+        <w:t xml:space="preserve"> </w:t>
+      </w:r>
+      <w:r>
+        <w:rPr>
+          <w:rFonts w:hint="eastAsia"/>
+        </w:rPr>
+        <w:t>or</w:t>
+      </w:r>
+      <w:r>
+        <w:t xml:space="preserve"> </w:t>
+      </w:r>
+      <w:r>
         <w:rPr>
           <w:rFonts w:hint="eastAsia"/>
         </w:rPr>
         <w:t>party</w:t>
       </w:r>
       <w:r>
-        <w:t xml:space="preserve"> )</w:t>
-      </w:r>
-      <w:proofErr w:type="gramEnd"/>
-      <w:r>
-        <w:t xml:space="preserve"> </w:t>
-      </w:r>
-      <w:r>
-        <w:rPr>
-          <w:rFonts w:hint="eastAsia"/>
-        </w:rPr>
-        <w:t>or</w:t>
-      </w:r>
-      <w:r>
-        <w:t xml:space="preserve"> ((</w:t>
-      </w:r>
-      <w:r>
-        <w:rPr>
-          <w:rFonts w:hint="eastAsia"/>
-        </w:rPr>
-        <w:t>drinks</w:t>
-      </w:r>
-      <w:r>
-        <w:t xml:space="preserve">’) </w:t>
-      </w:r>
-      <w:r>
-        <w:rPr>
-          <w:rFonts w:hint="eastAsia"/>
-        </w:rPr>
-        <w:t>or</w:t>
-      </w:r>
-      <w:r>
-        <w:t xml:space="preserve"> </w:t>
-      </w:r>
-      <w:r>
-        <w:rPr>
-          <w:rFonts w:hint="eastAsia"/>
-        </w:rPr>
-        <w:t>party</w:t>
-      </w:r>
-      <w:r>
-        <w:t>)]</w:t>
-      </w:r>
-    </w:p>
-    <w:p>
-      <w:r>
-        <w:t>[((F</w:t>
-      </w:r>
-      <w:r>
-        <w:rPr>
-          <w:rFonts w:hint="eastAsia"/>
-        </w:rPr>
-        <w:t>ood</w:t>
-      </w:r>
-      <w:r>
-        <w:t xml:space="preserve">’) </w:t>
-      </w:r>
-      <w:r>
-        <w:rPr>
-          <w:rFonts w:hint="eastAsia"/>
-        </w:rPr>
-        <w:t>or</w:t>
-      </w:r>
-      <w:r>
-        <w:t xml:space="preserve"> </w:t>
-      </w:r>
-      <w:proofErr w:type="gramStart"/>
-      <w:r>
-        <w:rPr>
-          <w:rFonts w:hint="eastAsia"/>
-        </w:rPr>
-        <w:t>party</w:t>
-      </w:r>
-      <w:r>
-        <w:t xml:space="preserve"> )</w:t>
-      </w:r>
-      <w:proofErr w:type="gramEnd"/>
-      <w:r>
-        <w:t xml:space="preserve"> </w:t>
-      </w:r>
-      <w:r>
-        <w:rPr>
-          <w:rFonts w:hint="eastAsia"/>
-        </w:rPr>
-        <w:t>or</w:t>
-      </w:r>
-      <w:r>
-        <w:t xml:space="preserve"> ((</w:t>
-      </w:r>
-      <w:r>
-        <w:rPr>
-          <w:rFonts w:hint="eastAsia"/>
-        </w:rPr>
-        <w:t>drinks</w:t>
-      </w:r>
-      <w:r>
-        <w:t xml:space="preserve">’) </w:t>
-      </w:r>
-      <w:r>
-        <w:rPr>
-          <w:rFonts w:hint="eastAsia"/>
-        </w:rPr>
-        <w:t>or</w:t>
-      </w:r>
-      <w:r>
-        <w:t xml:space="preserve"> </w:t>
-      </w:r>
-      <w:r>
-        <w:rPr>
-          <w:rFonts w:hint="eastAsia"/>
-        </w:rPr>
-        <w:t>party</w:t>
-      </w:r>
-      <w:r>
-        <w:t>)]</w:t>
-      </w:r>
-    </w:p>
-    <w:p>
-      <w:r>
-        <w:t>(</w:t>
-      </w:r>
-      <w:r>
-        <w:t>F</w:t>
-      </w:r>
-      <w:r>
-        <w:rPr>
-          <w:rFonts w:hint="eastAsia"/>
-        </w:rPr>
-        <w:t>ood</w:t>
-      </w:r>
-      <w:r>
-        <w:t xml:space="preserve">’ </w:t>
-      </w:r>
-      <w:r>
-        <w:rPr>
-          <w:rFonts w:hint="eastAsia"/>
-        </w:rPr>
-        <w:t>or</w:t>
-      </w:r>
-      <w:r>
-        <w:t xml:space="preserve"> </w:t>
-      </w:r>
-      <w:r>
-        <w:rPr>
-          <w:rFonts w:hint="eastAsia"/>
-        </w:rPr>
-        <w:t>drinks</w:t>
-      </w:r>
-      <w:r>
-        <w:t xml:space="preserve">’ </w:t>
-      </w:r>
-      <w:r>
-        <w:rPr>
-          <w:rFonts w:hint="eastAsia"/>
-        </w:rPr>
-        <w:t>or</w:t>
-      </w:r>
-      <w:r>
-        <w:t xml:space="preserve"> </w:t>
-      </w:r>
-      <w:r>
-        <w:rPr>
-          <w:rFonts w:hint="eastAsia"/>
-        </w:rPr>
-        <w:t>party</w:t>
-      </w:r>
-      <w:r>
         <w:t>)</w:t>
       </w:r>
-    </w:p>
-    <w:p/>
-    <w:p>
-      <w:r>
-        <w:t xml:space="preserve">Right </w:t>
-      </w:r>
-      <w:r>
-        <w:rPr>
-          <w:rFonts w:hint="eastAsia"/>
-        </w:rPr>
-        <w:t>side</w:t>
-      </w:r>
-      <w:r>
-        <w:t>:</w:t>
-      </w:r>
-    </w:p>
-    <w:p>
-      <w:r>
-        <w:rPr>
-          <w:rFonts w:hint="eastAsia"/>
-        </w:rPr>
-        <w:t>[</w:t>
-      </w:r>
-      <w:r>
-        <w:t>(</w:t>
-      </w:r>
-      <w:r>
-        <w:rPr>
-          <w:rFonts w:hint="eastAsia"/>
-        </w:rPr>
-        <w:t>food</w:t>
-      </w:r>
-      <w:r>
-        <w:t xml:space="preserve"> </w:t>
-      </w:r>
-      <w:r>
-        <w:rPr>
-          <w:rFonts w:hint="eastAsia"/>
-        </w:rPr>
-        <w:t>and</w:t>
-      </w:r>
-      <w:r>
-        <w:t xml:space="preserve"> </w:t>
-      </w:r>
-      <w:r>
-        <w:rPr>
-          <w:rFonts w:hint="eastAsia"/>
-        </w:rPr>
-        <w:t>drinks</w:t>
-      </w:r>
-      <w:r>
-        <w:t xml:space="preserve">)’ </w:t>
-      </w:r>
-      <w:r>
-        <w:rPr>
-          <w:rFonts w:hint="eastAsia"/>
-        </w:rPr>
-        <w:t>or</w:t>
-      </w:r>
-      <w:r>
-        <w:t xml:space="preserve"> </w:t>
-      </w:r>
-      <w:r>
-        <w:rPr>
-          <w:rFonts w:hint="eastAsia"/>
-        </w:rPr>
-        <w:t>party</w:t>
-      </w:r>
-      <w:r>
-        <w:t>]</w:t>
-      </w:r>
-    </w:p>
-    <w:p>
-      <w:r>
-        <w:rPr>
-          <w:rFonts w:hint="eastAsia"/>
-        </w:rPr>
-        <w:t>[</w:t>
-      </w:r>
-      <w:r>
-        <w:t>(</w:t>
-      </w:r>
-      <w:r>
-        <w:rPr>
-          <w:rFonts w:hint="eastAsia"/>
-        </w:rPr>
-        <w:t>food</w:t>
-      </w:r>
-      <w:r>
-        <w:t xml:space="preserve">’ </w:t>
-      </w:r>
-      <w:r>
-        <w:rPr>
-          <w:rFonts w:hint="eastAsia"/>
-        </w:rPr>
-        <w:t>or</w:t>
-      </w:r>
-      <w:r>
-        <w:t xml:space="preserve"> </w:t>
-      </w:r>
-      <w:r>
-        <w:rPr>
-          <w:rFonts w:hint="eastAsia"/>
-        </w:rPr>
-        <w:t>drinks</w:t>
-      </w:r>
-      <w:r>
-        <w:t xml:space="preserve">’) </w:t>
-      </w:r>
-      <w:r>
-        <w:rPr>
-          <w:rFonts w:hint="eastAsia"/>
-        </w:rPr>
-        <w:t>or</w:t>
-      </w:r>
-      <w:r>
-        <w:t xml:space="preserve"> </w:t>
-      </w:r>
-      <w:r>
-        <w:rPr>
-          <w:rFonts w:hint="eastAsia"/>
-        </w:rPr>
-        <w:t>party</w:t>
-      </w:r>
-      <w:r>
-        <w:t>]</w:t>
-      </w:r>
-    </w:p>
-    <w:p>
-      <w:r>
-        <w:t>(F</w:t>
-      </w:r>
-      <w:r>
-        <w:rPr>
-          <w:rFonts w:hint="eastAsia"/>
-        </w:rPr>
-        <w:t>ood</w:t>
-      </w:r>
-      <w:r>
-        <w:t xml:space="preserve">’ </w:t>
-      </w:r>
-      <w:r>
-        <w:rPr>
-          <w:rFonts w:hint="eastAsia"/>
-        </w:rPr>
-        <w:t>or</w:t>
-      </w:r>
-      <w:r>
-        <w:t xml:space="preserve"> </w:t>
-      </w:r>
-      <w:r>
-        <w:rPr>
-          <w:rFonts w:hint="eastAsia"/>
-        </w:rPr>
-        <w:t>drinks</w:t>
-      </w:r>
-      <w:r>
-        <w:t xml:space="preserve">’ </w:t>
-      </w:r>
-      <w:r>
-        <w:rPr>
-          <w:rFonts w:hint="eastAsia"/>
-        </w:rPr>
-        <w:t>or</w:t>
-      </w:r>
-      <w:r>
-        <w:t xml:space="preserve"> </w:t>
-      </w:r>
-      <w:r>
-        <w:rPr>
-          <w:rFonts w:hint="eastAsia"/>
-        </w:rPr>
-        <w:t>party</w:t>
-      </w:r>
-      <w:r>
-        <w:t>)</w:t>
-      </w:r>
-    </w:p>
-    <w:p/>
-    <w:p>
-      <w:pPr>
-        <w:rPr>
-          <w:rFonts w:hint="eastAsia"/>
-        </w:rPr>
-      </w:pPr>
-      <w:r>
-        <w:t>The left side is identical with the right side</w:t>
-      </w:r>
-      <w:r>
-        <w:t xml:space="preserve"> in CNF</w:t>
-      </w:r>
-      <w:r>
-        <w:t xml:space="preserve">, so </w:t>
-      </w:r>
-      <w:r>
-        <w:t>this sentence is valid.</w:t>
-      </w:r>
-    </w:p>
-    <w:p>
-      <w:pPr>
-        <w:rPr>
-          <w:rFonts w:hint="eastAsia"/>
-        </w:rPr>
-      </w:pPr>
-      <w:r>
-        <w:rPr>
-          <w:rFonts w:hint="eastAsia"/>
-        </w:rPr>
-        <w:t>c</w:t>
-      </w:r>
-      <w:r>
-        <w:t>.</w:t>
-      </w:r>
-    </w:p>
-    <w:p>
-      <w:r>
-        <w:rPr>
-          <w:rFonts w:hint="eastAsia"/>
-        </w:rPr>
-        <w:t>r</w:t>
-      </w:r>
-      <w:r>
-        <w:t xml:space="preserve">esolution </w:t>
-      </w:r>
-      <w:r>
-        <w:rPr>
-          <w:rFonts w:hint="eastAsia"/>
-        </w:rPr>
-        <w:t>归结算法</w:t>
-      </w:r>
-    </w:p>
-    <w:p>
-      <w:r>
-        <w:rPr>
-          <w:rFonts w:hint="eastAsia"/>
-        </w:rPr>
-        <w:t>为了证明一个句子是valid的，证明它的否命题没有一个model为真</w:t>
+      <w:r>
+        <w:rPr>
+          <w:rFonts w:hint="eastAsia"/>
+        </w:rPr>
+        <w:t>子句中的每个子句都与后面</w:t>
+      </w:r>
+      <w:r>
+        <w:rPr>
+          <w:rFonts w:hint="eastAsia"/>
+        </w:rPr>
+        <w:t>相反地解析，留下一个空子句。</w:t>
+      </w:r>
+      <w:r>
+        <w:rPr>
+          <w:rFonts w:hint="eastAsia"/>
+        </w:rPr>
+        <w:t>所以这个语句是</w:t>
       </w:r>
       <w:proofErr w:type="spellStart"/>
       <w:r>
@@ -5091,337 +4755,6 @@
       </w:r>
       <w:proofErr w:type="spellEnd"/>
       <w:r>
-        <w:rPr>
-          <w:rFonts w:hint="eastAsia"/>
-        </w:rPr>
-        <w:t>。将其取反，转换为CNF，使用resolution归结证明是矛盾的。 我们可以使用以上CNF结果.</w:t>
-      </w:r>
-    </w:p>
-    <w:p>
-      <w:pPr>
-        <w:rPr>
-          <w:rFonts w:hint="eastAsia"/>
-        </w:rPr>
-      </w:pPr>
-      <w:r>
-        <w:rPr>
-          <w:rFonts w:hint="eastAsia"/>
-        </w:rPr>
-        <w:t>证明下面是</w:t>
-      </w:r>
-      <w:proofErr w:type="spellStart"/>
-      <w:r>
-        <w:rPr>
-          <w:rFonts w:hint="eastAsia"/>
-        </w:rPr>
-        <w:t>unsatisfiable</w:t>
-      </w:r>
-      <w:proofErr w:type="spellEnd"/>
-    </w:p>
-    <w:p>
-      <w:r>
-        <w:t>(F</w:t>
-      </w:r>
-      <w:r>
-        <w:rPr>
-          <w:rFonts w:hint="eastAsia"/>
-        </w:rPr>
-        <w:t>ood</w:t>
-      </w:r>
-      <w:r>
-        <w:t xml:space="preserve">’ </w:t>
-      </w:r>
-      <w:r>
-        <w:rPr>
-          <w:rFonts w:hint="eastAsia"/>
-        </w:rPr>
-        <w:t>or</w:t>
-      </w:r>
-      <w:r>
-        <w:t xml:space="preserve"> </w:t>
-      </w:r>
-      <w:r>
-        <w:rPr>
-          <w:rFonts w:hint="eastAsia"/>
-        </w:rPr>
-        <w:t>drinks</w:t>
-      </w:r>
-      <w:r>
-        <w:t xml:space="preserve">’ </w:t>
-      </w:r>
-      <w:r>
-        <w:rPr>
-          <w:rFonts w:hint="eastAsia"/>
-        </w:rPr>
-        <w:t>or</w:t>
-      </w:r>
-      <w:r>
-        <w:t xml:space="preserve"> </w:t>
-      </w:r>
-      <w:r>
-        <w:rPr>
-          <w:rFonts w:hint="eastAsia"/>
-        </w:rPr>
-        <w:t>party</w:t>
-      </w:r>
-      <w:r>
-        <w:t xml:space="preserve">) </w:t>
-      </w:r>
-      <w:r>
-        <w:rPr>
-          <w:rFonts w:hint="eastAsia"/>
-        </w:rPr>
-        <w:t>a</w:t>
-      </w:r>
-      <w:r>
-        <w:t>nd (F</w:t>
-      </w:r>
-      <w:r>
-        <w:rPr>
-          <w:rFonts w:hint="eastAsia"/>
-        </w:rPr>
-        <w:t>ood</w:t>
-      </w:r>
-      <w:r>
-        <w:t xml:space="preserve">’ </w:t>
-      </w:r>
-      <w:r>
-        <w:rPr>
-          <w:rFonts w:hint="eastAsia"/>
-        </w:rPr>
-        <w:t>or</w:t>
-      </w:r>
-      <w:r>
-        <w:t xml:space="preserve"> </w:t>
-      </w:r>
-      <w:r>
-        <w:rPr>
-          <w:rFonts w:hint="eastAsia"/>
-        </w:rPr>
-        <w:t>drinks</w:t>
-      </w:r>
-      <w:r>
-        <w:t xml:space="preserve">’ </w:t>
-      </w:r>
-      <w:r>
-        <w:rPr>
-          <w:rFonts w:hint="eastAsia"/>
-        </w:rPr>
-        <w:t>or</w:t>
-      </w:r>
-      <w:r>
-        <w:t xml:space="preserve"> </w:t>
-      </w:r>
-      <w:r>
-        <w:rPr>
-          <w:rFonts w:hint="eastAsia"/>
-        </w:rPr>
-        <w:t>party</w:t>
-      </w:r>
-      <w:r>
-        <w:t>)’</w:t>
-      </w:r>
-    </w:p>
-    <w:p>
-      <w:pPr>
-        <w:rPr>
-          <w:rFonts w:hint="eastAsia"/>
-        </w:rPr>
-      </w:pPr>
-      <w:r>
-        <w:t>(F</w:t>
-      </w:r>
-      <w:r>
-        <w:rPr>
-          <w:rFonts w:hint="eastAsia"/>
-        </w:rPr>
-        <w:t>ood</w:t>
-      </w:r>
-      <w:r>
-        <w:t xml:space="preserve">’ </w:t>
-      </w:r>
-      <w:r>
-        <w:rPr>
-          <w:rFonts w:hint="eastAsia"/>
-        </w:rPr>
-        <w:t>or</w:t>
-      </w:r>
-      <w:r>
-        <w:t xml:space="preserve"> </w:t>
-      </w:r>
-      <w:r>
-        <w:rPr>
-          <w:rFonts w:hint="eastAsia"/>
-        </w:rPr>
-        <w:t>drinks</w:t>
-      </w:r>
-      <w:r>
-        <w:t xml:space="preserve">’ </w:t>
-      </w:r>
-      <w:r>
-        <w:rPr>
-          <w:rFonts w:hint="eastAsia"/>
-        </w:rPr>
-        <w:t>or</w:t>
-      </w:r>
-      <w:r>
-        <w:t xml:space="preserve"> </w:t>
-      </w:r>
-      <w:r>
-        <w:rPr>
-          <w:rFonts w:hint="eastAsia"/>
-        </w:rPr>
-        <w:t>party</w:t>
-      </w:r>
-      <w:r>
-        <w:t xml:space="preserve">) </w:t>
-      </w:r>
-      <w:r>
-        <w:rPr>
-          <w:rFonts w:hint="eastAsia"/>
-        </w:rPr>
-        <w:t>a</w:t>
-      </w:r>
-      <w:r>
-        <w:t>nd (F</w:t>
-      </w:r>
-      <w:r>
-        <w:rPr>
-          <w:rFonts w:hint="eastAsia"/>
-        </w:rPr>
-        <w:t>ood</w:t>
-      </w:r>
-      <w:r>
-        <w:t xml:space="preserve"> </w:t>
-      </w:r>
-      <w:r>
-        <w:rPr>
-          <w:rFonts w:hint="eastAsia"/>
-        </w:rPr>
-        <w:t>and</w:t>
-      </w:r>
-      <w:r>
-        <w:t xml:space="preserve"> </w:t>
-      </w:r>
-      <w:r>
-        <w:rPr>
-          <w:rFonts w:hint="eastAsia"/>
-        </w:rPr>
-        <w:t>drinks</w:t>
-      </w:r>
-      <w:r>
-        <w:t xml:space="preserve"> </w:t>
-      </w:r>
-      <w:r>
-        <w:rPr>
-          <w:rFonts w:hint="eastAsia"/>
-        </w:rPr>
-        <w:t>and</w:t>
-      </w:r>
-      <w:r>
-        <w:t xml:space="preserve"> </w:t>
-      </w:r>
-      <w:r>
-        <w:rPr>
-          <w:rFonts w:hint="eastAsia"/>
-        </w:rPr>
-        <w:t>party</w:t>
-      </w:r>
-      <w:r>
-        <w:t>’)</w:t>
-      </w:r>
-    </w:p>
-    <w:p>
-      <w:pPr>
-        <w:rPr>
-          <w:rFonts w:hint="eastAsia"/>
-        </w:rPr>
-      </w:pPr>
-      <w:r>
-        <w:t>(F</w:t>
-      </w:r>
-      <w:r>
-        <w:rPr>
-          <w:rFonts w:hint="eastAsia"/>
-        </w:rPr>
-        <w:t>ood</w:t>
-      </w:r>
-      <w:proofErr w:type="gramStart"/>
-      <w:r>
-        <w:t>’</w:t>
-      </w:r>
-      <w:proofErr w:type="gramEnd"/>
-      <w:r>
-        <w:t xml:space="preserve"> </w:t>
-      </w:r>
-      <w:r>
-        <w:rPr>
-          <w:rFonts w:hint="eastAsia"/>
-        </w:rPr>
-        <w:t>or</w:t>
-      </w:r>
-      <w:r>
-        <w:t xml:space="preserve"> </w:t>
-      </w:r>
-      <w:r>
-        <w:rPr>
-          <w:rFonts w:hint="eastAsia"/>
-        </w:rPr>
-        <w:t>drinks</w:t>
-      </w:r>
-      <w:proofErr w:type="gramStart"/>
-      <w:r>
-        <w:t>’</w:t>
-      </w:r>
-      <w:proofErr w:type="gramEnd"/>
-      <w:r>
-        <w:t xml:space="preserve"> </w:t>
-      </w:r>
-      <w:r>
-        <w:rPr>
-          <w:rFonts w:hint="eastAsia"/>
-        </w:rPr>
-        <w:t>or</w:t>
-      </w:r>
-      <w:r>
-        <w:t xml:space="preserve"> </w:t>
-      </w:r>
-      <w:r>
-        <w:rPr>
-          <w:rFonts w:hint="eastAsia"/>
-        </w:rPr>
-        <w:t>party</w:t>
-      </w:r>
-      <w:r>
-        <w:t>)</w:t>
-      </w:r>
-      <w:r>
-        <w:rPr>
-          <w:rFonts w:hint="eastAsia"/>
-        </w:rPr>
-        <w:t>子句中的每个子句都与后面</w:t>
-      </w:r>
-      <w:r>
-        <w:rPr>
-          <w:rFonts w:hint="eastAsia"/>
-        </w:rPr>
-        <w:t>相反地解析，留下一个空子句。</w:t>
-      </w:r>
-      <w:r>
-        <w:rPr>
-          <w:rFonts w:hint="eastAsia"/>
-        </w:rPr>
-        <w:t>所以这个语句是</w:t>
-      </w:r>
-      <w:proofErr w:type="spellStart"/>
-      <w:r>
-        <w:rPr>
-          <w:rFonts w:hint="eastAsia"/>
-        </w:rPr>
-        <w:t>unsatisfiable</w:t>
-      </w:r>
-      <w:proofErr w:type="spellEnd"/>
-      <w:r>
         <w:t xml:space="preserve"> </w:t>
       </w:r>
       <w:r>
@@ -5436,8 +4769,6 @@
         </w:rPr>
         <w:t>.所以KB蕴含alpha</w:t>
       </w:r>
-      <w:bookmarkStart w:id="0" w:name="_GoBack"/>
-      <w:bookmarkEnd w:id="0"/>
     </w:p>
     <w:sectPr>
       <w:pgSz w:w="11906" w:h="16838"/>
@@ -5892,6 +5223,7 @@
   <w:style w:type="character" w:default="1" w:styleId="a0">
     <w:name w:val="Default Paragraph Font"/>
     <w:uiPriority w:val="1"/>
+    <w:semiHidden/>
     <w:unhideWhenUsed/>
   </w:style>
   <w:style w:type="table" w:default="1" w:styleId="a1">
